--- a/твт_статья/article_full.docx
+++ b/твт_статья/article_full.docx
@@ -19,6 +19,9 @@
         <w:t xml:space="preserve">УДК </w:t>
       </w:r>
       <w:r>
+        <w:rPr>
+          <w:lang w:val="ru-RU"/>
+        </w:rPr>
         <w:t>532.546</w:t>
       </w:r>
     </w:p>
@@ -29,7 +32,6 @@
         <w:rPr>
           <w:b/>
           <w:bCs/>
-          <w:lang w:val="ru-RU"/>
         </w:rPr>
       </w:pPr>
       <w:bookmarkStart w:id="0" w:name="Xbbe1d34a14cb5eaa1ca9ead9553731736c514b0"/>
@@ -39,7 +41,31 @@
           <w:bCs/>
           <w:lang w:val="ru-RU"/>
         </w:rPr>
-        <w:t>ВЛИЯНИЕ ТЕПЛОПОТЕРЬ ЧЕРЕЗ КРОВЛЮ И ПОДОШВУ ПЛАСТА И СОДЕРЖАНИЯ РАСТВОРЕННОГО ПАРАФИНА НА ПОКАЗАТЕЛИ РАЗРАБОТКИ ПРИ ЗАВОДНЕНИИ ХОЛОДНОЙ ВОДОЙ</w:t>
+        <w:t xml:space="preserve">ВЛИЯНИЕ </w:t>
+      </w:r>
+      <w:r>
+        <w:rPr>
+          <w:b/>
+          <w:bCs/>
+          <w:lang w:val="ru-RU"/>
+        </w:rPr>
+        <w:t xml:space="preserve">РАСТВОРЕННОГО ПАРАФИНА </w:t>
+      </w:r>
+      <w:r>
+        <w:rPr>
+          <w:b/>
+          <w:bCs/>
+          <w:lang w:val="ru-RU"/>
+        </w:rPr>
+        <w:t xml:space="preserve">И </w:t>
+      </w:r>
+      <w:r>
+        <w:rPr>
+          <w:b/>
+          <w:bCs/>
+          <w:lang w:val="ru-RU"/>
+        </w:rPr>
+        <w:t>ТЕПЛОПОТЕРЬ ЧЕРЕЗ КРОВЛЮ И ПОДОШВУ ПЛАСТА НА ПОКАЗАТЕЛИ РАЗРАБОТКИ ПРИ ЗАВОДНЕНИИ ХОЛОДНОЙ ВОДОЙ</w:t>
       </w:r>
     </w:p>
     <w:p>
@@ -58,23 +84,7 @@
           <w:bCs/>
           <w:lang w:val="ru-RU"/>
         </w:rPr>
-        <w:t>А.И. Никифоров</w:t>
-      </w:r>
-      <w:r>
-        <w:rPr>
-          <w:b/>
-          <w:bCs/>
-          <w:lang w:val="ru-RU"/>
-        </w:rPr>
-        <w:t xml:space="preserve">, </w:t>
-      </w:r>
-      <w:r>
-        <w:rPr>
-          <w:b/>
-          <w:bCs/>
-          <w:lang w:val="ru-RU"/>
-        </w:rPr>
-        <w:t>И.С. Лазарев</w:t>
+        <w:t>А.И. Никифоров, И.С. Лазарев</w:t>
       </w:r>
     </w:p>
     <w:p>
@@ -234,19 +244,7 @@
         <w:rPr>
           <w:lang w:val="ru-RU"/>
         </w:rPr>
-        <w:t>Численно исследовано влияние теплообмена через кровлю и подошву пласта и содержания растворенного парафина на показатели разработки нефтяной залежи при заводнении холодной водой. Использована модель двухф</w:t>
-      </w:r>
-      <w:r>
-        <w:rPr>
-          <w:lang w:val="ru-RU"/>
-        </w:rPr>
-        <w:t>азной неизотермической многокомпонентной фильтрации, в которой нефтяная фаза представлена бинарной смесью нефти и парафина, равновесие между растворенным и кристаллическим парафином описано теорией идеального раствора, а кольматация порового пространства —</w:t>
-      </w:r>
-      <w:r>
-        <w:rPr>
-          <w:lang w:val="ru-RU"/>
-        </w:rPr>
-        <w:t xml:space="preserve"> эволюцией функции распределения пор по размерам. Вязкость нефтяной фазы учитывает как температурную зависимость жидкой основы, так и вклад взвешенных кристаллов по соотношению Кригера—</w:t>
+        <w:t>Численно исследовано влияние теплообмена через кровлю и подошву пласта и содержания растворенного парафина на показатели разработки нефтяной залежи при заводнении холодной водой. Использована модель двухфазной неизотермической многокомпонентной фильтрации, в которой нефтяная фаза представлена бинарной смесью нефти и парафина, равновесие между растворенным и кристаллическим парафином описано теорией идеального раствора, а кольматация порового пространства — эволюцией функции распределения пор по размерам. Вязкость нефтяной фазы учитывает как температурную зависимость жидкой основы, так и вклад взвешенных кристаллов по соотношению Кригера—</w:t>
       </w:r>
       <w:proofErr w:type="spellStart"/>
       <w:r>
@@ -274,13 +272,7 @@
         <w:rPr>
           <w:lang w:val="ru-RU"/>
         </w:rPr>
-        <w:t xml:space="preserve"> </w:t>
-      </w:r>
-      <w:r>
-        <w:rPr>
-          <w:lang w:val="ru-RU"/>
-        </w:rPr>
-        <w:t xml:space="preserve">методом </w:t>
+        <w:t xml:space="preserve"> методом </w:t>
       </w:r>
       <w:proofErr w:type="spellStart"/>
       <w:r>
@@ -331,13 +323,7 @@
         <w:rPr>
           <w:lang w:val="ru-RU"/>
         </w:rPr>
-        <w:t xml:space="preserve">. Установлено, что при закачке воды с температурой ниже пластовой вмещающие породы </w:t>
-      </w:r>
-      <w:r>
-        <w:rPr>
-          <w:lang w:val="ru-RU"/>
-        </w:rPr>
-        <w:t>служат для пласта источником теплоты, поэтому пренебрежение теплообменом занижает среднюю температуру пласта на 18.6°</w:t>
+        <w:t>. Установлено, что при закачке воды с температурой ниже пластовой вмещающие породы служат для пласта источником теплоты, поэтому пренебрежение теплообменом занижает среднюю температуру пласта на 18.6°</w:t>
       </w:r>
       <w:r>
         <w:t>C</w:t>
@@ -346,19 +332,7 @@
         <w:rPr>
           <w:lang w:val="ru-RU"/>
         </w:rPr>
-        <w:t>, коэффициент извлечения нефти — на 4.1% и завышает длительность разработки на 11.1%. По полному факторному плану разделены вклады теплооб</w:t>
-      </w:r>
-      <w:r>
-        <w:rPr>
-          <w:lang w:val="ru-RU"/>
-        </w:rPr>
-        <w:t>мена и парафина: по коэффициенту извлечения они практически аддитивны, причем содержание парафина влияет втрое сильнее, а по длительности разработки эффект теплообмена меняет знак в зависимости от наличия парафина. Расхождение между двумя моделями теплообм</w:t>
-      </w:r>
-      <w:r>
-        <w:rPr>
-          <w:lang w:val="ru-RU"/>
-        </w:rPr>
-        <w:t>ена не превышает 0.5%, что на порядок меньше исследуемого эффекта.</w:t>
+        <w:t>, коэффициент извлечения нефти — на 4.1% и завышает длительность разработки на 11.1%. По полному факторному плану разделены вклады теплообмена и парафина: по коэффициенту извлечения они практически аддитивны, причем содержание парафина влияет втрое сильнее, а по длительности разработки эффект теплообмена меняет знак в зависимости от наличия парафина. Расхождение между двумя моделями теплообмена не превышает 0.5%, что на порядок меньше исследуемого эффекта.</w:t>
       </w:r>
     </w:p>
     <w:p>
@@ -424,13 +398,7 @@
         <w:rPr>
           <w:lang w:val="ru-RU"/>
         </w:rPr>
-        <w:t xml:space="preserve"> остается основным способом подде</w:t>
-      </w:r>
-      <w:r>
-        <w:rPr>
-          <w:lang w:val="ru-RU"/>
-        </w:rPr>
-        <w:t xml:space="preserve">ржания пластового давления при разработке нефтяных месторождений. Температура закачиваемой воды, как правило, ниже пластовой, поэтому вытеснение сопровождается формированием температурного поля, существенно неоднородного по площади залежи. Для </w:t>
+        <w:t xml:space="preserve"> остается основным способом поддержания пластового давления при разработке нефтяных месторождений. Температура закачиваемой воды, как правило, ниже пластовой, поэтому вытеснение сопровождается формированием температурного поля, существенно неоднородного по площади залежи. Для </w:t>
       </w:r>
       <w:proofErr w:type="spellStart"/>
       <w:r>
@@ -444,19 +412,7 @@
         <w:rPr>
           <w:lang w:val="ru-RU"/>
         </w:rPr>
-        <w:t>, соде</w:t>
-      </w:r>
-      <w:r>
-        <w:rPr>
-          <w:lang w:val="ru-RU"/>
-        </w:rPr>
-        <w:t>ржащих растворенный парафин, охлаждение имеет прямые технологические последствия: при снижении температуры ниже точки насыщения парафин кристаллизуется, твердые частицы осаждаются на поверхности пор и блокируют поровые каналы, что ухудшает фильтрационно-ем</w:t>
-      </w:r>
-      <w:r>
-        <w:rPr>
-          <w:lang w:val="ru-RU"/>
-        </w:rPr>
-        <w:t>костные свойства коллектора [1–3].</w:t>
+        <w:t>, содержащих растворенный парафин, охлаждение имеет прямые технологические последствия: при снижении температуры ниже точки насыщения парафин кристаллизуется, твердые частицы осаждаются на поверхности пор и блокируют поровые каналы, что ухудшает фильтрационно-емкостные свойства коллектора [1–3].</w:t>
       </w:r>
     </w:p>
     <w:p>
@@ -472,13 +428,7 @@
         <w:rPr>
           <w:lang w:val="ru-RU"/>
         </w:rPr>
-        <w:t>С термодинамической точки зрения продуктивный пласт представляет собой открытую систему, обменивающуюся энергией с окружением по трем каналам. Первый — конвективный перенос тепла фильтрационным потоком, определяющий скоро</w:t>
-      </w:r>
-      <w:r>
-        <w:rPr>
-          <w:lang w:val="ru-RU"/>
-        </w:rPr>
-        <w:t xml:space="preserve">сть продвижения температурного фронта. Второй — </w:t>
+        <w:t xml:space="preserve">С термодинамической точки зрения продуктивный пласт представляет собой открытую систему, обменивающуюся энергией с окружением по трем каналам. Первый — конвективный перенос тепла фильтрационным потоком, определяющий скорость продвижения температурного фронта. Второй — </w:t>
       </w:r>
       <w:proofErr w:type="spellStart"/>
       <w:r>
@@ -492,13 +442,7 @@
         <w:rPr>
           <w:lang w:val="ru-RU"/>
         </w:rPr>
-        <w:t xml:space="preserve"> отвод тепла во вмещающие породы кровли и подошвы, представляющие собой практически неограниченные тепловые резервуары. Третий — выделение и поглощение скрытой теплоты фазового перехода при криста</w:t>
-      </w:r>
-      <w:r>
-        <w:rPr>
-          <w:lang w:val="ru-RU"/>
-        </w:rPr>
-        <w:t xml:space="preserve">ллизации и растворении парафина. Соотношение этих механизмов определяет </w:t>
+        <w:t xml:space="preserve"> отвод тепла во вмещающие породы кровли и подошвы, представляющие собой практически неограниченные тепловые резервуары. Третий — выделение и поглощение скрытой теплоты фазового перехода при кристаллизации и растворении парафина. Соотношение этих механизмов определяет </w:t>
       </w:r>
       <w:r>
         <w:rPr>
@@ -521,25 +465,7 @@
         <w:rPr>
           <w:lang w:val="ru-RU"/>
         </w:rPr>
-        <w:t>Второй из перечисленных каналов в моделя</w:t>
-      </w:r>
-      <w:r>
-        <w:rPr>
-          <w:lang w:val="ru-RU"/>
-        </w:rPr>
-        <w:t>х фильтрации нередко опускается: кровля и подошва считаются теплоизолированными, а уравнение энергии решается только в пределах продуктивного интервала. Между тем для маломощных пластов отношение площади теплообмена с вмещающими породами к объему залежи ве</w:t>
-      </w:r>
-      <w:r>
-        <w:rPr>
-          <w:lang w:val="ru-RU"/>
-        </w:rPr>
-        <w:t xml:space="preserve">лико, и теплообмен с ними сопоставим по величине с конвективным переносом [4]. Существенно, что при закачке холодной воды знак этого теплообмена противоположен привычному для тепловых методов увеличения нефтеотдачи: вмещающие породы, сохраняющие начальную </w:t>
-      </w:r>
-      <w:r>
-        <w:rPr>
-          <w:lang w:val="ru-RU"/>
-        </w:rPr>
-        <w:t>пластовую температуру, служат для остывающего пласта не стоком, а источником тепла. Пренебрежение ими поэтому занижает расчетную температуру пласта и смещает прогноз показателей разработки.</w:t>
+        <w:t>Второй из перечисленных каналов в моделях фильтрации нередко опускается: кровля и подошва считаются теплоизолированными, а уравнение энергии решается только в пределах продуктивного интервала. Между тем для маломощных пластов отношение площади теплообмена с вмещающими породами к объему залежи велико, и теплообмен с ними сопоставим по величине с конвективным переносом [4]. Существенно, что при закачке холодной воды знак этого теплообмена противоположен привычному для тепловых методов увеличения нефтеотдачи: вмещающие породы, сохраняющие начальную пластовую температуру, служат для остывающего пласта не стоком, а источником тепла. Пренебрежение ими поэтому занижает расчетную температуру пласта и смещает прогноз показателей разработки.</w:t>
       </w:r>
     </w:p>
     <w:p>
@@ -555,13 +481,7 @@
         <w:rPr>
           <w:lang w:val="ru-RU"/>
         </w:rPr>
-        <w:t>Классическое решение задачи о переносе тепла в пласте с учетом пот</w:t>
-      </w:r>
-      <w:r>
-        <w:rPr>
-          <w:lang w:val="ru-RU"/>
-        </w:rPr>
-        <w:t xml:space="preserve">ерь во вмещающие породы получено </w:t>
+        <w:t xml:space="preserve">Классическое решение задачи о переносе тепла в пласте с учетом потерь во вмещающие породы получено </w:t>
       </w:r>
       <w:proofErr w:type="spellStart"/>
       <w:r>
@@ -650,21 +570,7 @@
         <w:rPr>
           <w:lang w:val="ru-RU"/>
         </w:rPr>
-        <w:t>. Тот же подход использован при расчете температу</w:t>
-      </w:r>
-      <w:proofErr w:type="spellStart"/>
-      <w:r>
-        <w:rPr>
-          <w:lang w:val="ru-RU"/>
-        </w:rPr>
-        <w:t>рного</w:t>
-      </w:r>
-      <w:proofErr w:type="spellEnd"/>
-      <w:r>
-        <w:rPr>
-          <w:lang w:val="ru-RU"/>
-        </w:rPr>
-        <w:t xml:space="preserve"> поля пласта для плоского фильтрационного течения [6]. Точный учет теплопотерь требует свертки всей истории температуры на границе пласта, что при численном решении означает рост объема вычислений и памяти пропорционально времени. Винсом и </w:t>
+        <w:t xml:space="preserve">. Тот же подход использован при расчете температурного поля пласта для плоского фильтрационного течения [6]. Точный учет теплопотерь требует свертки всей истории температуры на границе пласта, что при численном решении означает рост объема вычислений и памяти пропорционально времени. Винсом и </w:t>
       </w:r>
       <w:proofErr w:type="spellStart"/>
       <w:r>
@@ -694,25 +600,7 @@
         <w:rPr>
           <w:lang w:val="ru-RU"/>
         </w:rPr>
-        <w:t>Моделированию вып</w:t>
-      </w:r>
-      <w:r>
-        <w:rPr>
-          <w:lang w:val="ru-RU"/>
-        </w:rPr>
-        <w:t>адения парафина при заводнении посвящен ряд работ [9–14]. Для описания равновесия между растворенным и кристаллическим парафином применяются как теория реальных растворов, так и более простая модель идеального раствора бинарной смеси [12, 13]. Интенсивност</w:t>
-      </w:r>
-      <w:r>
-        <w:rPr>
-          <w:lang w:val="ru-RU"/>
-        </w:rPr>
-        <w:t>ь отложения частиц обычно представляется комбинацией трех независимых факторов: осаждения частиц на стенках пор, выноса отложений потоком и блокирования поровых каналов [9–11, 14]. Изменение проницаемости при этом связывается с пористостью степенной зависи</w:t>
-      </w:r>
-      <w:r>
-        <w:rPr>
-          <w:lang w:val="ru-RU"/>
-        </w:rPr>
-        <w:t>мостью типа Козени—Кармана [15] либо рассчитывается непосредственно по функции распределения пор по размерам [16, 17].</w:t>
+        <w:t>Моделированию выпадения парафина при заводнении посвящен ряд работ [9–14]. Для описания равновесия между растворенным и кристаллическим парафином применяются как теория реальных растворов, так и более простая модель идеального раствора бинарной смеси [12, 13]. Интенсивность отложения частиц обычно представляется комбинацией трех независимых факторов: осаждения частиц на стенках пор, выноса отложений потоком и блокирования поровых каналов [9–11, 14]. Изменение проницаемости при этом связывается с пористостью степенной зависимостью типа Козени—Кармана [15] либо рассчитывается непосредственно по функции распределения пор по размерам [16, 17].</w:t>
       </w:r>
     </w:p>
     <w:p>
@@ -728,13 +616,7 @@
         <w:rPr>
           <w:lang w:val="ru-RU"/>
         </w:rPr>
-        <w:t>Цель настоящей работы — количественно оценить погрешность прогноза показателей разработки, вносимую пренебрежением теплопотерями через кр</w:t>
-      </w:r>
-      <w:r>
-        <w:rPr>
-          <w:lang w:val="ru-RU"/>
-        </w:rPr>
-        <w:t>овлю и подошву пласта и содержанием растворенного парафина в нефти, а также разделить вклады этих двух факторов.</w:t>
+        <w:t>Цель настоящей работы — количественно оценить погрешность прогноза показателей разработки, вносимую пренебрежением теплопотерями через кровлю и подошву пласта и содержанием растворенного парафина в нефти, а также разделить вклады этих двух факторов.</w:t>
       </w:r>
     </w:p>
     <w:p>
@@ -767,13 +649,7 @@
         <w:rPr>
           <w:lang w:val="ru-RU"/>
         </w:rPr>
-        <w:t>Рассматривается двухфазная неизотермическая многокомпонентная фильтрация. Жидкость в пласте представлена двумя фазами и т</w:t>
-      </w:r>
-      <w:r>
-        <w:rPr>
-          <w:lang w:val="ru-RU"/>
-        </w:rPr>
-        <w:t xml:space="preserve">ремя </w:t>
+        <w:t xml:space="preserve">Рассматривается двухфазная неизотермическая многокомпонентная фильтрация. Жидкость в пласте представлена двумя фазами и тремя </w:t>
       </w:r>
       <w:proofErr w:type="spellStart"/>
       <w:r>
@@ -827,13 +703,7 @@
         <w:rPr>
           <w:lang w:val="ru-RU"/>
         </w:rPr>
-        <w:t>Уравнения баланса массы зап</w:t>
-      </w:r>
-      <w:r>
-        <w:rPr>
-          <w:lang w:val="ru-RU"/>
-        </w:rPr>
-        <w:t xml:space="preserve">исываются для каждого псевдокомпонента. </w:t>
+        <w:t xml:space="preserve">Уравнения баланса массы записываются для каждого псевдокомпонента. </w:t>
       </w:r>
       <w:proofErr w:type="spellStart"/>
       <w:r>
@@ -1646,13 +1516,7 @@
         <w:rPr>
           <w:lang w:val="ru-RU"/>
         </w:rPr>
-        <w:t xml:space="preserve"> </w:t>
-      </w:r>
-      <w:r>
-        <w:rPr>
-          <w:lang w:val="ru-RU"/>
-        </w:rPr>
-        <w:t xml:space="preserve">— скорости фильтрации водной и нефтяной фаз; </w:t>
+        <w:t xml:space="preserve"> — скорости фильтрации водной и нефтяной фаз; </w:t>
       </w:r>
       <m:oMath>
         <m:sSub>
@@ -1885,37 +1749,7 @@
         <w:rPr>
           <w:lang w:val="ru-RU"/>
         </w:rPr>
-        <w:t>Парафин может находиться в растворенно</w:t>
-      </w:r>
-      <w:r>
-        <w:rPr>
-          <w:lang w:val="ru-RU"/>
-        </w:rPr>
-        <w:t>м</w:t>
-      </w:r>
-      <w:r>
-        <w:rPr>
-          <w:lang w:val="ru-RU"/>
-        </w:rPr>
-        <w:t xml:space="preserve">, </w:t>
-      </w:r>
-      <w:r>
-        <w:rPr>
-          <w:lang w:val="ru-RU"/>
-        </w:rPr>
-        <w:t xml:space="preserve">взвешенном </w:t>
-      </w:r>
-      <w:r>
-        <w:rPr>
-          <w:lang w:val="ru-RU"/>
-        </w:rPr>
-        <w:t>в виде ч</w:t>
-      </w:r>
-      <w:r>
-        <w:rPr>
-          <w:lang w:val="ru-RU"/>
-        </w:rPr>
-        <w:t xml:space="preserve">астиц и в отложенном на поверхности пор </w:t>
+        <w:t xml:space="preserve">Парафин может находиться в растворенном, взвешенном в виде частиц и в отложенном на поверхности пор </w:t>
       </w:r>
       <w:r>
         <w:rPr>
@@ -2677,13 +2511,7 @@
         <w:rPr>
           <w:lang w:val="ru-RU"/>
         </w:rPr>
-        <w:t xml:space="preserve"> — массовая доля взвешенного парафина в нефтяной фаз</w:t>
-      </w:r>
-      <w:r>
-        <w:rPr>
-          <w:lang w:val="ru-RU"/>
-        </w:rPr>
-        <w:t xml:space="preserve">е; </w:t>
+        <w:t xml:space="preserve"> — массовая доля взвешенного парафина в нефтяной фазе; </w:t>
       </w:r>
       <m:oMath>
         <m:sSub>
@@ -2950,13 +2778,7 @@
             <w:rPr>
               <w:rFonts w:ascii="Cambria Math" w:hAnsi="Cambria Math"/>
             </w:rPr>
-            <m:t>  </m:t>
-          </m:r>
-          <m:r>
-            <w:rPr>
-              <w:rFonts w:ascii="Cambria Math" w:hAnsi="Cambria Math"/>
-            </w:rPr>
-            <m:t>i</m:t>
+            <m:t>  i</m:t>
           </m:r>
           <m:r>
             <m:rPr>
@@ -2986,13 +2808,7 @@
             <w:rPr>
               <w:rFonts w:ascii="Cambria Math" w:hAnsi="Cambria Math"/>
             </w:rPr>
-            <m:t> </m:t>
-          </m:r>
-          <m:r>
-            <w:rPr>
-              <w:rFonts w:ascii="Cambria Math" w:hAnsi="Cambria Math"/>
-            </w:rPr>
-            <m:t>w</m:t>
+            <m:t> w</m:t>
           </m:r>
           <m:r>
             <m:rPr>
@@ -4987,13 +4803,7 @@
         <w:rPr>
           <w:lang w:val="ru-RU"/>
         </w:rPr>
-        <w:t xml:space="preserve"> </w:t>
-      </w:r>
-      <w:r>
-        <w:rPr>
-          <w:lang w:val="ru-RU"/>
-        </w:rPr>
-        <w:t xml:space="preserve">— удельные теплоемкости воды, нефти, кристаллического парафина и породы; </w:t>
+        <w:t xml:space="preserve"> — удельные теплоемкости воды, нефти, кристаллического парафина и породы; </w:t>
       </w:r>
       <m:oMath>
         <m:sSub>
@@ -5223,13 +5033,7 @@
         <w:rPr>
           <w:lang w:val="ru-RU"/>
         </w:rPr>
-        <w:t>Равновесие м</w:t>
-      </w:r>
-      <w:r>
-        <w:rPr>
-          <w:lang w:val="ru-RU"/>
-        </w:rPr>
-        <w:t>ежду растворенным и кристаллическим парафином описывается уравнением теории идеального раствора для бинарной смеси [9]:</w:t>
+        <w:t>Равновесие между растворенным и кристаллическим парафином описывается уравнением теории идеального раствора для бинарной смеси [9]:</w:t>
       </w:r>
     </w:p>
     <w:p>
@@ -5558,21 +5362,7 @@
         <w:rPr>
           <w:lang w:val="ru-RU"/>
         </w:rPr>
-        <w:t xml:space="preserve"> — универсальная газов</w:t>
-      </w:r>
-      <w:proofErr w:type="spellStart"/>
-      <w:r>
-        <w:rPr>
-          <w:lang w:val="ru-RU"/>
-        </w:rPr>
-        <w:t>ая</w:t>
-      </w:r>
-      <w:proofErr w:type="spellEnd"/>
-      <w:r>
-        <w:rPr>
-          <w:lang w:val="ru-RU"/>
-        </w:rPr>
-        <w:t xml:space="preserve"> постоянная.</w:t>
+        <w:t xml:space="preserve"> — универсальная газовая постоянная.</w:t>
       </w:r>
     </w:p>
     <w:p>
@@ -5632,13 +5422,7 @@
         <w:rPr>
           <w:lang w:val="ru-RU"/>
         </w:rPr>
-        <w:t xml:space="preserve"> отвод тепла во вмещающие породы. Прямо</w:t>
-      </w:r>
-      <w:r>
-        <w:rPr>
-          <w:lang w:val="ru-RU"/>
-        </w:rPr>
-        <w:t xml:space="preserve">е моделирование вмещающих толщ требует расширения расчетной области в вертикальном направлении и существенно увеличивает объем вычислений, поэтому теплообмен учитывается </w:t>
+        <w:t xml:space="preserve"> отвод тепла во вмещающие породы. Прямое моделирование вмещающих толщ требует расширения расчетной области в вертикальном направлении и существенно увеличивает объем вычислений, поэтому теплообмен учитывается </w:t>
       </w:r>
       <w:proofErr w:type="spellStart"/>
       <w:r>
@@ -5700,13 +5484,7 @@
         <w:rPr>
           <w:lang w:val="ru-RU"/>
         </w:rPr>
-        <w:t>Вмещающие породы представл</w:t>
-      </w:r>
-      <w:r>
-        <w:rPr>
-          <w:lang w:val="ru-RU"/>
-        </w:rPr>
-        <w:t xml:space="preserve">яются </w:t>
+        <w:t xml:space="preserve">Вмещающие породы представляются </w:t>
       </w:r>
       <w:proofErr w:type="spellStart"/>
       <w:r>
@@ -5966,13 +5744,7 @@
         <w:rPr>
           <w:lang w:val="ru-RU"/>
         </w:rPr>
-        <w:t>. Теплоперенос в них считается одномерным и направленным по норм</w:t>
-      </w:r>
-      <w:r>
-        <w:rPr>
-          <w:lang w:val="ru-RU"/>
-        </w:rPr>
-        <w:t>али к границам пласта, что оправдано при малом отношении толщины пласта к характерному размеру области.</w:t>
+        <w:t>. Теплоперенос в них считается одномерным и направленным по нормали к границам пласта, что оправдано при малом отношении толщины пласта к характерному размеру области.</w:t>
       </w:r>
     </w:p>
     <w:p>
@@ -6012,13 +5784,7 @@
         <w:rPr>
           <w:lang w:val="ru-RU"/>
         </w:rPr>
-        <w:t xml:space="preserve"> массива на ступенчатое воздействие дает плотность те</w:t>
-      </w:r>
-      <w:r>
-        <w:rPr>
-          <w:lang w:val="ru-RU"/>
-        </w:rPr>
-        <w:t xml:space="preserve">плового потока с единицы площади </w:t>
+        <w:t xml:space="preserve"> массива на ступенчатое воздействие дает плотность теплового потока с единицы площади </w:t>
       </w:r>
       <m:oMath>
         <m:sSub>
@@ -6479,13 +6245,7 @@
         <w:rPr>
           <w:lang w:val="ru-RU"/>
         </w:rPr>
-        <w:t xml:space="preserve"> </w:t>
-      </w:r>
-      <w:r>
-        <w:rPr>
-          <w:lang w:val="ru-RU"/>
-        </w:rPr>
-        <w:t>— начальная температура; множитель 2 учитывает кровлю и подошву. Приближение не хранит информации о предыстории и завышает длительность прогрева пород под уже пройденными температурным фронтом ячейками.</w:t>
+        <w:t xml:space="preserve"> — начальная температура; множитель 2 учитывает кровлю и подошву. Приближение не хранит информации о предыстории и завышает длительность прогрева пород под уже пройденными температурным фронтом ячейками.</w:t>
       </w:r>
     </w:p>
     <w:p>
@@ -6500,13 +6260,7 @@
         <w:rPr>
           <w:lang w:val="ru-RU"/>
         </w:rPr>
-        <w:t>Точное выражение для потока представляет собой свертк</w:t>
-      </w:r>
-      <w:r>
-        <w:rPr>
-          <w:lang w:val="ru-RU"/>
-        </w:rPr>
-        <w:t xml:space="preserve">у истории температуры границы с ядром </w:t>
+        <w:t xml:space="preserve">Точное выражение для потока представляет собой свертку истории температуры границы с ядром </w:t>
       </w:r>
       <m:oMath>
         <m:sSup>
@@ -6837,13 +6591,7 @@
             <w:rPr>
               <w:rFonts w:ascii="Cambria Math" w:hAnsi="Cambria Math"/>
             </w:rPr>
-            <m:t>  </m:t>
-          </m:r>
-          <m:r>
-            <w:rPr>
-              <w:rFonts w:ascii="Cambria Math" w:hAnsi="Cambria Math"/>
-            </w:rPr>
-            <m:t>d</m:t>
+            <m:t>  d</m:t>
           </m:r>
           <m:r>
             <m:rPr>
@@ -7224,13 +6972,7 @@
                 <w:rPr>
                   <w:rFonts w:ascii="Cambria Math" w:hAnsi="Cambria Math"/>
                 </w:rPr>
-                <m:t>2</m:t>
-              </m:r>
-              <m:r>
-                <w:rPr>
-                  <w:rFonts w:ascii="Cambria Math" w:hAnsi="Cambria Math"/>
-                </w:rPr>
-                <m:t>p</m:t>
+                <m:t>2p</m:t>
               </m:r>
             </m:num>
             <m:den>
@@ -7255,13 +6997,7 @@
             <w:rPr>
               <w:rFonts w:ascii="Cambria Math" w:hAnsi="Cambria Math"/>
             </w:rPr>
-            <m:t>2</m:t>
-          </m:r>
-          <m:r>
-            <w:rPr>
-              <w:rFonts w:ascii="Cambria Math" w:hAnsi="Cambria Math"/>
-            </w:rPr>
-            <m:t>q</m:t>
+            <m:t>2q</m:t>
           </m:r>
           <m:r>
             <m:rPr>
@@ -7458,13 +7194,7 @@
             <w:rPr>
               <w:rFonts w:ascii="Cambria Math" w:hAnsi="Cambria Math"/>
             </w:rPr>
-            <m:t> </m:t>
-          </m:r>
-          <m:r>
-            <w:rPr>
-              <w:rFonts w:ascii="Cambria Math" w:hAnsi="Cambria Math"/>
-            </w:rPr>
-            <m:t>d</m:t>
+            <m:t> d</m:t>
           </m:r>
           <m:r>
             <m:rPr>
@@ -7479,13 +7209,7 @@
             <w:rPr>
               <w:rFonts w:ascii="Cambria Math" w:hAnsi="Cambria Math"/>
             </w:rPr>
-            <m:t>p</m:t>
-          </m:r>
-          <m:r>
-            <w:rPr>
-              <w:rFonts w:ascii="Cambria Math" w:hAnsi="Cambria Math"/>
-            </w:rPr>
-            <m:t> </m:t>
+            <m:t>p </m:t>
           </m:r>
           <m:sSup>
             <m:sSupPr>
@@ -7525,19 +7249,7 @@
             <w:rPr>
               <w:rFonts w:ascii="Cambria Math" w:hAnsi="Cambria Math"/>
             </w:rPr>
-            <m:t>2</m:t>
-          </m:r>
-          <m:r>
-            <w:rPr>
-              <w:rFonts w:ascii="Cambria Math" w:hAnsi="Cambria Math"/>
-            </w:rPr>
-            <m:t>q</m:t>
-          </m:r>
-          <m:r>
-            <w:rPr>
-              <w:rFonts w:ascii="Cambria Math" w:hAnsi="Cambria Math"/>
-            </w:rPr>
-            <m:t> </m:t>
+            <m:t>2q </m:t>
           </m:r>
           <m:sSup>
             <m:sSupPr>
@@ -7685,13 +7397,7 @@
         <w:rPr>
           <w:lang w:val="ru-RU"/>
         </w:rPr>
-        <w:t xml:space="preserve"> </w:t>
-      </w:r>
-      <w:r>
-        <w:rPr>
-          <w:lang w:val="ru-RU"/>
-        </w:rPr>
-        <w:t xml:space="preserve">— единственная переменная состояния метода, накапливаемая независимо в каждой ячейке. Исключение </w:t>
+        <w:t xml:space="preserve"> — единственная переменная состояния метода, накапливаемая независимо в каждой ячейке. Исключение </w:t>
       </w:r>
       <m:oMath>
         <m:r>
@@ -7949,13 +7655,7 @@
         <w:rPr>
           <w:lang w:val="ru-RU"/>
         </w:rPr>
-        <w:t>Случай теплоизолированных кровл</w:t>
-      </w:r>
-      <w:r>
-        <w:rPr>
-          <w:lang w:val="ru-RU"/>
-        </w:rPr>
-        <w:t xml:space="preserve">и и подошвы соответствует </w:t>
+        <w:t xml:space="preserve">Случай теплоизолированных кровли и подошвы соответствует </w:t>
       </w:r>
       <m:oMath>
         <m:sSub>
@@ -8028,6 +7728,7 @@
     <w:p>
       <w:pPr>
         <w:pStyle w:val="FirstParagraph"/>
+        <w:ind w:firstLine="720"/>
         <w:jc w:val="both"/>
         <w:rPr>
           <w:lang w:val="ru-RU"/>
@@ -8054,13 +7755,7 @@
         <w:rPr>
           <w:lang w:val="ru-RU"/>
         </w:rPr>
-        <w:t xml:space="preserve"> одинаков</w:t>
-      </w:r>
-      <w:r>
-        <w:rPr>
-          <w:lang w:val="ru-RU"/>
-        </w:rPr>
-        <w:t xml:space="preserve">о для всех капилляров и сохраняется в процессе кольматации; частицы парафина имеют шарообразную форму одинакового диаметра </w:t>
+        <w:t xml:space="preserve"> одинаково для всех капилляров и сохраняется в процессе кольматации; частицы парафина имеют шарообразную форму одинакового диаметра </w:t>
       </w:r>
       <m:oMath>
         <m:sSub>
@@ -8093,21 +7788,7 @@
         <w:rPr>
           <w:lang w:val="ru-RU"/>
         </w:rPr>
-        <w:t>; количество оседающих частиц пропорционально их долям в движущейся фазе; капилляр полностью блокируется, если размер частиц не м</w:t>
-      </w:r>
-      <w:proofErr w:type="spellStart"/>
-      <w:r>
-        <w:rPr>
-          <w:lang w:val="ru-RU"/>
-        </w:rPr>
-        <w:t>еньше</w:t>
-      </w:r>
-      <w:proofErr w:type="spellEnd"/>
-      <w:r>
-        <w:rPr>
-          <w:lang w:val="ru-RU"/>
-        </w:rPr>
-        <w:t xml:space="preserve"> диаметра горловины </w:t>
+        <w:t xml:space="preserve">; количество оседающих частиц пропорционально их долям в движущейся фазе; капилляр полностью блокируется, если размер частиц не меньше диаметра горловины </w:t>
       </w:r>
       <m:oMath>
         <m:r>
@@ -8145,13 +7826,7 @@
         <w:rPr>
           <w:lang w:val="ru-RU"/>
         </w:rPr>
-        <w:t>Скорость сужения порового канала, в</w:t>
-      </w:r>
-      <w:r>
-        <w:rPr>
-          <w:lang w:val="ru-RU"/>
-        </w:rPr>
-        <w:t>ызванного оседанием частиц, и скорость его блокирования принимаются в виде [13]</w:t>
+        <w:t>Скорость сужения порового канала, вызванного оседанием частиц, и скорость его блокирования принимаются в виде [13]</w:t>
       </w:r>
     </w:p>
     <w:p>
@@ -9067,13 +8742,7 @@
         <w:rPr>
           <w:lang w:val="ru-RU"/>
         </w:rPr>
-        <w:t xml:space="preserve"> </w:t>
-      </w:r>
-      <w:r>
-        <w:rPr>
-          <w:lang w:val="ru-RU"/>
-        </w:rPr>
-        <w:t xml:space="preserve">— средняя длина порового канала; </w:t>
+        <w:t xml:space="preserve"> — средняя длина порового канала; </w:t>
       </w:r>
       <m:oMath>
         <m:sSub>
@@ -9275,13 +8944,7 @@
         <w:rPr>
           <w:lang w:val="ru-RU"/>
         </w:rPr>
-        <w:t xml:space="preserve"> — дол</w:t>
-      </w:r>
-      <w:r>
-        <w:rPr>
-          <w:lang w:val="ru-RU"/>
-        </w:rPr>
-        <w:t xml:space="preserve">ей капилляров радиуса </w:t>
+        <w:t xml:space="preserve"> — долей капилляров радиуса </w:t>
       </w:r>
       <m:oMath>
         <m:r>
@@ -9706,13 +9369,7 @@
         <w:rPr>
           <w:lang w:val="ru-RU"/>
         </w:rPr>
-        <w:t>Структурные изменения порового пространства меняют динамическую пористость</w:t>
-      </w:r>
-      <w:r>
-        <w:rPr>
-          <w:lang w:val="ru-RU"/>
-        </w:rPr>
-        <w:t xml:space="preserve"> и абсолютную проницаемость. Текущие значения представляются в виде </w:t>
+        <w:t xml:space="preserve">Структурные изменения порового пространства меняют динамическую пористость и абсолютную проницаемость. Текущие значения представляются в виде </w:t>
       </w:r>
       <m:oMath>
         <m:r>
@@ -10070,13 +9727,7 @@
                 <w:rPr>
                   <w:rFonts w:ascii="Cambria Math" w:hAnsi="Cambria Math"/>
                 </w:rPr>
-                <m:t> </m:t>
-              </m:r>
-              <m:r>
-                <w:rPr>
-                  <w:rFonts w:ascii="Cambria Math" w:hAnsi="Cambria Math"/>
-                </w:rPr>
-                <m:t>dr</m:t>
+                <m:t> dr</m:t>
               </m:r>
             </m:num>
             <m:den>
@@ -10192,13 +9843,7 @@
                 <w:rPr>
                   <w:rFonts w:ascii="Cambria Math" w:hAnsi="Cambria Math"/>
                 </w:rPr>
-                <m:t> </m:t>
-              </m:r>
-              <m:r>
-                <w:rPr>
-                  <w:rFonts w:ascii="Cambria Math" w:hAnsi="Cambria Math"/>
-                </w:rPr>
-                <m:t>dr</m:t>
+                <m:t> dr</m:t>
               </m:r>
             </m:den>
           </m:f>
@@ -10344,13 +9989,7 @@
                 <w:rPr>
                   <w:rFonts w:ascii="Cambria Math" w:hAnsi="Cambria Math"/>
                 </w:rPr>
-                <m:t> </m:t>
-              </m:r>
-              <m:r>
-                <w:rPr>
-                  <w:rFonts w:ascii="Cambria Math" w:hAnsi="Cambria Math"/>
-                </w:rPr>
-                <m:t>dr</m:t>
+                <m:t> dr</m:t>
               </m:r>
             </m:num>
             <m:den>
@@ -10466,13 +10105,7 @@
                 <w:rPr>
                   <w:rFonts w:ascii="Cambria Math" w:hAnsi="Cambria Math"/>
                 </w:rPr>
-                <m:t> </m:t>
-              </m:r>
-              <m:r>
-                <w:rPr>
-                  <w:rFonts w:ascii="Cambria Math" w:hAnsi="Cambria Math"/>
-                </w:rPr>
-                <m:t>dr</m:t>
+                <m:t> dr</m:t>
               </m:r>
             </m:den>
           </m:f>
@@ -10595,13 +10228,7 @@
             <w:rPr>
               <w:rFonts w:ascii="Cambria Math" w:hAnsi="Cambria Math"/>
             </w:rPr>
-            <m:t>2</m:t>
-          </m:r>
-          <m:r>
-            <w:rPr>
-              <w:rFonts w:ascii="Cambria Math" w:hAnsi="Cambria Math"/>
-            </w:rPr>
-            <m:t>m</m:t>
+            <m:t>2m</m:t>
           </m:r>
           <m:f>
             <m:fPr>
@@ -10726,13 +10353,7 @@
                 <w:rPr>
                   <w:rFonts w:ascii="Cambria Math" w:hAnsi="Cambria Math"/>
                 </w:rPr>
-                <m:t> </m:t>
-              </m:r>
-              <m:r>
-                <w:rPr>
-                  <w:rFonts w:ascii="Cambria Math" w:hAnsi="Cambria Math"/>
-                </w:rPr>
-                <m:t>dr</m:t>
+                <m:t> dr</m:t>
               </m:r>
             </m:num>
             <m:den>
@@ -10820,13 +10441,7 @@
                 <w:rPr>
                   <w:rFonts w:ascii="Cambria Math" w:hAnsi="Cambria Math"/>
                 </w:rPr>
-                <m:t> </m:t>
-              </m:r>
-              <m:r>
-                <w:rPr>
-                  <w:rFonts w:ascii="Cambria Math" w:hAnsi="Cambria Math"/>
-                </w:rPr>
-                <m:t>dr</m:t>
+                <m:t> dr</m:t>
               </m:r>
             </m:den>
           </m:f>
@@ -10993,13 +10608,7 @@
                 <w:rPr>
                   <w:rFonts w:ascii="Cambria Math" w:hAnsi="Cambria Math"/>
                 </w:rPr>
-                <m:t> </m:t>
-              </m:r>
-              <m:r>
-                <w:rPr>
-                  <w:rFonts w:ascii="Cambria Math" w:hAnsi="Cambria Math"/>
-                </w:rPr>
-                <m:t>dr</m:t>
+                <m:t> dr</m:t>
               </m:r>
             </m:num>
             <m:den>
@@ -11087,13 +10696,7 @@
                 <w:rPr>
                   <w:rFonts w:ascii="Cambria Math" w:hAnsi="Cambria Math"/>
                 </w:rPr>
-                <m:t> </m:t>
-              </m:r>
-              <m:r>
-                <w:rPr>
-                  <w:rFonts w:ascii="Cambria Math" w:hAnsi="Cambria Math"/>
-                </w:rPr>
-                <m:t>dr</m:t>
+                <m:t> dr</m:t>
               </m:r>
             </m:den>
           </m:f>
@@ -11154,18 +10757,13 @@
         <w:rPr>
           <w:lang w:val="ru-RU"/>
         </w:rPr>
-        <w:t>ПОСТАНОВКА ЗАДАЧИ И ПАР</w:t>
-      </w:r>
-      <w:r>
-        <w:rPr>
-          <w:lang w:val="ru-RU"/>
-        </w:rPr>
-        <w:t>АМЕТРЫ РАСЧЕТОВ</w:t>
+        <w:t>ПОСТАНОВКА ЗАДАЧИ И ПАРАМЕТРЫ РАСЧЕТОВ</w:t>
       </w:r>
     </w:p>
     <w:p>
       <w:pPr>
         <w:pStyle w:val="FirstParagraph"/>
+        <w:ind w:firstLine="720"/>
         <w:jc w:val="both"/>
         <w:rPr>
           <w:lang w:val="ru-RU"/>
@@ -11393,14 +10991,7 @@
             <w:rFonts w:ascii="Cambria Math" w:hAnsi="Cambria Math"/>
             <w:lang w:val="ru-RU"/>
           </w:rPr>
-          <m:t> </m:t>
-        </m:r>
-        <m:r>
-          <w:rPr>
-            <w:rFonts w:ascii="Cambria Math" w:hAnsi="Cambria Math"/>
-            <w:lang w:val="ru-RU"/>
-          </w:rPr>
-          <m:t>0</m:t>
+          <m:t> 0</m:t>
         </m:r>
         <m:r>
           <m:rPr>
@@ -11505,13 +11096,7 @@
         <w:rPr>
           <w:lang w:val="ru-RU"/>
         </w:rPr>
-        <w:t xml:space="preserve"> </w:t>
-      </w:r>
-      <w:r>
-        <w:rPr>
-          <w:lang w:val="ru-RU"/>
-        </w:rPr>
-        <w:t xml:space="preserve">соответственно, вертикальны и совершенны по степени и характеру вскрытия, имеют радиус </w:t>
+        <w:t xml:space="preserve"> соответственно, вертикальны и совершенны по степени и характеру вскрытия, имеют радиус </w:t>
       </w:r>
       <m:oMath>
         <m:sSub>
@@ -11709,13 +11294,7 @@
         <w:rPr>
           <w:lang w:val="ru-RU"/>
         </w:rPr>
-        <w:t xml:space="preserve">. Расчет ведется </w:t>
-      </w:r>
-      <w:r>
-        <w:rPr>
-          <w:lang w:val="ru-RU"/>
-        </w:rPr>
-        <w:t>до достижения предельной обводненности добывающей скважины 98%.</w:t>
+        <w:t>. Расчет ведется до достижения предельной обводненности добывающей скважины 98%.</w:t>
       </w:r>
     </w:p>
     <w:p>
@@ -12059,13 +11638,7 @@
                 <w:rPr>
                   <w:rFonts w:ascii="Cambria Math" w:hAnsi="Cambria Math"/>
                 </w:rPr>
-                <m:t> </m:t>
-              </m:r>
-              <m:r>
-                <w:rPr>
-                  <w:rFonts w:ascii="Cambria Math" w:hAnsi="Cambria Math"/>
-                </w:rPr>
-                <m:t>247.8</m:t>
+                <m:t> 247.8</m:t>
               </m:r>
               <m:r>
                 <m:rPr>
@@ -12136,13 +11709,7 @@
             <w:rPr>
               <w:rFonts w:ascii="Cambria Math" w:hAnsi="Cambria Math"/>
             </w:rPr>
-            <m:t>1</m:t>
-          </m:r>
-          <m:r>
-            <w:rPr>
-              <w:rFonts w:ascii="Cambria Math" w:hAnsi="Cambria Math"/>
-            </w:rPr>
-            <m:t>8</m:t>
+            <m:t>18</m:t>
           </m:r>
           <m:r>
             <m:rPr>
@@ -12168,13 +11735,7 @@
         <w:rPr>
           <w:lang w:val="ru-RU"/>
         </w:rPr>
-        <w:t>Вязкость нефтяной фазы складывается из двух вкладов. Вязкость жидкой основы задается уравнением Аррениуса, записанным через опорную точку, что разделяет уровень вязкости при пластовой температуре и крутизну ее температурной зависимости. Выпавшие кристал</w:t>
-      </w:r>
-      <w:r>
-        <w:rPr>
-          <w:lang w:val="ru-RU"/>
-        </w:rPr>
-        <w:t xml:space="preserve">лы </w:t>
+        <w:t xml:space="preserve">Вязкость нефтяной фазы складывается из двух вкладов. Вязкость жидкой основы задается уравнением Аррениуса, записанным через опорную точку, что разделяет уровень вязкости при пластовой температуре и крутизну ее температурной зависимости. Выпавшие кристаллы </w:t>
       </w:r>
       <w:r>
         <w:rPr>
@@ -13161,13 +12722,7 @@
         <w:rPr>
           <w:lang w:val="ru-RU"/>
         </w:rPr>
-        <w:t>Учет этого вклада замыкает связь между тепловой и парафиновой частями модели: охлаждение пласта вызывает кристаллизацию согласно (6), а кристаллы, помимо кольматации порового пространства, снижают подвижность нефтяной фазы. При принятом содержании п</w:t>
-      </w:r>
-      <w:r>
-        <w:rPr>
-          <w:lang w:val="ru-RU"/>
-        </w:rPr>
-        <w:t>арафина 5% масс. объемная доля кристаллов не превышает 0.05, поэтому множитель Кригера—</w:t>
+        <w:t>Учет этого вклада замыкает связь между тепловой и парафиновой частями модели: охлаждение пласта вызывает кристаллизацию согласно (6), а кристаллы, помимо кольматации порового пространства, снижают подвижность нефтяной фазы. При принятом содержании парафина 5% масс. объемная доля кристаллов не превышает 0.05, поэтому множитель Кригера—</w:t>
       </w:r>
       <w:proofErr w:type="spellStart"/>
       <w:r>
@@ -13191,6 +12746,27 @@
           <w:lang w:val="ru-RU"/>
         </w:rPr>
         <w:t xml:space="preserve"> вязкость нефти возрастает в 4.5 раза.</w:t>
+      </w:r>
+    </w:p>
+    <w:p>
+      <w:pPr>
+        <w:pStyle w:val="a0"/>
+        <w:tabs>
+          <w:tab w:val="right" w:pos="9638"/>
+        </w:tabs>
+        <w:jc w:val="both"/>
+      </w:pPr>
+      <w:r>
+        <w:rPr>
+          <w:lang w:val="ru-RU"/>
+        </w:rPr>
+        <w:t xml:space="preserve">Значения параметров пласта, флюидов и вмещающих пород приведены в табл. </w:t>
+      </w:r>
+      <w:r>
+        <w:t>1.</w:t>
+      </w:r>
+      <w:r>
+        <w:tab/>
       </w:r>
     </w:p>
     <w:p>
@@ -13198,39 +12774,31 @@
         <w:pStyle w:val="a0"/>
         <w:jc w:val="both"/>
       </w:pPr>
-      <w:r>
-        <w:rPr>
-          <w:lang w:val="ru-RU"/>
-        </w:rPr>
-        <w:t>Значения параметров пласта, ф</w:t>
-      </w:r>
-      <w:r>
-        <w:rPr>
-          <w:lang w:val="ru-RU"/>
-        </w:rPr>
-        <w:t xml:space="preserve">люидов и вмещающих пород приведены в табл. </w:t>
-      </w:r>
-      <w:r>
-        <w:t>1.</w:t>
-      </w:r>
-    </w:p>
-    <w:p>
-      <w:pPr>
-        <w:pStyle w:val="a0"/>
-        <w:jc w:val="both"/>
-      </w:pPr>
-      <w:r>
-        <w:t>Таблица 1. Параметры расчетов</w:t>
+      <w:proofErr w:type="spellStart"/>
+      <w:r>
+        <w:t>Таблица</w:t>
+      </w:r>
+      <w:proofErr w:type="spellEnd"/>
+      <w:r>
+        <w:t xml:space="preserve"> 1. Параметры расчетов</w:t>
       </w:r>
     </w:p>
     <w:tbl>
       <w:tblPr>
         <w:tblStyle w:val="Table"/>
         <w:tblW w:w="0" w:type="auto"/>
+        <w:tblBorders>
+          <w:top w:val="single" w:sz="4" w:space="0" w:color="auto"/>
+          <w:left w:val="single" w:sz="4" w:space="0" w:color="auto"/>
+          <w:bottom w:val="single" w:sz="4" w:space="0" w:color="auto"/>
+          <w:right w:val="single" w:sz="4" w:space="0" w:color="auto"/>
+          <w:insideH w:val="single" w:sz="4" w:space="0" w:color="auto"/>
+          <w:insideV w:val="single" w:sz="4" w:space="0" w:color="auto"/>
+        </w:tblBorders>
         <w:tblLook w:val="0020" w:firstRow="1" w:lastRow="0" w:firstColumn="0" w:lastColumn="0" w:noHBand="0" w:noVBand="0"/>
       </w:tblPr>
       <w:tblGrid>
-        <w:gridCol w:w="4711"/>
+        <w:gridCol w:w="4928"/>
         <w:gridCol w:w="1584"/>
         <w:gridCol w:w="1773"/>
       </w:tblGrid>
@@ -13241,60 +12809,85 @@
         </w:trPr>
         <w:tc>
           <w:tcPr>
-            <w:tcW w:w="0" w:type="auto"/>
+            <w:tcW w:w="4928" w:type="dxa"/>
+            <w:tcBorders>
+              <w:bottom w:val="none" w:sz="0" w:space="0" w:color="auto"/>
+            </w:tcBorders>
           </w:tcPr>
           <w:p>
             <w:pPr>
               <w:pStyle w:val="Compact"/>
               <w:jc w:val="both"/>
             </w:pPr>
+            <w:proofErr w:type="spellStart"/>
             <w:r>
               <w:t>Параметр</w:t>
             </w:r>
+            <w:proofErr w:type="spellEnd"/>
           </w:p>
         </w:tc>
         <w:tc>
           <w:tcPr>
             <w:tcW w:w="0" w:type="auto"/>
+            <w:tcBorders>
+              <w:bottom w:val="none" w:sz="0" w:space="0" w:color="auto"/>
+            </w:tcBorders>
           </w:tcPr>
           <w:p>
             <w:pPr>
               <w:pStyle w:val="Compact"/>
               <w:jc w:val="both"/>
             </w:pPr>
+            <w:proofErr w:type="spellStart"/>
             <w:r>
               <w:t>Обозначение</w:t>
             </w:r>
+            <w:proofErr w:type="spellEnd"/>
           </w:p>
         </w:tc>
         <w:tc>
           <w:tcPr>
             <w:tcW w:w="0" w:type="auto"/>
+            <w:tcBorders>
+              <w:bottom w:val="none" w:sz="0" w:space="0" w:color="auto"/>
+            </w:tcBorders>
           </w:tcPr>
           <w:p>
             <w:pPr>
               <w:pStyle w:val="Compact"/>
               <w:jc w:val="both"/>
             </w:pPr>
+            <w:proofErr w:type="spellStart"/>
             <w:r>
               <w:t>Значение</w:t>
             </w:r>
+            <w:proofErr w:type="spellEnd"/>
           </w:p>
         </w:tc>
       </w:tr>
       <w:tr>
         <w:tc>
           <w:tcPr>
-            <w:tcW w:w="0" w:type="auto"/>
+            <w:tcW w:w="4928" w:type="dxa"/>
           </w:tcPr>
           <w:p>
             <w:pPr>
               <w:pStyle w:val="Compact"/>
               <w:jc w:val="both"/>
             </w:pPr>
-            <w:r>
-              <w:t>Размеры области</w:t>
-            </w:r>
+            <w:proofErr w:type="spellStart"/>
+            <w:r>
+              <w:t>Размеры</w:t>
+            </w:r>
+            <w:proofErr w:type="spellEnd"/>
+            <w:r>
+              <w:t xml:space="preserve"> </w:t>
+            </w:r>
+            <w:proofErr w:type="spellStart"/>
+            <w:r>
+              <w:t>области</w:t>
+            </w:r>
+            <w:proofErr w:type="spellEnd"/>
           </w:p>
         </w:tc>
         <w:tc>
@@ -13389,16 +12982,26 @@
       <w:tr>
         <w:tc>
           <w:tcPr>
-            <w:tcW w:w="0" w:type="auto"/>
+            <w:tcW w:w="4928" w:type="dxa"/>
           </w:tcPr>
           <w:p>
             <w:pPr>
               <w:pStyle w:val="Compact"/>
               <w:jc w:val="both"/>
             </w:pPr>
-            <w:r>
-              <w:t>Толщина пласта</w:t>
-            </w:r>
+            <w:proofErr w:type="spellStart"/>
+            <w:r>
+              <w:t>Толщина</w:t>
+            </w:r>
+            <w:proofErr w:type="spellEnd"/>
+            <w:r>
+              <w:t xml:space="preserve"> </w:t>
+            </w:r>
+            <w:proofErr w:type="spellStart"/>
+            <w:r>
+              <w:t>пласта</w:t>
+            </w:r>
+            <w:proofErr w:type="spellEnd"/>
           </w:p>
         </w:tc>
         <w:tc>
@@ -13440,16 +13043,34 @@
       <w:tr>
         <w:tc>
           <w:tcPr>
-            <w:tcW w:w="0" w:type="auto"/>
+            <w:tcW w:w="4928" w:type="dxa"/>
           </w:tcPr>
           <w:p>
             <w:pPr>
               <w:pStyle w:val="Compact"/>
               <w:jc w:val="both"/>
             </w:pPr>
-            <w:r>
-              <w:t>Число узлов сетки</w:t>
-            </w:r>
+            <w:proofErr w:type="spellStart"/>
+            <w:r>
+              <w:t>Число</w:t>
+            </w:r>
+            <w:proofErr w:type="spellEnd"/>
+            <w:r>
+              <w:t xml:space="preserve"> </w:t>
+            </w:r>
+            <w:proofErr w:type="spellStart"/>
+            <w:r>
+              <w:t>узлов</w:t>
+            </w:r>
+            <w:proofErr w:type="spellEnd"/>
+            <w:r>
+              <w:t xml:space="preserve"> </w:t>
+            </w:r>
+            <w:proofErr w:type="spellStart"/>
+            <w:r>
+              <w:t>сетки</w:t>
+            </w:r>
+            <w:proofErr w:type="spellEnd"/>
           </w:p>
         </w:tc>
         <w:tc>
@@ -13544,7 +13165,7 @@
       <w:tr>
         <w:tc>
           <w:tcPr>
-            <w:tcW w:w="0" w:type="auto"/>
+            <w:tcW w:w="4928" w:type="dxa"/>
           </w:tcPr>
           <w:p>
             <w:pPr>
@@ -13620,16 +13241,42 @@
       <w:tr>
         <w:tc>
           <w:tcPr>
-            <w:tcW w:w="0" w:type="auto"/>
+            <w:tcW w:w="4928" w:type="dxa"/>
           </w:tcPr>
           <w:p>
             <w:pPr>
               <w:pStyle w:val="Compact"/>
               <w:jc w:val="both"/>
             </w:pPr>
-            <w:r>
-              <w:t>Давление на нагнетательной скважине</w:t>
-            </w:r>
+            <w:proofErr w:type="spellStart"/>
+            <w:r>
+              <w:t>Давление</w:t>
+            </w:r>
+            <w:proofErr w:type="spellEnd"/>
+            <w:r>
+              <w:t xml:space="preserve"> </w:t>
+            </w:r>
+            <w:proofErr w:type="spellStart"/>
+            <w:r>
+              <w:t>на</w:t>
+            </w:r>
+            <w:proofErr w:type="spellEnd"/>
+            <w:r>
+              <w:t xml:space="preserve"> </w:t>
+            </w:r>
+            <w:proofErr w:type="spellStart"/>
+            <w:r>
+              <w:t>нагнетательной</w:t>
+            </w:r>
+            <w:proofErr w:type="spellEnd"/>
+            <w:r>
+              <w:t xml:space="preserve"> </w:t>
+            </w:r>
+            <w:proofErr w:type="spellStart"/>
+            <w:r>
+              <w:t>скважине</w:t>
+            </w:r>
+            <w:proofErr w:type="spellEnd"/>
           </w:p>
         </w:tc>
         <w:tc>
@@ -13682,24 +13329,55 @@
               <w:jc w:val="both"/>
             </w:pPr>
             <w:r>
-              <w:t>200 бар</w:t>
-            </w:r>
+              <w:t xml:space="preserve">200 </w:t>
+            </w:r>
+            <w:proofErr w:type="spellStart"/>
+            <w:r>
+              <w:t>бар</w:t>
+            </w:r>
+            <w:proofErr w:type="spellEnd"/>
           </w:p>
         </w:tc>
       </w:tr>
       <w:tr>
         <w:tc>
           <w:tcPr>
-            <w:tcW w:w="0" w:type="auto"/>
+            <w:tcW w:w="4928" w:type="dxa"/>
           </w:tcPr>
           <w:p>
             <w:pPr>
               <w:pStyle w:val="Compact"/>
               <w:jc w:val="both"/>
             </w:pPr>
-            <w:r>
-              <w:t>Давление на добывающей скважине</w:t>
-            </w:r>
+            <w:proofErr w:type="spellStart"/>
+            <w:r>
+              <w:t>Давление</w:t>
+            </w:r>
+            <w:proofErr w:type="spellEnd"/>
+            <w:r>
+              <w:t xml:space="preserve"> </w:t>
+            </w:r>
+            <w:proofErr w:type="spellStart"/>
+            <w:r>
+              <w:t>на</w:t>
+            </w:r>
+            <w:proofErr w:type="spellEnd"/>
+            <w:r>
+              <w:t xml:space="preserve"> </w:t>
+            </w:r>
+            <w:proofErr w:type="spellStart"/>
+            <w:r>
+              <w:t>добывающей</w:t>
+            </w:r>
+            <w:proofErr w:type="spellEnd"/>
+            <w:r>
+              <w:t xml:space="preserve"> </w:t>
+            </w:r>
+            <w:proofErr w:type="spellStart"/>
+            <w:r>
+              <w:t>скважине</w:t>
+            </w:r>
+            <w:proofErr w:type="spellEnd"/>
           </w:p>
         </w:tc>
         <w:tc>
@@ -13752,24 +13430,39 @@
               <w:jc w:val="both"/>
             </w:pPr>
             <w:r>
-              <w:t>50 бар</w:t>
-            </w:r>
+              <w:t xml:space="preserve">50 </w:t>
+            </w:r>
+            <w:proofErr w:type="spellStart"/>
+            <w:r>
+              <w:t>бар</w:t>
+            </w:r>
+            <w:proofErr w:type="spellEnd"/>
           </w:p>
         </w:tc>
       </w:tr>
       <w:tr>
         <w:tc>
           <w:tcPr>
-            <w:tcW w:w="0" w:type="auto"/>
+            <w:tcW w:w="4928" w:type="dxa"/>
           </w:tcPr>
           <w:p>
             <w:pPr>
               <w:pStyle w:val="Compact"/>
               <w:jc w:val="both"/>
             </w:pPr>
-            <w:r>
-              <w:t>Радиус скважин</w:t>
-            </w:r>
+            <w:proofErr w:type="spellStart"/>
+            <w:r>
+              <w:t>Радиус</w:t>
+            </w:r>
+            <w:proofErr w:type="spellEnd"/>
+            <w:r>
+              <w:t xml:space="preserve"> </w:t>
+            </w:r>
+            <w:proofErr w:type="spellStart"/>
+            <w:r>
+              <w:t>скважин</w:t>
+            </w:r>
+            <w:proofErr w:type="spellEnd"/>
           </w:p>
         </w:tc>
         <w:tc>
@@ -13830,16 +13523,34 @@
       <w:tr>
         <w:tc>
           <w:tcPr>
-            <w:tcW w:w="0" w:type="auto"/>
+            <w:tcW w:w="4928" w:type="dxa"/>
           </w:tcPr>
           <w:p>
             <w:pPr>
               <w:pStyle w:val="Compact"/>
               <w:jc w:val="both"/>
             </w:pPr>
-            <w:r>
-              <w:t>Начальная температура пласта</w:t>
-            </w:r>
+            <w:proofErr w:type="spellStart"/>
+            <w:r>
+              <w:t>Начальная</w:t>
+            </w:r>
+            <w:proofErr w:type="spellEnd"/>
+            <w:r>
+              <w:t xml:space="preserve"> </w:t>
+            </w:r>
+            <w:proofErr w:type="spellStart"/>
+            <w:r>
+              <w:t>температура</w:t>
+            </w:r>
+            <w:proofErr w:type="spellEnd"/>
+            <w:r>
+              <w:t xml:space="preserve"> </w:t>
+            </w:r>
+            <w:proofErr w:type="spellStart"/>
+            <w:r>
+              <w:t>пласта</w:t>
+            </w:r>
+            <w:proofErr w:type="spellEnd"/>
           </w:p>
         </w:tc>
         <w:tc>
@@ -13900,16 +13611,34 @@
       <w:tr>
         <w:tc>
           <w:tcPr>
-            <w:tcW w:w="0" w:type="auto"/>
+            <w:tcW w:w="4928" w:type="dxa"/>
           </w:tcPr>
           <w:p>
             <w:pPr>
               <w:pStyle w:val="Compact"/>
               <w:jc w:val="both"/>
             </w:pPr>
-            <w:r>
-              <w:t>Температура нагнетаемой воды</w:t>
-            </w:r>
+            <w:proofErr w:type="spellStart"/>
+            <w:r>
+              <w:t>Температура</w:t>
+            </w:r>
+            <w:proofErr w:type="spellEnd"/>
+            <w:r>
+              <w:t xml:space="preserve"> </w:t>
+            </w:r>
+            <w:proofErr w:type="spellStart"/>
+            <w:r>
+              <w:t>нагнетаемой</w:t>
+            </w:r>
+            <w:proofErr w:type="spellEnd"/>
+            <w:r>
+              <w:t xml:space="preserve"> </w:t>
+            </w:r>
+            <w:proofErr w:type="spellStart"/>
+            <w:r>
+              <w:t>воды</w:t>
+            </w:r>
+            <w:proofErr w:type="spellEnd"/>
           </w:p>
         </w:tc>
         <w:tc>
@@ -13970,16 +13699,26 @@
       <w:tr>
         <w:tc>
           <w:tcPr>
-            <w:tcW w:w="0" w:type="auto"/>
+            <w:tcW w:w="4928" w:type="dxa"/>
           </w:tcPr>
           <w:p>
             <w:pPr>
               <w:pStyle w:val="Compact"/>
               <w:jc w:val="both"/>
             </w:pPr>
-            <w:r>
-              <w:t>Начальная пористость</w:t>
-            </w:r>
+            <w:proofErr w:type="spellStart"/>
+            <w:r>
+              <w:t>Начальная</w:t>
+            </w:r>
+            <w:proofErr w:type="spellEnd"/>
+            <w:r>
+              <w:t xml:space="preserve"> </w:t>
+            </w:r>
+            <w:proofErr w:type="spellStart"/>
+            <w:r>
+              <w:t>пористость</w:t>
+            </w:r>
+            <w:proofErr w:type="spellEnd"/>
           </w:p>
         </w:tc>
         <w:tc>
@@ -14040,16 +13779,26 @@
       <w:tr>
         <w:tc>
           <w:tcPr>
-            <w:tcW w:w="0" w:type="auto"/>
+            <w:tcW w:w="4928" w:type="dxa"/>
           </w:tcPr>
           <w:p>
             <w:pPr>
               <w:pStyle w:val="Compact"/>
               <w:jc w:val="both"/>
             </w:pPr>
-            <w:r>
-              <w:t>Начальная проницаемость</w:t>
-            </w:r>
+            <w:proofErr w:type="spellStart"/>
+            <w:r>
+              <w:t>Начальная</w:t>
+            </w:r>
+            <w:proofErr w:type="spellEnd"/>
+            <w:r>
+              <w:t xml:space="preserve"> </w:t>
+            </w:r>
+            <w:proofErr w:type="spellStart"/>
+            <w:r>
+              <w:t>проницаемость</w:t>
+            </w:r>
+            <w:proofErr w:type="spellEnd"/>
           </w:p>
         </w:tc>
         <w:tc>
@@ -14102,24 +13851,39 @@
               <w:jc w:val="both"/>
             </w:pPr>
             <w:r>
-              <w:t>200 мД</w:t>
-            </w:r>
+              <w:t xml:space="preserve">200 </w:t>
+            </w:r>
+            <w:proofErr w:type="spellStart"/>
+            <w:r>
+              <w:t>мД</w:t>
+            </w:r>
+            <w:proofErr w:type="spellEnd"/>
           </w:p>
         </w:tc>
       </w:tr>
       <w:tr>
         <w:tc>
           <w:tcPr>
-            <w:tcW w:w="0" w:type="auto"/>
+            <w:tcW w:w="4928" w:type="dxa"/>
           </w:tcPr>
           <w:p>
             <w:pPr>
               <w:pStyle w:val="Compact"/>
               <w:jc w:val="both"/>
             </w:pPr>
-            <w:r>
-              <w:t>Плотность воды</w:t>
-            </w:r>
+            <w:proofErr w:type="spellStart"/>
+            <w:r>
+              <w:t>Плотность</w:t>
+            </w:r>
+            <w:proofErr w:type="spellEnd"/>
+            <w:r>
+              <w:t xml:space="preserve"> </w:t>
+            </w:r>
+            <w:proofErr w:type="spellStart"/>
+            <w:r>
+              <w:t>воды</w:t>
+            </w:r>
+            <w:proofErr w:type="spellEnd"/>
           </w:p>
         </w:tc>
         <w:tc>
@@ -14175,7 +13939,15 @@
               <w:jc w:val="both"/>
             </w:pPr>
             <w:r>
-              <w:t>1000 кг/м³</w:t>
+              <w:t xml:space="preserve">1000 </w:t>
+            </w:r>
+            <w:proofErr w:type="spellStart"/>
+            <w:r>
+              <w:t>кг</w:t>
+            </w:r>
+            <w:proofErr w:type="spellEnd"/>
+            <w:r>
+              <w:t>/м³</w:t>
             </w:r>
           </w:p>
         </w:tc>
@@ -14183,16 +13955,26 @@
       <w:tr>
         <w:tc>
           <w:tcPr>
-            <w:tcW w:w="0" w:type="auto"/>
+            <w:tcW w:w="4928" w:type="dxa"/>
           </w:tcPr>
           <w:p>
             <w:pPr>
               <w:pStyle w:val="Compact"/>
               <w:jc w:val="both"/>
             </w:pPr>
-            <w:r>
-              <w:t>Плотность нефти</w:t>
-            </w:r>
+            <w:proofErr w:type="spellStart"/>
+            <w:r>
+              <w:t>Плотность</w:t>
+            </w:r>
+            <w:proofErr w:type="spellEnd"/>
+            <w:r>
+              <w:t xml:space="preserve"> </w:t>
+            </w:r>
+            <w:proofErr w:type="spellStart"/>
+            <w:r>
+              <w:t>нефти</w:t>
+            </w:r>
+            <w:proofErr w:type="spellEnd"/>
           </w:p>
         </w:tc>
         <w:tc>
@@ -14248,7 +14030,15 @@
               <w:jc w:val="both"/>
             </w:pPr>
             <w:r>
-              <w:t>860 кг/м³</w:t>
+              <w:t xml:space="preserve">860 </w:t>
+            </w:r>
+            <w:proofErr w:type="spellStart"/>
+            <w:r>
+              <w:t>кг</w:t>
+            </w:r>
+            <w:proofErr w:type="spellEnd"/>
+            <w:r>
+              <w:t>/м³</w:t>
             </w:r>
           </w:p>
         </w:tc>
@@ -14256,16 +14046,26 @@
       <w:tr>
         <w:tc>
           <w:tcPr>
-            <w:tcW w:w="0" w:type="auto"/>
+            <w:tcW w:w="4928" w:type="dxa"/>
           </w:tcPr>
           <w:p>
             <w:pPr>
               <w:pStyle w:val="Compact"/>
               <w:jc w:val="both"/>
             </w:pPr>
-            <w:r>
-              <w:t>Плотность парафина</w:t>
-            </w:r>
+            <w:proofErr w:type="spellStart"/>
+            <w:r>
+              <w:t>Плотность</w:t>
+            </w:r>
+            <w:proofErr w:type="spellEnd"/>
+            <w:r>
+              <w:t xml:space="preserve"> </w:t>
+            </w:r>
+            <w:proofErr w:type="spellStart"/>
+            <w:r>
+              <w:t>парафина</w:t>
+            </w:r>
+            <w:proofErr w:type="spellEnd"/>
           </w:p>
         </w:tc>
         <w:tc>
@@ -14321,7 +14121,15 @@
               <w:jc w:val="both"/>
             </w:pPr>
             <w:r>
-              <w:t>900 кг/м³</w:t>
+              <w:t xml:space="preserve">900 </w:t>
+            </w:r>
+            <w:proofErr w:type="spellStart"/>
+            <w:r>
+              <w:t>кг</w:t>
+            </w:r>
+            <w:proofErr w:type="spellEnd"/>
+            <w:r>
+              <w:t>/м³</w:t>
             </w:r>
           </w:p>
         </w:tc>
@@ -14329,16 +14137,34 @@
       <w:tr>
         <w:tc>
           <w:tcPr>
-            <w:tcW w:w="0" w:type="auto"/>
+            <w:tcW w:w="4928" w:type="dxa"/>
           </w:tcPr>
           <w:p>
             <w:pPr>
               <w:pStyle w:val="Compact"/>
               <w:jc w:val="both"/>
             </w:pPr>
-            <w:r>
-              <w:t>Плотность породы пласта</w:t>
-            </w:r>
+            <w:proofErr w:type="spellStart"/>
+            <w:r>
+              <w:t>Плотность</w:t>
+            </w:r>
+            <w:proofErr w:type="spellEnd"/>
+            <w:r>
+              <w:t xml:space="preserve"> </w:t>
+            </w:r>
+            <w:proofErr w:type="spellStart"/>
+            <w:r>
+              <w:t>породы</w:t>
+            </w:r>
+            <w:proofErr w:type="spellEnd"/>
+            <w:r>
+              <w:t xml:space="preserve"> </w:t>
+            </w:r>
+            <w:proofErr w:type="spellStart"/>
+            <w:r>
+              <w:t>пласта</w:t>
+            </w:r>
+            <w:proofErr w:type="spellEnd"/>
           </w:p>
         </w:tc>
         <w:tc>
@@ -14394,7 +14220,15 @@
               <w:jc w:val="both"/>
             </w:pPr>
             <w:r>
-              <w:t>2700 кг/м³</w:t>
+              <w:t xml:space="preserve">2700 </w:t>
+            </w:r>
+            <w:proofErr w:type="spellStart"/>
+            <w:r>
+              <w:t>кг</w:t>
+            </w:r>
+            <w:proofErr w:type="spellEnd"/>
+            <w:r>
+              <w:t>/м³</w:t>
             </w:r>
           </w:p>
         </w:tc>
@@ -14402,16 +14236,34 @@
       <w:tr>
         <w:tc>
           <w:tcPr>
-            <w:tcW w:w="0" w:type="auto"/>
+            <w:tcW w:w="4928" w:type="dxa"/>
           </w:tcPr>
           <w:p>
             <w:pPr>
               <w:pStyle w:val="Compact"/>
               <w:jc w:val="both"/>
             </w:pPr>
-            <w:r>
-              <w:t>Плотность вмещающих пород</w:t>
-            </w:r>
+            <w:proofErr w:type="spellStart"/>
+            <w:r>
+              <w:t>Плотность</w:t>
+            </w:r>
+            <w:proofErr w:type="spellEnd"/>
+            <w:r>
+              <w:t xml:space="preserve"> </w:t>
+            </w:r>
+            <w:proofErr w:type="spellStart"/>
+            <w:r>
+              <w:t>вмещающих</w:t>
+            </w:r>
+            <w:proofErr w:type="spellEnd"/>
+            <w:r>
+              <w:t xml:space="preserve"> </w:t>
+            </w:r>
+            <w:proofErr w:type="spellStart"/>
+            <w:r>
+              <w:t>пород</w:t>
+            </w:r>
+            <w:proofErr w:type="spellEnd"/>
           </w:p>
         </w:tc>
         <w:tc>
@@ -14467,7 +14319,15 @@
               <w:jc w:val="both"/>
             </w:pPr>
             <w:r>
-              <w:t>2400 кг/м³</w:t>
+              <w:t xml:space="preserve">2400 </w:t>
+            </w:r>
+            <w:proofErr w:type="spellStart"/>
+            <w:r>
+              <w:t>кг</w:t>
+            </w:r>
+            <w:proofErr w:type="spellEnd"/>
+            <w:r>
+              <w:t>/м³</w:t>
             </w:r>
           </w:p>
         </w:tc>
@@ -14475,16 +14335,26 @@
       <w:tr>
         <w:tc>
           <w:tcPr>
-            <w:tcW w:w="0" w:type="auto"/>
+            <w:tcW w:w="4928" w:type="dxa"/>
           </w:tcPr>
           <w:p>
             <w:pPr>
               <w:pStyle w:val="Compact"/>
               <w:jc w:val="both"/>
             </w:pPr>
-            <w:r>
-              <w:t>Теплоемкость воды</w:t>
-            </w:r>
+            <w:proofErr w:type="spellStart"/>
+            <w:r>
+              <w:t>Теплоемкость</w:t>
+            </w:r>
+            <w:proofErr w:type="spellEnd"/>
+            <w:r>
+              <w:t xml:space="preserve"> </w:t>
+            </w:r>
+            <w:proofErr w:type="spellStart"/>
+            <w:r>
+              <w:t>воды</w:t>
+            </w:r>
+            <w:proofErr w:type="spellEnd"/>
           </w:p>
         </w:tc>
         <w:tc>
@@ -14537,7 +14407,25 @@
               <w:jc w:val="both"/>
             </w:pPr>
             <w:r>
-              <w:t>4200 Дж/(кг °C)</w:t>
+              <w:t xml:space="preserve">4200 </w:t>
+            </w:r>
+            <w:proofErr w:type="spellStart"/>
+            <w:r>
+              <w:t>Дж</w:t>
+            </w:r>
+            <w:proofErr w:type="spellEnd"/>
+            <w:proofErr w:type="gramStart"/>
+            <w:r>
+              <w:t>/(</w:t>
+            </w:r>
+            <w:proofErr w:type="spellStart"/>
+            <w:proofErr w:type="gramEnd"/>
+            <w:r>
+              <w:t>кг</w:t>
+            </w:r>
+            <w:proofErr w:type="spellEnd"/>
+            <w:r>
+              <w:t xml:space="preserve"> °C)</w:t>
             </w:r>
           </w:p>
         </w:tc>
@@ -14545,16 +14433,26 @@
       <w:tr>
         <w:tc>
           <w:tcPr>
-            <w:tcW w:w="0" w:type="auto"/>
+            <w:tcW w:w="4928" w:type="dxa"/>
           </w:tcPr>
           <w:p>
             <w:pPr>
               <w:pStyle w:val="Compact"/>
               <w:jc w:val="both"/>
             </w:pPr>
-            <w:r>
-              <w:t>Теплоемкость нефти</w:t>
-            </w:r>
+            <w:proofErr w:type="spellStart"/>
+            <w:r>
+              <w:t>Теплоемкость</w:t>
+            </w:r>
+            <w:proofErr w:type="spellEnd"/>
+            <w:r>
+              <w:t xml:space="preserve"> </w:t>
+            </w:r>
+            <w:proofErr w:type="spellStart"/>
+            <w:r>
+              <w:t>нефти</w:t>
+            </w:r>
+            <w:proofErr w:type="spellEnd"/>
           </w:p>
         </w:tc>
         <w:tc>
@@ -14607,7 +14505,25 @@
               <w:jc w:val="both"/>
             </w:pPr>
             <w:r>
-              <w:t>2000 Дж/(кг °C)</w:t>
+              <w:t xml:space="preserve">2000 </w:t>
+            </w:r>
+            <w:proofErr w:type="spellStart"/>
+            <w:r>
+              <w:t>Дж</w:t>
+            </w:r>
+            <w:proofErr w:type="spellEnd"/>
+            <w:proofErr w:type="gramStart"/>
+            <w:r>
+              <w:t>/(</w:t>
+            </w:r>
+            <w:proofErr w:type="spellStart"/>
+            <w:proofErr w:type="gramEnd"/>
+            <w:r>
+              <w:t>кг</w:t>
+            </w:r>
+            <w:proofErr w:type="spellEnd"/>
+            <w:r>
+              <w:t xml:space="preserve"> °C)</w:t>
             </w:r>
           </w:p>
         </w:tc>
@@ -14615,16 +14531,26 @@
       <w:tr>
         <w:tc>
           <w:tcPr>
-            <w:tcW w:w="0" w:type="auto"/>
+            <w:tcW w:w="4928" w:type="dxa"/>
           </w:tcPr>
           <w:p>
             <w:pPr>
               <w:pStyle w:val="Compact"/>
               <w:jc w:val="both"/>
             </w:pPr>
-            <w:r>
-              <w:t>Теплоемкость парафина</w:t>
-            </w:r>
+            <w:proofErr w:type="spellStart"/>
+            <w:r>
+              <w:t>Теплоемкость</w:t>
+            </w:r>
+            <w:proofErr w:type="spellEnd"/>
+            <w:r>
+              <w:t xml:space="preserve"> </w:t>
+            </w:r>
+            <w:proofErr w:type="spellStart"/>
+            <w:r>
+              <w:t>парафина</w:t>
+            </w:r>
+            <w:proofErr w:type="spellEnd"/>
           </w:p>
         </w:tc>
         <w:tc>
@@ -14677,7 +14603,25 @@
               <w:jc w:val="both"/>
             </w:pPr>
             <w:r>
-              <w:t>2200 Дж/(кг °C)</w:t>
+              <w:t xml:space="preserve">2200 </w:t>
+            </w:r>
+            <w:proofErr w:type="spellStart"/>
+            <w:r>
+              <w:t>Дж</w:t>
+            </w:r>
+            <w:proofErr w:type="spellEnd"/>
+            <w:proofErr w:type="gramStart"/>
+            <w:r>
+              <w:t>/(</w:t>
+            </w:r>
+            <w:proofErr w:type="spellStart"/>
+            <w:proofErr w:type="gramEnd"/>
+            <w:r>
+              <w:t>кг</w:t>
+            </w:r>
+            <w:proofErr w:type="spellEnd"/>
+            <w:r>
+              <w:t xml:space="preserve"> °C)</w:t>
             </w:r>
           </w:p>
         </w:tc>
@@ -14685,16 +14629,34 @@
       <w:tr>
         <w:tc>
           <w:tcPr>
-            <w:tcW w:w="0" w:type="auto"/>
+            <w:tcW w:w="4928" w:type="dxa"/>
           </w:tcPr>
           <w:p>
             <w:pPr>
               <w:pStyle w:val="Compact"/>
               <w:jc w:val="both"/>
             </w:pPr>
-            <w:r>
-              <w:t>Теплоемкость породы пласта</w:t>
-            </w:r>
+            <w:proofErr w:type="spellStart"/>
+            <w:r>
+              <w:t>Теплоемкость</w:t>
+            </w:r>
+            <w:proofErr w:type="spellEnd"/>
+            <w:r>
+              <w:t xml:space="preserve"> </w:t>
+            </w:r>
+            <w:proofErr w:type="spellStart"/>
+            <w:r>
+              <w:t>породы</w:t>
+            </w:r>
+            <w:proofErr w:type="spellEnd"/>
+            <w:r>
+              <w:t xml:space="preserve"> </w:t>
+            </w:r>
+            <w:proofErr w:type="spellStart"/>
+            <w:r>
+              <w:t>пласта</w:t>
+            </w:r>
+            <w:proofErr w:type="spellEnd"/>
           </w:p>
         </w:tc>
         <w:tc>
@@ -14747,7 +14709,25 @@
               <w:jc w:val="both"/>
             </w:pPr>
             <w:r>
-              <w:t>1000 Дж/(кг °C)</w:t>
+              <w:t xml:space="preserve">1000 </w:t>
+            </w:r>
+            <w:proofErr w:type="spellStart"/>
+            <w:r>
+              <w:t>Дж</w:t>
+            </w:r>
+            <w:proofErr w:type="spellEnd"/>
+            <w:proofErr w:type="gramStart"/>
+            <w:r>
+              <w:t>/(</w:t>
+            </w:r>
+            <w:proofErr w:type="spellStart"/>
+            <w:proofErr w:type="gramEnd"/>
+            <w:r>
+              <w:t>кг</w:t>
+            </w:r>
+            <w:proofErr w:type="spellEnd"/>
+            <w:r>
+              <w:t xml:space="preserve"> °C)</w:t>
             </w:r>
           </w:p>
         </w:tc>
@@ -14755,16 +14735,34 @@
       <w:tr>
         <w:tc>
           <w:tcPr>
-            <w:tcW w:w="0" w:type="auto"/>
+            <w:tcW w:w="4928" w:type="dxa"/>
           </w:tcPr>
           <w:p>
             <w:pPr>
               <w:pStyle w:val="Compact"/>
               <w:jc w:val="both"/>
             </w:pPr>
-            <w:r>
-              <w:t>Теплоемкость вмещающих пород</w:t>
-            </w:r>
+            <w:proofErr w:type="spellStart"/>
+            <w:r>
+              <w:t>Теплоемкость</w:t>
+            </w:r>
+            <w:proofErr w:type="spellEnd"/>
+            <w:r>
+              <w:t xml:space="preserve"> </w:t>
+            </w:r>
+            <w:proofErr w:type="spellStart"/>
+            <w:r>
+              <w:t>вмещающих</w:t>
+            </w:r>
+            <w:proofErr w:type="spellEnd"/>
+            <w:r>
+              <w:t xml:space="preserve"> </w:t>
+            </w:r>
+            <w:proofErr w:type="spellStart"/>
+            <w:r>
+              <w:t>пород</w:t>
+            </w:r>
+            <w:proofErr w:type="spellEnd"/>
           </w:p>
         </w:tc>
         <w:tc>
@@ -14817,7 +14815,25 @@
               <w:jc w:val="both"/>
             </w:pPr>
             <w:r>
-              <w:t>1000 Дж/(кг °C)</w:t>
+              <w:t xml:space="preserve">1000 </w:t>
+            </w:r>
+            <w:proofErr w:type="spellStart"/>
+            <w:r>
+              <w:t>Дж</w:t>
+            </w:r>
+            <w:proofErr w:type="spellEnd"/>
+            <w:proofErr w:type="gramStart"/>
+            <w:r>
+              <w:t>/(</w:t>
+            </w:r>
+            <w:proofErr w:type="spellStart"/>
+            <w:proofErr w:type="gramEnd"/>
+            <w:r>
+              <w:t>кг</w:t>
+            </w:r>
+            <w:proofErr w:type="spellEnd"/>
+            <w:r>
+              <w:t xml:space="preserve"> °C)</w:t>
             </w:r>
           </w:p>
         </w:tc>
@@ -14825,16 +14841,27 @@
       <w:tr>
         <w:tc>
           <w:tcPr>
-            <w:tcW w:w="0" w:type="auto"/>
+            <w:tcW w:w="4928" w:type="dxa"/>
           </w:tcPr>
           <w:p>
             <w:pPr>
               <w:pStyle w:val="Compact"/>
               <w:jc w:val="both"/>
             </w:pPr>
-            <w:r>
-              <w:t>Теплопроводность воды</w:t>
-            </w:r>
+            <w:proofErr w:type="spellStart"/>
+            <w:r>
+              <w:lastRenderedPageBreak/>
+              <w:t>Теплопроводность</w:t>
+            </w:r>
+            <w:proofErr w:type="spellEnd"/>
+            <w:r>
+              <w:t xml:space="preserve"> </w:t>
+            </w:r>
+            <w:proofErr w:type="spellStart"/>
+            <w:r>
+              <w:t>воды</w:t>
+            </w:r>
+            <w:proofErr w:type="spellEnd"/>
           </w:p>
         </w:tc>
         <w:tc>
@@ -14887,7 +14914,20 @@
               <w:jc w:val="both"/>
             </w:pPr>
             <w:r>
-              <w:t>0.6 Вт/(м °C)</w:t>
+              <w:t xml:space="preserve">0.6 </w:t>
+            </w:r>
+            <w:proofErr w:type="spellStart"/>
+            <w:r>
+              <w:t>Вт</w:t>
+            </w:r>
+            <w:proofErr w:type="spellEnd"/>
+            <w:proofErr w:type="gramStart"/>
+            <w:r>
+              <w:t>/(</w:t>
+            </w:r>
+            <w:proofErr w:type="gramEnd"/>
+            <w:r>
+              <w:t>м °C)</w:t>
             </w:r>
           </w:p>
         </w:tc>
@@ -14902,10 +14942,19 @@
               <w:pStyle w:val="Compact"/>
               <w:jc w:val="both"/>
             </w:pPr>
-            <w:r>
-              <w:lastRenderedPageBreak/>
-              <w:t>Теплопроводность нефти</w:t>
-            </w:r>
+            <w:proofErr w:type="spellStart"/>
+            <w:r>
+              <w:t>Теплопроводность</w:t>
+            </w:r>
+            <w:proofErr w:type="spellEnd"/>
+            <w:r>
+              <w:t xml:space="preserve"> </w:t>
+            </w:r>
+            <w:proofErr w:type="spellStart"/>
+            <w:r>
+              <w:t>нефти</w:t>
+            </w:r>
+            <w:proofErr w:type="spellEnd"/>
           </w:p>
         </w:tc>
         <w:tc>
@@ -14958,7 +15007,20 @@
               <w:jc w:val="both"/>
             </w:pPr>
             <w:r>
-              <w:t>0.12 Вт/(м °C)</w:t>
+              <w:t xml:space="preserve">0.12 </w:t>
+            </w:r>
+            <w:proofErr w:type="spellStart"/>
+            <w:r>
+              <w:t>Вт</w:t>
+            </w:r>
+            <w:proofErr w:type="spellEnd"/>
+            <w:proofErr w:type="gramStart"/>
+            <w:r>
+              <w:t>/(</w:t>
+            </w:r>
+            <w:proofErr w:type="gramEnd"/>
+            <w:r>
+              <w:t>м °C)</w:t>
             </w:r>
           </w:p>
         </w:tc>
@@ -14973,9 +15035,19 @@
               <w:pStyle w:val="Compact"/>
               <w:jc w:val="both"/>
             </w:pPr>
-            <w:r>
-              <w:t>Теплопроводность парафина</w:t>
-            </w:r>
+            <w:proofErr w:type="spellStart"/>
+            <w:r>
+              <w:t>Теплопроводность</w:t>
+            </w:r>
+            <w:proofErr w:type="spellEnd"/>
+            <w:r>
+              <w:t xml:space="preserve"> </w:t>
+            </w:r>
+            <w:proofErr w:type="spellStart"/>
+            <w:r>
+              <w:t>парафина</w:t>
+            </w:r>
+            <w:proofErr w:type="spellEnd"/>
           </w:p>
         </w:tc>
         <w:tc>
@@ -15028,7 +15100,20 @@
               <w:jc w:val="both"/>
             </w:pPr>
             <w:r>
-              <w:t>0.2 Вт/(м °C)</w:t>
+              <w:t xml:space="preserve">0.2 </w:t>
+            </w:r>
+            <w:proofErr w:type="spellStart"/>
+            <w:r>
+              <w:t>Вт</w:t>
+            </w:r>
+            <w:proofErr w:type="spellEnd"/>
+            <w:proofErr w:type="gramStart"/>
+            <w:r>
+              <w:t>/(</w:t>
+            </w:r>
+            <w:proofErr w:type="gramEnd"/>
+            <w:r>
+              <w:t>м °C)</w:t>
             </w:r>
           </w:p>
         </w:tc>
@@ -15043,9 +15128,27 @@
               <w:pStyle w:val="Compact"/>
               <w:jc w:val="both"/>
             </w:pPr>
-            <w:r>
-              <w:t>Теплопроводность породы пласта</w:t>
-            </w:r>
+            <w:proofErr w:type="spellStart"/>
+            <w:r>
+              <w:t>Теплопроводность</w:t>
+            </w:r>
+            <w:proofErr w:type="spellEnd"/>
+            <w:r>
+              <w:t xml:space="preserve"> </w:t>
+            </w:r>
+            <w:proofErr w:type="spellStart"/>
+            <w:r>
+              <w:t>породы</w:t>
+            </w:r>
+            <w:proofErr w:type="spellEnd"/>
+            <w:r>
+              <w:t xml:space="preserve"> </w:t>
+            </w:r>
+            <w:proofErr w:type="spellStart"/>
+            <w:r>
+              <w:t>пласта</w:t>
+            </w:r>
+            <w:proofErr w:type="spellEnd"/>
           </w:p>
         </w:tc>
         <w:tc>
@@ -15098,7 +15201,20 @@
               <w:jc w:val="both"/>
             </w:pPr>
             <w:r>
-              <w:t>1.8 Вт/(м °C)</w:t>
+              <w:t xml:space="preserve">1.8 </w:t>
+            </w:r>
+            <w:proofErr w:type="spellStart"/>
+            <w:r>
+              <w:t>Вт</w:t>
+            </w:r>
+            <w:proofErr w:type="spellEnd"/>
+            <w:proofErr w:type="gramStart"/>
+            <w:r>
+              <w:t>/(</w:t>
+            </w:r>
+            <w:proofErr w:type="gramEnd"/>
+            <w:r>
+              <w:t>м °C)</w:t>
             </w:r>
           </w:p>
         </w:tc>
@@ -15113,9 +15229,27 @@
               <w:pStyle w:val="Compact"/>
               <w:jc w:val="both"/>
             </w:pPr>
-            <w:r>
-              <w:t>Теплопроводность вмещающих пород</w:t>
-            </w:r>
+            <w:proofErr w:type="spellStart"/>
+            <w:r>
+              <w:t>Теплопроводность</w:t>
+            </w:r>
+            <w:proofErr w:type="spellEnd"/>
+            <w:r>
+              <w:t xml:space="preserve"> </w:t>
+            </w:r>
+            <w:proofErr w:type="spellStart"/>
+            <w:r>
+              <w:t>вмещающих</w:t>
+            </w:r>
+            <w:proofErr w:type="spellEnd"/>
+            <w:r>
+              <w:t xml:space="preserve"> </w:t>
+            </w:r>
+            <w:proofErr w:type="spellStart"/>
+            <w:r>
+              <w:t>пород</w:t>
+            </w:r>
+            <w:proofErr w:type="spellEnd"/>
           </w:p>
         </w:tc>
         <w:tc>
@@ -15168,7 +15302,20 @@
               <w:jc w:val="both"/>
             </w:pPr>
             <w:r>
-              <w:t>2.0 Вт/(м °C)</w:t>
+              <w:t xml:space="preserve">2.0 </w:t>
+            </w:r>
+            <w:proofErr w:type="spellStart"/>
+            <w:r>
+              <w:t>Вт</w:t>
+            </w:r>
+            <w:proofErr w:type="spellEnd"/>
+            <w:proofErr w:type="gramStart"/>
+            <w:r>
+              <w:t>/(</w:t>
+            </w:r>
+            <w:proofErr w:type="gramEnd"/>
+            <w:r>
+              <w:t>м °C)</w:t>
             </w:r>
           </w:p>
         </w:tc>
@@ -15255,8 +15402,13 @@
               <w:jc w:val="both"/>
             </w:pPr>
             <w:r>
-              <w:t>5.77 сП</w:t>
-            </w:r>
+              <w:t xml:space="preserve">5.77 </w:t>
+            </w:r>
+            <w:proofErr w:type="spellStart"/>
+            <w:r>
+              <w:t>сП</w:t>
+            </w:r>
+            <w:proofErr w:type="spellEnd"/>
           </w:p>
         </w:tc>
       </w:tr>
@@ -15270,9 +15422,35 @@
               <w:pStyle w:val="Compact"/>
               <w:jc w:val="both"/>
             </w:pPr>
-            <w:r>
-              <w:t>Опорная температура для вязкости</w:t>
-            </w:r>
+            <w:proofErr w:type="spellStart"/>
+            <w:r>
+              <w:t>Опорная</w:t>
+            </w:r>
+            <w:proofErr w:type="spellEnd"/>
+            <w:r>
+              <w:t xml:space="preserve"> </w:t>
+            </w:r>
+            <w:proofErr w:type="spellStart"/>
+            <w:r>
+              <w:t>температура</w:t>
+            </w:r>
+            <w:proofErr w:type="spellEnd"/>
+            <w:r>
+              <w:t xml:space="preserve"> </w:t>
+            </w:r>
+            <w:proofErr w:type="spellStart"/>
+            <w:r>
+              <w:t>для</w:t>
+            </w:r>
+            <w:proofErr w:type="spellEnd"/>
+            <w:r>
+              <w:t xml:space="preserve"> </w:t>
+            </w:r>
+            <w:proofErr w:type="spellStart"/>
+            <w:r>
+              <w:t>вязкости</w:t>
+            </w:r>
+            <w:proofErr w:type="spellEnd"/>
           </w:p>
         </w:tc>
         <w:tc>
@@ -15340,9 +15518,35 @@
               <w:pStyle w:val="Compact"/>
               <w:jc w:val="both"/>
             </w:pPr>
-            <w:r>
-              <w:t>Энергия активации вязкого течения</w:t>
-            </w:r>
+            <w:proofErr w:type="spellStart"/>
+            <w:r>
+              <w:t>Энергия</w:t>
+            </w:r>
+            <w:proofErr w:type="spellEnd"/>
+            <w:r>
+              <w:t xml:space="preserve"> </w:t>
+            </w:r>
+            <w:proofErr w:type="spellStart"/>
+            <w:r>
+              <w:t>активации</w:t>
+            </w:r>
+            <w:proofErr w:type="spellEnd"/>
+            <w:r>
+              <w:t xml:space="preserve"> </w:t>
+            </w:r>
+            <w:proofErr w:type="spellStart"/>
+            <w:r>
+              <w:t>вязкого</w:t>
+            </w:r>
+            <w:proofErr w:type="spellEnd"/>
+            <w:r>
+              <w:t xml:space="preserve"> </w:t>
+            </w:r>
+            <w:proofErr w:type="spellStart"/>
+            <w:r>
+              <w:t>течения</w:t>
+            </w:r>
+            <w:proofErr w:type="spellEnd"/>
           </w:p>
         </w:tc>
         <w:tc>
@@ -15395,8 +15599,21 @@
               <w:jc w:val="both"/>
             </w:pPr>
             <w:r>
-              <w:t>25 кДж/моль</w:t>
-            </w:r>
+              <w:t xml:space="preserve">25 </w:t>
+            </w:r>
+            <w:proofErr w:type="spellStart"/>
+            <w:r>
+              <w:t>кДж</w:t>
+            </w:r>
+            <w:proofErr w:type="spellEnd"/>
+            <w:r>
+              <w:t>/</w:t>
+            </w:r>
+            <w:proofErr w:type="spellStart"/>
+            <w:r>
+              <w:t>моль</w:t>
+            </w:r>
+            <w:proofErr w:type="spellEnd"/>
           </w:p>
         </w:tc>
       </w:tr>
@@ -15410,9 +15627,35 @@
               <w:pStyle w:val="Compact"/>
               <w:jc w:val="both"/>
             </w:pPr>
-            <w:r>
-              <w:t>Предельная объемная доля кристаллов</w:t>
-            </w:r>
+            <w:proofErr w:type="spellStart"/>
+            <w:r>
+              <w:t>Предельная</w:t>
+            </w:r>
+            <w:proofErr w:type="spellEnd"/>
+            <w:r>
+              <w:t xml:space="preserve"> </w:t>
+            </w:r>
+            <w:proofErr w:type="spellStart"/>
+            <w:r>
+              <w:t>объемная</w:t>
+            </w:r>
+            <w:proofErr w:type="spellEnd"/>
+            <w:r>
+              <w:t xml:space="preserve"> </w:t>
+            </w:r>
+            <w:proofErr w:type="spellStart"/>
+            <w:r>
+              <w:t>доля</w:t>
+            </w:r>
+            <w:proofErr w:type="spellEnd"/>
+            <w:r>
+              <w:t xml:space="preserve"> </w:t>
+            </w:r>
+            <w:proofErr w:type="spellStart"/>
+            <w:r>
+              <w:t>кристаллов</w:t>
+            </w:r>
+            <w:proofErr w:type="spellEnd"/>
           </w:p>
         </w:tc>
         <w:tc>
@@ -15483,12 +15726,27 @@
               <w:pStyle w:val="Compact"/>
               <w:jc w:val="both"/>
             </w:pPr>
-            <w:r>
-              <w:t>Мо</w:t>
-            </w:r>
-            <w:r>
-              <w:t>лекулярная масса парафина</w:t>
-            </w:r>
+            <w:proofErr w:type="spellStart"/>
+            <w:r>
+              <w:t>Молекулярная</w:t>
+            </w:r>
+            <w:proofErr w:type="spellEnd"/>
+            <w:r>
+              <w:t xml:space="preserve"> </w:t>
+            </w:r>
+            <w:proofErr w:type="spellStart"/>
+            <w:r>
+              <w:t>масса</w:t>
+            </w:r>
+            <w:proofErr w:type="spellEnd"/>
+            <w:r>
+              <w:t xml:space="preserve"> </w:t>
+            </w:r>
+            <w:proofErr w:type="spellStart"/>
+            <w:r>
+              <w:t>парафина</w:t>
+            </w:r>
+            <w:proofErr w:type="spellEnd"/>
           </w:p>
         </w:tc>
         <w:tc>
@@ -15541,8 +15799,13 @@
               <w:jc w:val="both"/>
             </w:pPr>
             <w:r>
-              <w:t>350 г/моль</w:t>
-            </w:r>
+              <w:t>350 г/</w:t>
+            </w:r>
+            <w:proofErr w:type="spellStart"/>
+            <w:r>
+              <w:t>моль</w:t>
+            </w:r>
+            <w:proofErr w:type="spellEnd"/>
           </w:p>
         </w:tc>
       </w:tr>
@@ -15616,9 +15879,27 @@
               <w:pStyle w:val="Compact"/>
               <w:jc w:val="both"/>
             </w:pPr>
-            <w:r>
-              <w:t>Доля блокируемых каналов</w:t>
-            </w:r>
+            <w:proofErr w:type="spellStart"/>
+            <w:r>
+              <w:t>Доля</w:t>
+            </w:r>
+            <w:proofErr w:type="spellEnd"/>
+            <w:r>
+              <w:t xml:space="preserve"> </w:t>
+            </w:r>
+            <w:proofErr w:type="spellStart"/>
+            <w:r>
+              <w:t>блокируемых</w:t>
+            </w:r>
+            <w:proofErr w:type="spellEnd"/>
+            <w:r>
+              <w:t xml:space="preserve"> </w:t>
+            </w:r>
+            <w:proofErr w:type="spellStart"/>
+            <w:r>
+              <w:t>каналов</w:t>
+            </w:r>
+            <w:proofErr w:type="spellEnd"/>
           </w:p>
         </w:tc>
         <w:tc>
@@ -15670,9 +15951,35 @@
               <w:pStyle w:val="Compact"/>
               <w:jc w:val="both"/>
             </w:pPr>
-            <w:r>
-              <w:t>Средняя длина порового канала</w:t>
-            </w:r>
+            <w:proofErr w:type="spellStart"/>
+            <w:r>
+              <w:t>Средняя</w:t>
+            </w:r>
+            <w:proofErr w:type="spellEnd"/>
+            <w:r>
+              <w:t xml:space="preserve"> </w:t>
+            </w:r>
+            <w:proofErr w:type="spellStart"/>
+            <w:r>
+              <w:t>длина</w:t>
+            </w:r>
+            <w:proofErr w:type="spellEnd"/>
+            <w:r>
+              <w:t xml:space="preserve"> </w:t>
+            </w:r>
+            <w:proofErr w:type="spellStart"/>
+            <w:r>
+              <w:t>порового</w:t>
+            </w:r>
+            <w:proofErr w:type="spellEnd"/>
+            <w:r>
+              <w:t xml:space="preserve"> </w:t>
+            </w:r>
+            <w:proofErr w:type="spellStart"/>
+            <w:r>
+              <w:t>канала</w:t>
+            </w:r>
+            <w:proofErr w:type="spellEnd"/>
           </w:p>
         </w:tc>
         <w:tc>
@@ -15740,9 +16047,27 @@
               <w:pStyle w:val="Compact"/>
               <w:jc w:val="both"/>
             </w:pPr>
-            <w:r>
-              <w:t>Диаметр частиц парафина</w:t>
-            </w:r>
+            <w:proofErr w:type="spellStart"/>
+            <w:r>
+              <w:t>Диаметр</w:t>
+            </w:r>
+            <w:proofErr w:type="spellEnd"/>
+            <w:r>
+              <w:t xml:space="preserve"> </w:t>
+            </w:r>
+            <w:proofErr w:type="spellStart"/>
+            <w:r>
+              <w:t>частиц</w:t>
+            </w:r>
+            <w:proofErr w:type="spellEnd"/>
+            <w:r>
+              <w:t xml:space="preserve"> </w:t>
+            </w:r>
+            <w:proofErr w:type="spellStart"/>
+            <w:r>
+              <w:t>парафина</w:t>
+            </w:r>
+            <w:proofErr w:type="spellEnd"/>
           </w:p>
         </w:tc>
         <w:tc>
@@ -15810,9 +16135,27 @@
               <w:pStyle w:val="Compact"/>
               <w:jc w:val="both"/>
             </w:pPr>
-            <w:r>
-              <w:t>Коэффициент диффузии частиц</w:t>
-            </w:r>
+            <w:proofErr w:type="spellStart"/>
+            <w:r>
+              <w:t>Коэффициент</w:t>
+            </w:r>
+            <w:proofErr w:type="spellEnd"/>
+            <w:r>
+              <w:t xml:space="preserve"> </w:t>
+            </w:r>
+            <w:proofErr w:type="spellStart"/>
+            <w:r>
+              <w:t>диффузии</w:t>
+            </w:r>
+            <w:proofErr w:type="spellEnd"/>
+            <w:r>
+              <w:t xml:space="preserve"> </w:t>
+            </w:r>
+            <w:proofErr w:type="spellStart"/>
+            <w:r>
+              <w:t>частиц</w:t>
+            </w:r>
+            <w:proofErr w:type="spellEnd"/>
           </w:p>
         </w:tc>
         <w:tc>
@@ -15880,9 +16223,19 @@
               <w:pStyle w:val="Compact"/>
               <w:jc w:val="both"/>
             </w:pPr>
-            <w:r>
-              <w:t>Остаточная водонасыщенность</w:t>
-            </w:r>
+            <w:proofErr w:type="spellStart"/>
+            <w:r>
+              <w:t>Остаточная</w:t>
+            </w:r>
+            <w:proofErr w:type="spellEnd"/>
+            <w:r>
+              <w:t xml:space="preserve"> </w:t>
+            </w:r>
+            <w:proofErr w:type="spellStart"/>
+            <w:r>
+              <w:t>водонасыщенность</w:t>
+            </w:r>
+            <w:proofErr w:type="spellEnd"/>
           </w:p>
         </w:tc>
         <w:tc>
@@ -15961,9 +16314,19 @@
               <w:pStyle w:val="Compact"/>
               <w:jc w:val="both"/>
             </w:pPr>
-            <w:r>
-              <w:t>Предельная водонасыщенность</w:t>
-            </w:r>
+            <w:proofErr w:type="spellStart"/>
+            <w:r>
+              <w:t>Предельная</w:t>
+            </w:r>
+            <w:proofErr w:type="spellEnd"/>
+            <w:r>
+              <w:t xml:space="preserve"> </w:t>
+            </w:r>
+            <w:proofErr w:type="spellStart"/>
+            <w:r>
+              <w:t>водонасыщенность</w:t>
+            </w:r>
+            <w:proofErr w:type="spellEnd"/>
           </w:p>
         </w:tc>
         <w:tc>
@@ -16091,6 +16454,9 @@
       <w:pPr>
         <w:pStyle w:val="a0"/>
         <w:jc w:val="both"/>
+        <w:rPr>
+          <w:lang w:val="ru-RU"/>
+        </w:rPr>
       </w:pPr>
       <w:r>
         <w:rPr>
@@ -16099,6 +16465,9 @@
         <w:t xml:space="preserve">Сопоставляются три основных варианта расчета, различающихся учетом теплопотерь и содержанием растворенного парафина, и дополнительный вариант, отличающийся от базового способом расчета теплопотерь (табл. </w:t>
       </w:r>
       <w:r>
+        <w:rPr>
+          <w:lang w:val="ru-RU"/>
+        </w:rPr>
         <w:t>2).</w:t>
       </w:r>
     </w:p>
@@ -16107,21 +16476,34 @@
         <w:pStyle w:val="a0"/>
         <w:jc w:val="both"/>
       </w:pPr>
-      <w:r>
-        <w:t>Таблица 2. Варианты расчета</w:t>
+      <w:proofErr w:type="spellStart"/>
+      <w:r>
+        <w:t>Таблица</w:t>
+      </w:r>
+      <w:proofErr w:type="spellEnd"/>
+      <w:r>
+        <w:t xml:space="preserve"> 2. Варианты расчета</w:t>
       </w:r>
     </w:p>
     <w:tbl>
       <w:tblPr>
         <w:tblStyle w:val="Table"/>
-        <w:tblW w:w="5000" w:type="pct"/>
+        <w:tblW w:w="4857" w:type="pct"/>
+        <w:tblBorders>
+          <w:top w:val="single" w:sz="4" w:space="0" w:color="auto"/>
+          <w:left w:val="single" w:sz="4" w:space="0" w:color="auto"/>
+          <w:bottom w:val="single" w:sz="4" w:space="0" w:color="auto"/>
+          <w:right w:val="single" w:sz="4" w:space="0" w:color="auto"/>
+          <w:insideH w:val="single" w:sz="4" w:space="0" w:color="auto"/>
+          <w:insideV w:val="single" w:sz="4" w:space="0" w:color="auto"/>
+        </w:tblBorders>
         <w:tblLayout w:type="fixed"/>
         <w:tblLook w:val="0020" w:firstRow="1" w:lastRow="0" w:firstColumn="0" w:lastColumn="0" w:noHBand="0" w:noVBand="0"/>
       </w:tblPr>
       <w:tblGrid>
+        <w:gridCol w:w="1950"/>
         <w:gridCol w:w="2463"/>
-        <w:gridCol w:w="2463"/>
-        <w:gridCol w:w="2464"/>
+        <w:gridCol w:w="2695"/>
         <w:gridCol w:w="2464"/>
       </w:tblGrid>
       <w:tr>
@@ -16131,7 +16513,10 @@
         </w:trPr>
         <w:tc>
           <w:tcPr>
-            <w:tcW w:w="1980" w:type="dxa"/>
+            <w:tcW w:w="1951" w:type="dxa"/>
+            <w:tcBorders>
+              <w:bottom w:val="none" w:sz="0" w:space="0" w:color="auto"/>
+            </w:tcBorders>
           </w:tcPr>
           <w:p>
             <w:pPr>
@@ -16145,7 +16530,10 @@
         </w:tc>
         <w:tc>
           <w:tcPr>
-            <w:tcW w:w="1980" w:type="dxa"/>
+            <w:tcW w:w="2463" w:type="dxa"/>
+            <w:tcBorders>
+              <w:bottom w:val="none" w:sz="0" w:space="0" w:color="auto"/>
+            </w:tcBorders>
           </w:tcPr>
           <w:p>
             <w:pPr>
@@ -16165,7 +16553,10 @@
         </w:tc>
         <w:tc>
           <w:tcPr>
-            <w:tcW w:w="1980" w:type="dxa"/>
+            <w:tcW w:w="2695" w:type="dxa"/>
+            <w:tcBorders>
+              <w:bottom w:val="none" w:sz="0" w:space="0" w:color="auto"/>
+            </w:tcBorders>
           </w:tcPr>
           <w:p>
             <w:pPr>
@@ -16189,7 +16580,10 @@
         </w:tc>
         <w:tc>
           <w:tcPr>
-            <w:tcW w:w="1980" w:type="dxa"/>
+            <w:tcW w:w="2464" w:type="dxa"/>
+            <w:tcBorders>
+              <w:bottom w:val="none" w:sz="0" w:space="0" w:color="auto"/>
+            </w:tcBorders>
           </w:tcPr>
           <w:p>
             <w:pPr>
@@ -16238,7 +16632,7 @@
       <w:tr>
         <w:tc>
           <w:tcPr>
-            <w:tcW w:w="1980" w:type="dxa"/>
+            <w:tcW w:w="1951" w:type="dxa"/>
           </w:tcPr>
           <w:p>
             <w:pPr>
@@ -16252,7 +16646,7 @@
         </w:tc>
         <w:tc>
           <w:tcPr>
-            <w:tcW w:w="1980" w:type="dxa"/>
+            <w:tcW w:w="2463" w:type="dxa"/>
           </w:tcPr>
           <w:p>
             <w:pPr>
@@ -16266,7 +16660,7 @@
         </w:tc>
         <w:tc>
           <w:tcPr>
-            <w:tcW w:w="1980" w:type="dxa"/>
+            <w:tcW w:w="2695" w:type="dxa"/>
           </w:tcPr>
           <w:p>
             <w:pPr>
@@ -16280,7 +16674,7 @@
         </w:tc>
         <w:tc>
           <w:tcPr>
-            <w:tcW w:w="1980" w:type="dxa"/>
+            <w:tcW w:w="2464" w:type="dxa"/>
           </w:tcPr>
           <w:p>
             <w:pPr>
@@ -16296,7 +16690,7 @@
       <w:tr>
         <w:tc>
           <w:tcPr>
-            <w:tcW w:w="1980" w:type="dxa"/>
+            <w:tcW w:w="1951" w:type="dxa"/>
           </w:tcPr>
           <w:p>
             <w:pPr>
@@ -16310,7 +16704,7 @@
         </w:tc>
         <w:tc>
           <w:tcPr>
-            <w:tcW w:w="1980" w:type="dxa"/>
+            <w:tcW w:w="2463" w:type="dxa"/>
           </w:tcPr>
           <w:p>
             <w:pPr>
@@ -16324,7 +16718,7 @@
         </w:tc>
         <w:tc>
           <w:tcPr>
-            <w:tcW w:w="1980" w:type="dxa"/>
+            <w:tcW w:w="2695" w:type="dxa"/>
           </w:tcPr>
           <w:p>
             <w:pPr>
@@ -16379,7 +16773,7 @@
         </w:tc>
         <w:tc>
           <w:tcPr>
-            <w:tcW w:w="1980" w:type="dxa"/>
+            <w:tcW w:w="2464" w:type="dxa"/>
           </w:tcPr>
           <w:p>
             <w:pPr>
@@ -16395,7 +16789,7 @@
       <w:tr>
         <w:tc>
           <w:tcPr>
-            <w:tcW w:w="1980" w:type="dxa"/>
+            <w:tcW w:w="1951" w:type="dxa"/>
           </w:tcPr>
           <w:p>
             <w:pPr>
@@ -16409,7 +16803,7 @@
         </w:tc>
         <w:tc>
           <w:tcPr>
-            <w:tcW w:w="1980" w:type="dxa"/>
+            <w:tcW w:w="2463" w:type="dxa"/>
           </w:tcPr>
           <w:p>
             <w:pPr>
@@ -16423,7 +16817,7 @@
         </w:tc>
         <w:tc>
           <w:tcPr>
-            <w:tcW w:w="1980" w:type="dxa"/>
+            <w:tcW w:w="2695" w:type="dxa"/>
           </w:tcPr>
           <w:p>
             <w:pPr>
@@ -16478,7 +16872,7 @@
         </w:tc>
         <w:tc>
           <w:tcPr>
-            <w:tcW w:w="1980" w:type="dxa"/>
+            <w:tcW w:w="2464" w:type="dxa"/>
           </w:tcPr>
           <w:p>
             <w:pPr>
@@ -16494,7 +16888,7 @@
       <w:tr>
         <w:tc>
           <w:tcPr>
-            <w:tcW w:w="1980" w:type="dxa"/>
+            <w:tcW w:w="1951" w:type="dxa"/>
           </w:tcPr>
           <w:p>
             <w:pPr>
@@ -16508,7 +16902,7 @@
         </w:tc>
         <w:tc>
           <w:tcPr>
-            <w:tcW w:w="1980" w:type="dxa"/>
+            <w:tcW w:w="2463" w:type="dxa"/>
           </w:tcPr>
           <w:p>
             <w:pPr>
@@ -16522,7 +16916,7 @@
         </w:tc>
         <w:tc>
           <w:tcPr>
-            <w:tcW w:w="1980" w:type="dxa"/>
+            <w:tcW w:w="2695" w:type="dxa"/>
           </w:tcPr>
           <w:p>
             <w:pPr>
@@ -16536,7 +16930,7 @@
         </w:tc>
         <w:tc>
           <w:tcPr>
-            <w:tcW w:w="1980" w:type="dxa"/>
+            <w:tcW w:w="2464" w:type="dxa"/>
           </w:tcPr>
           <w:p>
             <w:pPr>
@@ -16563,6 +16957,7 @@
     <w:p>
       <w:pPr>
         <w:pStyle w:val="FirstParagraph"/>
+        <w:ind w:firstLine="720"/>
         <w:jc w:val="both"/>
         <w:rPr>
           <w:lang w:val="ru-RU"/>
@@ -16572,13 +16967,7 @@
         <w:rPr>
           <w:lang w:val="ru-RU"/>
         </w:rPr>
-        <w:t>Дискретизация системы (1)—(5) выполнена методом контрольных объемов: исходные уравнения интегрируются по каждой ячейке сетки, внутри которой фильтрационно-емкостные свойства и термодинамические параметры считаются постоянными. Конвективные сл</w:t>
-      </w:r>
-      <w:r>
-        <w:rPr>
-          <w:lang w:val="ru-RU"/>
-        </w:rPr>
-        <w:t xml:space="preserve">агаемые аппроксимируются схемой против потока, что обеспечивает устойчивость решения и исключает </w:t>
+        <w:t xml:space="preserve">Дискретизация системы (1)—(5) выполнена методом контрольных объемов: исходные уравнения интегрируются по каждой ячейке сетки, внутри которой фильтрационно-емкостные свойства и термодинамические параметры считаются постоянными. Конвективные слагаемые аппроксимируются схемой против потока, что обеспечивает устойчивость решения и исключает </w:t>
       </w:r>
       <w:proofErr w:type="spellStart"/>
       <w:r>
@@ -16594,15 +16983,12 @@
         </w:rPr>
         <w:t xml:space="preserve"> осцилляции вблизи скачков насыщенности.</w:t>
       </w:r>
-    </w:p>
-    <w:p>
-      <w:pPr>
-        <w:pStyle w:val="a0"/>
-        <w:jc w:val="both"/>
-        <w:rPr>
-          <w:lang w:val="ru-RU"/>
-        </w:rPr>
-      </w:pPr>
+      <w:r>
+        <w:rPr>
+          <w:lang w:val="ru-RU"/>
+        </w:rPr>
+        <w:t xml:space="preserve"> </w:t>
+      </w:r>
       <w:r>
         <w:rPr>
           <w:lang w:val="ru-RU"/>
@@ -16616,26 +17002,14 @@
         <w:rPr>
           <w:lang w:val="ru-RU"/>
         </w:rPr>
-        <w:t>: поле давления определяется неявно из решения сис</w:t>
-      </w:r>
-      <w:r>
-        <w:rPr>
-          <w:lang w:val="ru-RU"/>
-        </w:rPr>
-        <w:t>темы линейных алгебраических уравнений, а насыщенность, температура и характеристики парафина рассчитываются явно по найденному полю давления. Шаг по времени подбирается на каждой итерации из фактического числа Куранта, что позволяет вести счет с максималь</w:t>
-      </w:r>
-      <w:r>
-        <w:rPr>
-          <w:lang w:val="ru-RU"/>
-        </w:rPr>
-        <w:t xml:space="preserve">но допустимым по условию устойчивости шагом. Матрица системы для давления при пятиточечном шаблоне </w:t>
+        <w:t xml:space="preserve">: поле давления определяется неявно из решения системы линейных алгебраических уравнений, а насыщенность, температура и характеристики парафина рассчитываются явно по найденному полю давления. Шаг по времени подбирается на каждой итерации из фактического числа Куранта, что позволяет вести счет с максимально допустимым по </w:t>
       </w:r>
       <w:r>
         <w:rPr>
           <w:lang w:val="ru-RU"/>
         </w:rPr>
         <w:lastRenderedPageBreak/>
-        <w:t xml:space="preserve">является ленточной с полушириной </w:t>
+        <w:t xml:space="preserve">условию устойчивости шагом. Матрица системы для давления при пятиточечном шаблоне является ленточной с полушириной </w:t>
       </w:r>
       <m:oMath>
         <m:sSub>
@@ -16668,13 +17042,7 @@
         <w:rPr>
           <w:lang w:val="ru-RU"/>
         </w:rPr>
-        <w:t>; она разлагается по Холецкому, причем фактор пересобирается не на каждом шаге, а промежуточные шаги досчитываются метод</w:t>
-      </w:r>
-      <w:r>
-        <w:rPr>
-          <w:lang w:val="ru-RU"/>
-        </w:rPr>
-        <w:t xml:space="preserve">ом сопряженных градиентов с этим фактором в роли </w:t>
+        <w:t xml:space="preserve">; она разлагается по Холецкому, причем фактор пересобирается не на каждом шаге, а промежуточные шаги досчитываются методом сопряженных градиентов с этим фактором в роли </w:t>
       </w:r>
       <w:proofErr w:type="spellStart"/>
       <w:r>
@@ -16688,13 +17056,7 @@
         <w:rPr>
           <w:lang w:val="ru-RU"/>
         </w:rPr>
-        <w:t>. Уравнение (14) эволюции функции распределения пор по размерам решается по полностью неявной схеме, что снимает жесткие ограничения на шаг по времени. Общее описание применяемых численных</w:t>
-      </w:r>
-      <w:r>
-        <w:rPr>
-          <w:lang w:val="ru-RU"/>
-        </w:rPr>
-        <w:t xml:space="preserve"> подходов к моделированию гидродинамических процессов разработки приведено в [22].</w:t>
+        <w:t>. Уравнение (14) эволюции функции распределения пор по размерам решается по полностью неявной схеме, что снимает жесткие ограничения на шаг по времени. Общее описание применяемых численных подходов к моделированию гидродинамических процессов разработки приведено в [22].</w:t>
       </w:r>
     </w:p>
     <w:p>
@@ -16742,6 +17104,7 @@
     <w:p>
       <w:pPr>
         <w:pStyle w:val="FirstParagraph"/>
+        <w:ind w:firstLine="720"/>
         <w:jc w:val="both"/>
         <w:rPr>
           <w:lang w:val="ru-RU"/>
@@ -16751,13 +17114,7 @@
         <w:rPr>
           <w:lang w:val="ru-RU"/>
         </w:rPr>
-        <w:t>При принятой молекулярной массе парафина корреляция (17) дает температуру начала кристаллизаци</w:t>
-      </w:r>
-      <w:r>
-        <w:rPr>
-          <w:lang w:val="ru-RU"/>
-        </w:rPr>
-        <w:t xml:space="preserve">и </w:t>
+        <w:t xml:space="preserve">При принятой молекулярной массе парафина корреляция (17) дает температуру начала кристаллизации </w:t>
       </w:r>
       <m:oMath>
         <m:sSub>
@@ -16834,13 +17191,7 @@
         <w:rPr>
           <w:lang w:val="ru-RU"/>
         </w:rPr>
-        <w:t xml:space="preserve"> выше температуры нагнетаемой воды. Кристаллизация начинается поэтому не у забоя нагнетательной скважины, а на некотором удалении от него — там, где температурный фронт успел охладить пор</w:t>
-      </w:r>
-      <w:r>
-        <w:rPr>
-          <w:lang w:val="ru-RU"/>
-        </w:rPr>
-        <w:t xml:space="preserve">оду ниже </w:t>
+        <w:t xml:space="preserve"> выше температуры нагнетаемой воды. Кристаллизация начинается поэтому не у забоя нагнетательной скважины, а на некотором удалении от него — там, где температурный фронт успел охладить породу ниже </w:t>
       </w:r>
       <m:oMath>
         <m:sSub>
@@ -17041,21 +17392,21 @@
         <w:rPr>
           <w:lang w:val="ru-RU"/>
         </w:rPr>
-        <w:t xml:space="preserve"> сут, которой о</w:t>
+        <w:t xml:space="preserve"> </w:t>
       </w:r>
       <w:proofErr w:type="spellStart"/>
       <w:r>
         <w:rPr>
           <w:lang w:val="ru-RU"/>
         </w:rPr>
-        <w:t>твечает</w:t>
+        <w:t>сут</w:t>
       </w:r>
       <w:proofErr w:type="spellEnd"/>
       <w:r>
         <w:rPr>
           <w:lang w:val="ru-RU"/>
         </w:rPr>
-        <w:t xml:space="preserve"> обводненность 0.967. Поля температуры, </w:t>
+        <w:t xml:space="preserve">, которой отвечает обводненность 0.967. Поля температуры, </w:t>
       </w:r>
       <w:proofErr w:type="spellStart"/>
       <w:r>
@@ -17081,10 +17432,9 @@
         <w:rPr>
           <w:noProof/>
         </w:rPr>
-        <w:lastRenderedPageBreak/>
         <w:drawing>
-          <wp:inline distT="0" distB="0" distL="0" distR="0" wp14:anchorId="4C2531EB" wp14:editId="49F8D106">
-            <wp:extent cx="6108700" cy="6268520"/>
+          <wp:inline distT="0" distB="0" distL="0" distR="0" wp14:anchorId="4C2531EB" wp14:editId="09CB24C5">
+            <wp:extent cx="5676900" cy="5288280"/>
             <wp:effectExtent l="0" t="0" r="0" b="0"/>
             <wp:docPr id="17" name="Picture"/>
             <wp:cNvGraphicFramePr/>
@@ -17106,7 +17456,7 @@
                   <pic:spPr bwMode="auto">
                     <a:xfrm>
                       <a:off x="0" y="0"/>
-                      <a:ext cx="6108700" cy="6268520"/>
+                      <a:ext cx="5677298" cy="5288651"/>
                     </a:xfrm>
                     <a:prstGeom prst="rect">
                       <a:avLst/>
@@ -17137,6 +17487,7 @@
         <w:rPr>
           <w:lang w:val="ru-RU"/>
         </w:rPr>
+        <w:lastRenderedPageBreak/>
         <w:t xml:space="preserve">Рис. 1. Поля температуры (а, г, ж), </w:t>
       </w:r>
       <w:proofErr w:type="spellStart"/>
@@ -17220,13 +17571,7 @@
         <w:rPr>
           <w:lang w:val="ru-RU"/>
         </w:rPr>
-        <w:t xml:space="preserve"> (ж–и). Треугольник — нагнетательная скважина, круг — добывающая. Числа на изолиния</w:t>
-      </w:r>
-      <w:r>
-        <w:rPr>
-          <w:lang w:val="ru-RU"/>
-        </w:rPr>
-        <w:t>х — значения соответствующей величины; набор уровней единый для всех трех моментов времени.</w:t>
+        <w:t xml:space="preserve"> (ж–и). Треугольник — нагнетательная скважина, круг — добывающая. Числа на изолиниях — значения соответствующей величины; набор уровней единый для всех трех моментов времени.</w:t>
       </w:r>
     </w:p>
     <w:p>
@@ -17286,21 +17631,7 @@
         <w:rPr>
           <w:lang w:val="ru-RU"/>
         </w:rPr>
-        <w:t xml:space="preserve"> продвинута в</w:t>
-      </w:r>
-      <w:proofErr w:type="spellStart"/>
-      <w:r>
-        <w:rPr>
-          <w:lang w:val="ru-RU"/>
-        </w:rPr>
-        <w:t>доль</w:t>
-      </w:r>
-      <w:proofErr w:type="spellEnd"/>
-      <w:r>
-        <w:rPr>
-          <w:lang w:val="ru-RU"/>
-        </w:rPr>
-        <w:t xml:space="preserve"> диагонали области на 40.5 м, а изотерма </w:t>
+        <w:t xml:space="preserve"> продвинута вдоль диагонали области на 40.5 м, а изотерма </w:t>
       </w:r>
       <m:oMath>
         <m:r>
@@ -17383,19 +17714,7 @@
         <w:rPr>
           <w:lang w:val="ru-RU"/>
         </w:rPr>
-        <w:t xml:space="preserve"> </w:t>
-      </w:r>
-      <w:r>
-        <w:rPr>
-          <w:lang w:val="ru-RU"/>
-        </w:rPr>
-        <w:t>это соответственно 194.6 и 129.7 м, то есть разрыв между фронтами вырастает с 5 до 65 м. Причина в том, что часть теплоты закачиваемой воды расходуется на прогрев скелета породы, объемная теплоемкость которого сопоставима с теплоемкостью флюидов, а также в</w:t>
-      </w:r>
-      <w:r>
-        <w:rPr>
-          <w:lang w:val="ru-RU"/>
-        </w:rPr>
-        <w:t xml:space="preserve"> теплопритоке из вмещающих пород, возвращающем теплоту в остывшие ячейки. Средняя температура пласта снижается с 67.8°</w:t>
+        <w:t xml:space="preserve"> это соответственно 194.6 и 129.7 м, то есть разрыв между фронтами вырастает с 5 до 65 м. Причина в том, что часть теплоты закачиваемой воды расходуется на прогрев скелета породы, объемная теплоемкость которого сопоставима с теплоемкостью флюидов, а также в теплопритоке из вмещающих пород, возвращающем теплоту в остывшие ячейки. Средняя температура пласта снижается с 67.8°</w:t>
       </w:r>
       <w:r>
         <w:t>C</w:t>
@@ -17505,13 +17824,7 @@
         <w:rPr>
           <w:lang w:val="ru-RU"/>
         </w:rPr>
-        <w:t xml:space="preserve">Поле давления (рис. 1в, 1е, 1и) сохраняет монотонный характер на всем </w:t>
-      </w:r>
-      <w:r>
-        <w:rPr>
-          <w:lang w:val="ru-RU"/>
-        </w:rPr>
-        <w:t xml:space="preserve">протяжении расчета: изобары располагаются приблизительно перпендикулярно диагонали, соединяющей скважины. Перепад составляет 8.58–19.39 МПа на момент </w:t>
+        <w:t xml:space="preserve">Поле давления (рис. 1в, 1е, 1и) сохраняет монотонный характер на всем протяжении расчета: изобары располагаются приблизительно перпендикулярно диагонали, соединяющей скважины. Перепад составляет 8.58–19.39 МПа на момент </w:t>
       </w:r>
       <m:oMath>
         <m:sSub>
@@ -17579,28 +17892,7 @@
         <w:rPr>
           <w:lang w:val="ru-RU"/>
         </w:rPr>
-        <w:t xml:space="preserve">; </w:t>
-      </w:r>
-      <w:r>
-        <w:rPr>
-          <w:lang w:val="ru-RU"/>
-        </w:rPr>
-        <w:lastRenderedPageBreak/>
-        <w:t>снижение давления в окрестности нагнетательной скважины отражает паден</w:t>
-      </w:r>
-      <w:proofErr w:type="spellStart"/>
-      <w:r>
-        <w:rPr>
-          <w:lang w:val="ru-RU"/>
-        </w:rPr>
-        <w:t>ие</w:t>
-      </w:r>
-      <w:proofErr w:type="spellEnd"/>
-      <w:r>
-        <w:rPr>
-          <w:lang w:val="ru-RU"/>
-        </w:rPr>
-        <w:t xml:space="preserve"> приемистости из-за кольматации.</w:t>
+        <w:t>; снижение давления в окрестности нагнетательной скважины отражает падение приемистости из-за кольматации.</w:t>
       </w:r>
     </w:p>
     <w:p>
@@ -17657,13 +17949,7 @@
         <w:rPr>
           <w:lang w:val="ru-RU"/>
         </w:rPr>
-        <w:t xml:space="preserve"> (рис. 2). Коэффициент извлечения нефти на момент</w:t>
-      </w:r>
-      <w:r>
-        <w:rPr>
-          <w:lang w:val="ru-RU"/>
-        </w:rPr>
-        <w:t xml:space="preserve"> </w:t>
+        <w:t xml:space="preserve"> (рис. 2). Коэффициент извлечения нефти на момент </w:t>
       </w:r>
       <m:oMath>
         <m:sSub>
@@ -17703,15 +17989,14 @@
     <w:p>
       <w:pPr>
         <w:pStyle w:val="a0"/>
-        <w:jc w:val="both"/>
       </w:pPr>
       <w:r>
         <w:rPr>
           <w:noProof/>
         </w:rPr>
         <w:drawing>
-          <wp:inline distT="0" distB="0" distL="0" distR="0" wp14:anchorId="6977A60C" wp14:editId="2E2A1684">
-            <wp:extent cx="6108700" cy="3832109"/>
+          <wp:inline distT="0" distB="0" distL="0" distR="0" wp14:anchorId="6977A60C" wp14:editId="4A4C64F1">
+            <wp:extent cx="5273040" cy="3177540"/>
             <wp:effectExtent l="0" t="0" r="0" b="0"/>
             <wp:docPr id="20" name="Picture"/>
             <wp:cNvGraphicFramePr/>
@@ -17733,7 +18018,7 @@
                   <pic:spPr bwMode="auto">
                     <a:xfrm>
                       <a:off x="0" y="0"/>
-                      <a:ext cx="6108700" cy="3832109"/>
+                      <a:ext cx="5273759" cy="3177973"/>
                     </a:xfrm>
                     <a:prstGeom prst="rect">
                       <a:avLst/>
@@ -17773,13 +18058,7 @@
         <w:rPr>
           <w:lang w:val="ru-RU"/>
         </w:rPr>
-        <w:t>ₚ</w:t>
-      </w:r>
-      <w:r>
-        <w:rPr>
-          <w:lang w:val="ru-RU"/>
-        </w:rPr>
-        <w:t xml:space="preserve"> = 0.05; 2 — теплообмен не учитывается, </w:t>
+        <w:t xml:space="preserve">ₚ = 0.05; 2 — теплообмен не учитывается, </w:t>
       </w:r>
       <w:r>
         <w:t>w</w:t>
@@ -17788,19 +18067,7 @@
         <w:rPr>
           <w:lang w:val="ru-RU"/>
         </w:rPr>
-        <w:t>ₚ</w:t>
-      </w:r>
-      <w:r>
-        <w:rPr>
-          <w:lang w:val="ru-RU"/>
-        </w:rPr>
-        <w:t xml:space="preserve"> = 0.05; 3 — теплоо</w:t>
-      </w:r>
-      <w:r>
-        <w:rPr>
-          <w:lang w:val="ru-RU"/>
-        </w:rPr>
-        <w:t xml:space="preserve">бмен не учитывается, </w:t>
+        <w:t xml:space="preserve">ₚ = 0.05; 3 — теплообмен не учитывается, </w:t>
       </w:r>
       <w:r>
         <w:t>w</w:t>
@@ -17809,13 +18076,7 @@
         <w:rPr>
           <w:lang w:val="ru-RU"/>
         </w:rPr>
-        <w:t>ₚ</w:t>
-      </w:r>
-      <w:r>
-        <w:rPr>
-          <w:lang w:val="ru-RU"/>
-        </w:rPr>
-        <w:t xml:space="preserve"> = 0.</w:t>
+        <w:t>ₚ = 0.</w:t>
       </w:r>
     </w:p>
     <w:p>
@@ -17860,21 +18121,7 @@
         <w:rPr>
           <w:lang w:val="ru-RU"/>
         </w:rPr>
-        <w:t>, а нефть еще не вытеснена. Зона деградации фильтрационно-емкостных свойств поэтому не остается на месте, а п</w:t>
-      </w:r>
-      <w:proofErr w:type="spellStart"/>
-      <w:r>
-        <w:rPr>
-          <w:lang w:val="ru-RU"/>
-        </w:rPr>
-        <w:t>еремещается</w:t>
-      </w:r>
-      <w:proofErr w:type="spellEnd"/>
-      <w:r>
-        <w:rPr>
-          <w:lang w:val="ru-RU"/>
-        </w:rPr>
-        <w:t xml:space="preserve"> вслед за фронтом вытеснения (рис. 3): минимум множителя проницаемости приходится на точку с координатами (14, 14) м на момент </w:t>
+        <w:t xml:space="preserve">, а нефть еще не вытеснена. Зона деградации фильтрационно-емкостных свойств поэтому не остается на месте, а перемещается вслед за фронтом вытеснения (рис. 3): минимум множителя проницаемости приходится на точку с координатами (14, 14) м на момент </w:t>
       </w:r>
       <m:oMath>
         <m:sSub>
@@ -17976,13 +18223,14 @@
         <w:rPr>
           <w:lang w:val="ru-RU"/>
         </w:rPr>
-        <w:t>, а сам множитель снижается с 0.849 до 0.747 и далее до 0.71</w:t>
-      </w:r>
-      <w:r>
-        <w:rPr>
-          <w:lang w:val="ru-RU"/>
-        </w:rPr>
-        <w:t xml:space="preserve">2. </w:t>
+        <w:t xml:space="preserve">, а </w:t>
+      </w:r>
+      <w:r>
+        <w:rPr>
+          <w:lang w:val="ru-RU"/>
+        </w:rPr>
+        <w:lastRenderedPageBreak/>
+        <w:t xml:space="preserve">сам множитель снижается с 0.849 до 0.747 и далее до 0.712. </w:t>
       </w:r>
       <w:proofErr w:type="spellStart"/>
       <w:r>
@@ -18018,7 +18266,6 @@
         <w:rPr>
           <w:noProof/>
         </w:rPr>
-        <w:lastRenderedPageBreak/>
         <w:drawing>
           <wp:inline distT="0" distB="0" distL="0" distR="0" wp14:anchorId="1FAE9EF8" wp14:editId="091561D8">
             <wp:extent cx="4742014" cy="6690283"/>
@@ -18092,13 +18339,7 @@
         <w:rPr>
           <w:lang w:val="ru-RU"/>
         </w:rPr>
-        <w:t>₀</w:t>
-      </w:r>
-      <w:r>
-        <w:rPr>
-          <w:lang w:val="ru-RU"/>
-        </w:rPr>
-        <w:t xml:space="preserve"> (а, в, д) и пористости </w:t>
+        <w:t xml:space="preserve">₀ (а, в, д) и пористости </w:t>
       </w:r>
       <w:r>
         <w:t>m</w:t>
@@ -18116,13 +18357,7 @@
         <w:rPr>
           <w:lang w:val="ru-RU"/>
         </w:rPr>
-        <w:t>₀</w:t>
-      </w:r>
-      <w:r>
-        <w:rPr>
-          <w:lang w:val="ru-RU"/>
-        </w:rPr>
-        <w:t xml:space="preserve"> (б, г, е) для варианта 1 на моменты времени </w:t>
+        <w:t xml:space="preserve">₀ (б, г, е) для варианта 1 на моменты времени </w:t>
       </w:r>
       <w:r>
         <w:t>t</w:t>
@@ -18206,13 +18441,7 @@
         <w:rPr>
           <w:lang w:val="ru-RU"/>
         </w:rPr>
-        <w:t>Это отлича</w:t>
-      </w:r>
-      <w:r>
-        <w:rPr>
-          <w:lang w:val="ru-RU"/>
-        </w:rPr>
-        <w:t xml:space="preserve">ет рассматриваемую задачу от кольматации призабойной зоны нагнетательной скважины: у ее забоя нефть вытесняется раньше, чем порода успевает остыть ниже температуры кристаллизации, и отложения там не накапливаются. К моменту </w:t>
+        <w:t xml:space="preserve">Это отличает рассматриваемую задачу от кольматации призабойной зоны нагнетательной скважины: у ее забоя нефть вытесняется раньше, чем порода успевает остыть ниже температуры кристаллизации, и отложения там не накапливаются. К моменту </w:t>
       </w:r>
       <m:oMath>
         <m:sSub>
@@ -18246,21 +18475,7 @@
         <w:rPr>
           <w:lang w:val="ru-RU"/>
         </w:rPr>
-        <w:t xml:space="preserve"> область с пониженной проница</w:t>
-      </w:r>
-      <w:proofErr w:type="spellStart"/>
-      <w:r>
-        <w:rPr>
-          <w:lang w:val="ru-RU"/>
-        </w:rPr>
-        <w:t>емостью</w:t>
-      </w:r>
-      <w:proofErr w:type="spellEnd"/>
-      <w:r>
-        <w:rPr>
-          <w:lang w:val="ru-RU"/>
-        </w:rPr>
-        <w:t xml:space="preserve"> охватывает почти всю расчетную зону, кроме полосы у добывающей скважины, куда температурный фронт приходит последней.</w:t>
+        <w:t xml:space="preserve"> область с пониженной проницаемостью охватывает почти всю расчетную зону, кроме полосы у добывающей скважины, куда температурный фронт приходит последней.</w:t>
       </w:r>
     </w:p>
     <w:p>
@@ -18275,13 +18490,7 @@
         <w:rPr>
           <w:lang w:val="ru-RU"/>
         </w:rPr>
-        <w:t>Механизм кольматации на уровне отдельных капилляров показывает эволюция функции распределения пор по размерам в ячейке у нагнетате</w:t>
-      </w:r>
-      <w:r>
-        <w:rPr>
-          <w:lang w:val="ru-RU"/>
-        </w:rPr>
-        <w:t xml:space="preserve">льной скважины (рис. 4). Первыми выбывают капилляры с радиусом менее 5 мкм — те, что удовлетворяют условию блокирования </w:t>
+        <w:t xml:space="preserve">Механизм кольматации на уровне отдельных капилляров показывает эволюция функции распределения пор по размерам в ячейке у нагнетательной скважины (рис. 4). Первыми выбывают капилляры с радиусом менее 5 мкм — те, что удовлетворяют условию блокирования </w:t>
       </w:r>
       <m:oMath>
         <m:r>
@@ -18366,21 +18575,14 @@
         <w:rPr>
           <w:lang w:val="ru-RU"/>
         </w:rPr>
-        <w:t>; распределение при этом теряет левую ветвь. Одновременно уменьшается доля капилляров всех радиусов за счет сужения. Существ</w:t>
-      </w:r>
-      <w:proofErr w:type="spellStart"/>
-      <w:r>
-        <w:rPr>
-          <w:lang w:val="ru-RU"/>
-        </w:rPr>
-        <w:t>енно</w:t>
-      </w:r>
-      <w:proofErr w:type="spellEnd"/>
-      <w:r>
-        <w:rPr>
-          <w:lang w:val="ru-RU"/>
-        </w:rPr>
-        <w:t xml:space="preserve">, что кривые на моменты </w:t>
+        <w:t xml:space="preserve">; распределение при этом теряет левую ветвь. Одновременно уменьшается доля капилляров всех радиусов за счет сужения. Существенно, что кривые на </w:t>
+      </w:r>
+      <w:r>
+        <w:rPr>
+          <w:lang w:val="ru-RU"/>
+        </w:rPr>
+        <w:lastRenderedPageBreak/>
+        <w:t xml:space="preserve">моменты </w:t>
       </w:r>
       <m:oMath>
         <m:sSub>
@@ -18448,14 +18650,7 @@
         <w:rPr>
           <w:lang w:val="ru-RU"/>
         </w:rPr>
-        <w:t xml:space="preserve"> практически совпадают: в этой ячейке структура порового пространства </w:t>
-      </w:r>
-      <w:r>
-        <w:rPr>
-          <w:lang w:val="ru-RU"/>
-        </w:rPr>
-        <w:lastRenderedPageBreak/>
-        <w:t>перестает меняться уже к 195 сут, поскольку нефть здесь вытеснена и источник частиц исчерпан.</w:t>
+        <w:t xml:space="preserve"> практически совпадают: в этой ячейке структура порового пространства перестает меняться уже к 195 сут, поскольку нефть здесь вытеснена и источник частиц исчерпан.</w:t>
       </w:r>
     </w:p>
     <w:p>
@@ -18468,8 +18663,8 @@
           <w:noProof/>
         </w:rPr>
         <w:drawing>
-          <wp:inline distT="0" distB="0" distL="0" distR="0" wp14:anchorId="14575577" wp14:editId="75768055">
-            <wp:extent cx="5725338" cy="3124582"/>
+          <wp:inline distT="0" distB="0" distL="0" distR="0" wp14:anchorId="14575577" wp14:editId="57178A3D">
+            <wp:extent cx="5227320" cy="2392680"/>
             <wp:effectExtent l="0" t="0" r="0" b="0"/>
             <wp:docPr id="26" name="Picture"/>
             <wp:cNvGraphicFramePr/>
@@ -18491,7 +18686,7 @@
                   <pic:spPr bwMode="auto">
                     <a:xfrm>
                       <a:off x="0" y="0"/>
-                      <a:ext cx="5725338" cy="3124582"/>
+                      <a:ext cx="5227962" cy="2392974"/>
                     </a:xfrm>
                     <a:prstGeom prst="rect">
                       <a:avLst/>
@@ -18522,13 +18717,7 @@
         <w:rPr>
           <w:lang w:val="ru-RU"/>
         </w:rPr>
-        <w:t>Рис. 4. Функция распределения пор по размерам в ячейк</w:t>
-      </w:r>
-      <w:r>
-        <w:rPr>
-          <w:lang w:val="ru-RU"/>
-        </w:rPr>
-        <w:t xml:space="preserve">е у нагнетательной скважины: начальное распределение и распределения на моменты </w:t>
+        <w:t xml:space="preserve">Рис. 4. Функция распределения пор по размерам в ячейке у нагнетательной скважины: начальное распределение и распределения на моменты </w:t>
       </w:r>
       <w:r>
         <w:t>t</w:t>
@@ -18606,13 +18795,7 @@
         <w:rPr>
           <w:lang w:val="ru-RU"/>
         </w:rPr>
-        <w:t>Расчет, отличающийся от базового только отсутствием теплообмена с вмещающими породами, дает сущес</w:t>
-      </w:r>
-      <w:r>
-        <w:rPr>
-          <w:lang w:val="ru-RU"/>
-        </w:rPr>
-        <w:t>твенно более холодный пласт: средняя температура на момент достижения предельной обводненности составляет 21.1°</w:t>
+        <w:t>Расчет, отличающийся от базового только отсутствием теплообмена с вмещающими породами, дает существенно более холодный пласт: средняя температура на момент достижения предельной обводненности составляет 21.1°</w:t>
       </w:r>
       <w:r>
         <w:t>C</w:t>
@@ -18639,13 +18822,7 @@
         <w:rPr>
           <w:lang w:val="ru-RU"/>
         </w:rPr>
-        <w:t>. Причина в том, что при закачке холодной воды вмещающие породы, сохраняющие началь</w:t>
-      </w:r>
-      <w:r>
-        <w:rPr>
-          <w:lang w:val="ru-RU"/>
-        </w:rPr>
-        <w:t>ную пластовую температуру, служат для остывающего пласта источником теплоты, а не стоком. Пренебрежение этим теплопритоком эквивалентно предположению об идеальной теплоизоляции кровли и подошвы, физически не выполняющемуся для маломощных пластов.</w:t>
+        <w:t>. Причина в том, что при закачке холодной воды вмещающие породы, сохраняющие начальную пластовую температуру, служат для остывающего пласта источником теплоты, а не стоком. Пренебрежение этим теплопритоком эквивалентно предположению об идеальной теплоизоляции кровли и подошвы, физически не выполняющемуся для маломощных пластов.</w:t>
       </w:r>
     </w:p>
     <w:p>
@@ -18660,13 +18837,7 @@
         <w:rPr>
           <w:lang w:val="ru-RU"/>
         </w:rPr>
-        <w:t>Наложение</w:t>
-      </w:r>
-      <w:r>
-        <w:rPr>
-          <w:lang w:val="ru-RU"/>
-        </w:rPr>
-        <w:t xml:space="preserve"> изолиний обоих вариантов на момент </w:t>
+        <w:t xml:space="preserve">Наложение изолиний обоих вариантов на момент </w:t>
       </w:r>
       <m:oMath>
         <m:sSub>
@@ -18723,13 +18894,7 @@
         <w:rPr>
           <w:lang w:val="ru-RU"/>
         </w:rPr>
-        <w:t xml:space="preserve"> и охлажден до температур</w:t>
-      </w:r>
-      <w:r>
-        <w:rPr>
-          <w:lang w:val="ru-RU"/>
-        </w:rPr>
-        <w:t xml:space="preserve">ы закачки: изотермы варианта 2 сжаты в узкую полосу у добывающей скважины. Фронт </w:t>
+        <w:t xml:space="preserve"> и охлажден до температуры закачки: изотермы варианта 2 сжаты в узкую полосу у добывающей скважины. Фронт </w:t>
       </w:r>
       <w:proofErr w:type="spellStart"/>
       <w:r>
@@ -18834,13 +18999,7 @@
         <w:rPr>
           <w:lang w:val="ru-RU"/>
         </w:rPr>
-        <w:t>₃: 1 — тепл</w:t>
-      </w:r>
-      <w:r>
-        <w:rPr>
-          <w:lang w:val="ru-RU"/>
-        </w:rPr>
-        <w:t>ообмен учитывается; 2 — теплообмен не учитывается. Отсутствие изотерм варианта 2 в основной части области означает, что пласт там охлажден до температуры закачки.</w:t>
+        <w:t>₃: 1 — теплообмен учитывается; 2 — теплообмен не учитывается. Отсутствие изотерм варианта 2 в основной части области означает, что пласт там охлажден до температуры закачки.</w:t>
       </w:r>
     </w:p>
     <w:p>
@@ -18852,13 +19011,7 @@
         <w:rPr>
           <w:lang w:val="ru-RU"/>
         </w:rPr>
-        <w:t xml:space="preserve">Пространственное распределение вносимой погрешности дают поля разности (рис. 6), вычисленные </w:t>
-      </w:r>
-      <w:r>
-        <w:rPr>
-          <w:lang w:val="ru-RU"/>
-        </w:rPr>
-        <w:t>на одни и те же моменты физического времени. На момент прорыва варианты почти неразличимы: средняя разность температур составляет 1.1°</w:t>
+        <w:t>Пространственное распределение вносимой погрешности дают поля разности (рис. 6), вычисленные на одни и те же моменты физического времени. На момент прорыва варианты почти неразличимы: средняя разность температур составляет 1.1°</w:t>
       </w:r>
       <w:r>
         <w:t>C</w:t>
@@ -18910,13 +19063,7 @@
         <w:rPr>
           <w:lang w:val="ru-RU"/>
         </w:rPr>
-        <w:t xml:space="preserve"> расхождение охватывает всю область — средня</w:t>
-      </w:r>
-      <w:r>
-        <w:rPr>
-          <w:lang w:val="ru-RU"/>
-        </w:rPr>
-        <w:t>я разность 20.6°</w:t>
+        <w:t xml:space="preserve"> расхождение охватывает всю область — средняя разность 20.6°</w:t>
       </w:r>
       <w:r>
         <w:t>C</w:t>
@@ -19048,13 +19195,7 @@
           <w:lang w:val="ru-RU"/>
         </w:rPr>
         <w:lastRenderedPageBreak/>
-        <w:t>Рис. 6. Разность полей температу</w:t>
-      </w:r>
-      <w:r>
-        <w:rPr>
-          <w:lang w:val="ru-RU"/>
-        </w:rPr>
-        <w:t xml:space="preserve">ры (а–в) и </w:t>
+        <w:t xml:space="preserve">Рис. 6. Разность полей температуры (а–в) и </w:t>
       </w:r>
       <w:proofErr w:type="spellStart"/>
       <w:r>
@@ -19151,13 +19292,7 @@
         <w:rPr>
           <w:lang w:val="ru-RU"/>
         </w:rPr>
-        <w:t xml:space="preserve"> при учете теплообмена; штрих</w:t>
-      </w:r>
-      <w:r>
-        <w:rPr>
-          <w:lang w:val="ru-RU"/>
-        </w:rPr>
-        <w:t>овые изолинии — отрицательным значениям, жирная линия — нулевому.</w:t>
+        <w:t xml:space="preserve"> при учете теплообмена; штриховые изолинии — отрицательным значениям, жирная линия — нулевому.</w:t>
       </w:r>
     </w:p>
     <w:p>
@@ -19181,13 +19316,7 @@
         <w:rPr>
           <w:lang w:val="ru-RU"/>
         </w:rPr>
-        <w:t xml:space="preserve"> вязкость нефтяной фазы возрастает в 4.5 раза, тогда как вязкость воды по (18) увели</w:t>
-      </w:r>
-      <w:r>
-        <w:rPr>
-          <w:lang w:val="ru-RU"/>
-        </w:rPr>
-        <w:t xml:space="preserve">чивается лишь в 2.5 раза. Отношение вязкостей, определяющее устойчивость вытеснения, при этом ухудшается: расчетное значение </w:t>
+        <w:t xml:space="preserve"> вязкость нефтяной фазы возрастает в 4.5 раза, тогда как вязкость воды по (18) увеличивается лишь в 2.5 раза. Отношение вязкостей, определяющее устойчивость вытеснения, при этом ухудшается: расчетное значение </w:t>
       </w:r>
       <m:oMath>
         <m:sSub>
@@ -19279,13 +19408,7 @@
         <w:rPr>
           <w:lang w:val="ru-RU"/>
         </w:rPr>
-        <w:t>. Следствием является менее полное вытеснение и заниженный коэффициент извлечени</w:t>
-      </w:r>
-      <w:r>
-        <w:rPr>
-          <w:lang w:val="ru-RU"/>
-        </w:rPr>
-        <w:t>я.</w:t>
+        <w:t>. Следствием является менее полное вытеснение и заниженный коэффициент извлечения.</w:t>
       </w:r>
     </w:p>
     <w:p>
@@ -19328,13 +19451,7 @@
         <w:rPr>
           <w:lang w:val="ru-RU"/>
         </w:rPr>
-        <w:t xml:space="preserve"> (1</w:t>
-      </w:r>
-      <w:r>
-        <w:rPr>
-          <w:lang w:val="ru-RU"/>
-        </w:rPr>
-        <w:t>.3%): к моменту прорыва пласт остыть еще не успевает, и оба варианта в этот период практически неразличимы (рис. 2, 6а). Расхождение накапливается на поздней стадии, когда охлаждение охватывает большую часть области.</w:t>
+        <w:t xml:space="preserve"> (1.3%): к моменту прорыва пласт остыть еще не успевает, и оба варианта в этот период практически неразличимы (рис. 2, 6а). Расхождение накапливается на поздней стадии, когда охлаждение охватывает большую часть области.</w:t>
       </w:r>
     </w:p>
     <w:p>
@@ -19348,28 +19465,33 @@
       </w:r>
       <w:proofErr w:type="spellEnd"/>
       <w:r>
-        <w:t xml:space="preserve"> 3. Сопоставление показателей ра</w:t>
-      </w:r>
-      <w:r>
-        <w:t>зработки</w:t>
+        <w:t xml:space="preserve"> 3. Сопоставление показателей разработки</w:t>
       </w:r>
     </w:p>
     <w:tbl>
       <w:tblPr>
         <w:tblStyle w:val="Table"/>
-        <w:tblW w:w="5000" w:type="pct"/>
+        <w:tblW w:w="4940" w:type="pct"/>
+        <w:tblBorders>
+          <w:top w:val="single" w:sz="4" w:space="0" w:color="auto"/>
+          <w:left w:val="single" w:sz="4" w:space="0" w:color="auto"/>
+          <w:bottom w:val="single" w:sz="4" w:space="0" w:color="auto"/>
+          <w:right w:val="single" w:sz="4" w:space="0" w:color="auto"/>
+          <w:insideH w:val="single" w:sz="4" w:space="0" w:color="auto"/>
+          <w:insideV w:val="single" w:sz="4" w:space="0" w:color="auto"/>
+        </w:tblBorders>
         <w:tblLayout w:type="fixed"/>
         <w:tblLook w:val="0020" w:firstRow="1" w:lastRow="0" w:firstColumn="0" w:lastColumn="0" w:noHBand="0" w:noVBand="0"/>
       </w:tblPr>
       <w:tblGrid>
-        <w:gridCol w:w="1231"/>
-        <w:gridCol w:w="1231"/>
-        <w:gridCol w:w="1232"/>
-        <w:gridCol w:w="1232"/>
-        <w:gridCol w:w="1232"/>
-        <w:gridCol w:w="1232"/>
-        <w:gridCol w:w="1232"/>
-        <w:gridCol w:w="1232"/>
+        <w:gridCol w:w="2380"/>
+        <w:gridCol w:w="850"/>
+        <w:gridCol w:w="849"/>
+        <w:gridCol w:w="992"/>
+        <w:gridCol w:w="1274"/>
+        <w:gridCol w:w="1318"/>
+        <w:gridCol w:w="1079"/>
+        <w:gridCol w:w="994"/>
       </w:tblGrid>
       <w:tr>
         <w:trPr>
@@ -19378,7 +19500,10 @@
         </w:trPr>
         <w:tc>
           <w:tcPr>
-            <w:tcW w:w="990" w:type="dxa"/>
+            <w:tcW w:w="2380" w:type="dxa"/>
+            <w:tcBorders>
+              <w:bottom w:val="none" w:sz="0" w:space="0" w:color="auto"/>
+            </w:tcBorders>
           </w:tcPr>
           <w:p>
             <w:pPr>
@@ -19392,7 +19517,10 @@
         </w:tc>
         <w:tc>
           <w:tcPr>
-            <w:tcW w:w="990" w:type="dxa"/>
+            <w:tcW w:w="850" w:type="dxa"/>
+            <w:tcBorders>
+              <w:bottom w:val="none" w:sz="0" w:space="0" w:color="auto"/>
+            </w:tcBorders>
           </w:tcPr>
           <w:p>
             <w:pPr>
@@ -19433,7 +19561,10 @@
         </w:tc>
         <w:tc>
           <w:tcPr>
-            <w:tcW w:w="990" w:type="dxa"/>
+            <w:tcW w:w="849" w:type="dxa"/>
+            <w:tcBorders>
+              <w:bottom w:val="none" w:sz="0" w:space="0" w:color="auto"/>
+            </w:tcBorders>
           </w:tcPr>
           <w:p>
             <w:pPr>
@@ -19474,7 +19605,10 @@
         </w:tc>
         <w:tc>
           <w:tcPr>
-            <w:tcW w:w="990" w:type="dxa"/>
+            <w:tcW w:w="992" w:type="dxa"/>
+            <w:tcBorders>
+              <w:bottom w:val="none" w:sz="0" w:space="0" w:color="auto"/>
+            </w:tcBorders>
           </w:tcPr>
           <w:p>
             <w:pPr>
@@ -19488,7 +19622,10 @@
         </w:tc>
         <w:tc>
           <w:tcPr>
-            <w:tcW w:w="990" w:type="dxa"/>
+            <w:tcW w:w="1274" w:type="dxa"/>
+            <w:tcBorders>
+              <w:bottom w:val="none" w:sz="0" w:space="0" w:color="auto"/>
+            </w:tcBorders>
           </w:tcPr>
           <w:p>
             <w:pPr>
@@ -19502,7 +19639,10 @@
         </w:tc>
         <w:tc>
           <w:tcPr>
-            <w:tcW w:w="990" w:type="dxa"/>
+            <w:tcW w:w="1318" w:type="dxa"/>
+            <w:tcBorders>
+              <w:bottom w:val="none" w:sz="0" w:space="0" w:color="auto"/>
+            </w:tcBorders>
           </w:tcPr>
           <w:p>
             <w:pPr>
@@ -19559,7 +19699,10 @@
         </w:tc>
         <w:tc>
           <w:tcPr>
-            <w:tcW w:w="990" w:type="dxa"/>
+            <w:tcW w:w="1079" w:type="dxa"/>
+            <w:tcBorders>
+              <w:bottom w:val="none" w:sz="0" w:space="0" w:color="auto"/>
+            </w:tcBorders>
           </w:tcPr>
           <w:p>
             <w:pPr>
@@ -19584,7 +19727,10 @@
         </w:tc>
         <w:tc>
           <w:tcPr>
-            <w:tcW w:w="990" w:type="dxa"/>
+            <w:tcW w:w="994" w:type="dxa"/>
+            <w:tcBorders>
+              <w:bottom w:val="none" w:sz="0" w:space="0" w:color="auto"/>
+            </w:tcBorders>
           </w:tcPr>
           <w:p>
             <w:pPr>
@@ -19636,7 +19782,7 @@
       <w:tr>
         <w:tc>
           <w:tcPr>
-            <w:tcW w:w="990" w:type="dxa"/>
+            <w:tcW w:w="2380" w:type="dxa"/>
           </w:tcPr>
           <w:p>
             <w:pPr>
@@ -19692,7 +19838,7 @@
         </w:tc>
         <w:tc>
           <w:tcPr>
-            <w:tcW w:w="990" w:type="dxa"/>
+            <w:tcW w:w="850" w:type="dxa"/>
           </w:tcPr>
           <w:p>
             <w:pPr>
@@ -19706,7 +19852,7 @@
         </w:tc>
         <w:tc>
           <w:tcPr>
-            <w:tcW w:w="990" w:type="dxa"/>
+            <w:tcW w:w="849" w:type="dxa"/>
           </w:tcPr>
           <w:p>
             <w:pPr>
@@ -19720,7 +19866,7 @@
         </w:tc>
         <w:tc>
           <w:tcPr>
-            <w:tcW w:w="990" w:type="dxa"/>
+            <w:tcW w:w="992" w:type="dxa"/>
           </w:tcPr>
           <w:p>
             <w:pPr>
@@ -19734,7 +19880,7 @@
         </w:tc>
         <w:tc>
           <w:tcPr>
-            <w:tcW w:w="990" w:type="dxa"/>
+            <w:tcW w:w="1274" w:type="dxa"/>
           </w:tcPr>
           <w:p>
             <w:pPr>
@@ -19748,7 +19894,7 @@
         </w:tc>
         <w:tc>
           <w:tcPr>
-            <w:tcW w:w="990" w:type="dxa"/>
+            <w:tcW w:w="1318" w:type="dxa"/>
           </w:tcPr>
           <w:p>
             <w:pPr>
@@ -19762,7 +19908,7 @@
         </w:tc>
         <w:tc>
           <w:tcPr>
-            <w:tcW w:w="990" w:type="dxa"/>
+            <w:tcW w:w="1079" w:type="dxa"/>
           </w:tcPr>
           <w:p>
             <w:pPr>
@@ -19776,7 +19922,7 @@
         </w:tc>
         <w:tc>
           <w:tcPr>
-            <w:tcW w:w="990" w:type="dxa"/>
+            <w:tcW w:w="994" w:type="dxa"/>
           </w:tcPr>
           <w:p>
             <w:pPr>
@@ -19792,7 +19938,7 @@
       <w:tr>
         <w:tc>
           <w:tcPr>
-            <w:tcW w:w="990" w:type="dxa"/>
+            <w:tcW w:w="2380" w:type="dxa"/>
           </w:tcPr>
           <w:p>
             <w:pPr>
@@ -19856,7 +20002,7 @@
         </w:tc>
         <w:tc>
           <w:tcPr>
-            <w:tcW w:w="990" w:type="dxa"/>
+            <w:tcW w:w="850" w:type="dxa"/>
           </w:tcPr>
           <w:p>
             <w:pPr>
@@ -19870,7 +20016,7 @@
         </w:tc>
         <w:tc>
           <w:tcPr>
-            <w:tcW w:w="990" w:type="dxa"/>
+            <w:tcW w:w="849" w:type="dxa"/>
           </w:tcPr>
           <w:p>
             <w:pPr>
@@ -19884,7 +20030,7 @@
         </w:tc>
         <w:tc>
           <w:tcPr>
-            <w:tcW w:w="990" w:type="dxa"/>
+            <w:tcW w:w="992" w:type="dxa"/>
           </w:tcPr>
           <w:p>
             <w:pPr>
@@ -19898,7 +20044,7 @@
         </w:tc>
         <w:tc>
           <w:tcPr>
-            <w:tcW w:w="990" w:type="dxa"/>
+            <w:tcW w:w="1274" w:type="dxa"/>
           </w:tcPr>
           <w:p>
             <w:pPr>
@@ -19912,7 +20058,7 @@
         </w:tc>
         <w:tc>
           <w:tcPr>
-            <w:tcW w:w="990" w:type="dxa"/>
+            <w:tcW w:w="1318" w:type="dxa"/>
           </w:tcPr>
           <w:p>
             <w:pPr>
@@ -19926,7 +20072,7 @@
         </w:tc>
         <w:tc>
           <w:tcPr>
-            <w:tcW w:w="990" w:type="dxa"/>
+            <w:tcW w:w="1079" w:type="dxa"/>
           </w:tcPr>
           <w:p>
             <w:pPr>
@@ -19934,16 +20080,13 @@
               <w:jc w:val="both"/>
             </w:pPr>
             <w:r>
-              <w:t>−</w:t>
-            </w:r>
-            <w:r>
-              <w:t>4.1</w:t>
+              <w:t>−4.1</w:t>
             </w:r>
           </w:p>
         </w:tc>
         <w:tc>
           <w:tcPr>
-            <w:tcW w:w="990" w:type="dxa"/>
+            <w:tcW w:w="994" w:type="dxa"/>
           </w:tcPr>
           <w:p>
             <w:pPr>
@@ -19959,7 +20102,7 @@
       <w:tr>
         <w:tc>
           <w:tcPr>
-            <w:tcW w:w="990" w:type="dxa"/>
+            <w:tcW w:w="2380" w:type="dxa"/>
           </w:tcPr>
           <w:p>
             <w:pPr>
@@ -20023,7 +20166,7 @@
         </w:tc>
         <w:tc>
           <w:tcPr>
-            <w:tcW w:w="990" w:type="dxa"/>
+            <w:tcW w:w="850" w:type="dxa"/>
           </w:tcPr>
           <w:p>
             <w:pPr>
@@ -20037,7 +20180,7 @@
         </w:tc>
         <w:tc>
           <w:tcPr>
-            <w:tcW w:w="990" w:type="dxa"/>
+            <w:tcW w:w="849" w:type="dxa"/>
           </w:tcPr>
           <w:p>
             <w:pPr>
@@ -20051,7 +20194,7 @@
         </w:tc>
         <w:tc>
           <w:tcPr>
-            <w:tcW w:w="990" w:type="dxa"/>
+            <w:tcW w:w="992" w:type="dxa"/>
           </w:tcPr>
           <w:p>
             <w:pPr>
@@ -20065,7 +20208,7 @@
         </w:tc>
         <w:tc>
           <w:tcPr>
-            <w:tcW w:w="990" w:type="dxa"/>
+            <w:tcW w:w="1274" w:type="dxa"/>
           </w:tcPr>
           <w:p>
             <w:pPr>
@@ -20079,7 +20222,7 @@
         </w:tc>
         <w:tc>
           <w:tcPr>
-            <w:tcW w:w="990" w:type="dxa"/>
+            <w:tcW w:w="1318" w:type="dxa"/>
           </w:tcPr>
           <w:p>
             <w:pPr>
@@ -20093,7 +20236,7 @@
         </w:tc>
         <w:tc>
           <w:tcPr>
-            <w:tcW w:w="990" w:type="dxa"/>
+            <w:tcW w:w="1079" w:type="dxa"/>
           </w:tcPr>
           <w:p>
             <w:pPr>
@@ -20101,16 +20244,13 @@
               <w:jc w:val="both"/>
             </w:pPr>
             <w:r>
-              <w:t>−</w:t>
-            </w:r>
-            <w:r>
-              <w:t>15.8</w:t>
+              <w:t>−15.8</w:t>
             </w:r>
           </w:p>
         </w:tc>
         <w:tc>
           <w:tcPr>
-            <w:tcW w:w="990" w:type="dxa"/>
+            <w:tcW w:w="994" w:type="dxa"/>
           </w:tcPr>
           <w:p>
             <w:pPr>
@@ -20118,10 +20258,7 @@
               <w:jc w:val="both"/>
             </w:pPr>
             <w:r>
-              <w:t>−</w:t>
-            </w:r>
-            <w:r>
-              <w:t>42.4</w:t>
+              <w:t>−42.4</w:t>
             </w:r>
           </w:p>
         </w:tc>
@@ -20129,7 +20266,7 @@
       <w:tr>
         <w:tc>
           <w:tcPr>
-            <w:tcW w:w="990" w:type="dxa"/>
+            <w:tcW w:w="2380" w:type="dxa"/>
           </w:tcPr>
           <w:p>
             <w:pPr>
@@ -20207,7 +20344,7 @@
         </w:tc>
         <w:tc>
           <w:tcPr>
-            <w:tcW w:w="990" w:type="dxa"/>
+            <w:tcW w:w="850" w:type="dxa"/>
           </w:tcPr>
           <w:p>
             <w:pPr>
@@ -20221,7 +20358,7 @@
         </w:tc>
         <w:tc>
           <w:tcPr>
-            <w:tcW w:w="990" w:type="dxa"/>
+            <w:tcW w:w="849" w:type="dxa"/>
           </w:tcPr>
           <w:p>
             <w:pPr>
@@ -20235,7 +20372,7 @@
         </w:tc>
         <w:tc>
           <w:tcPr>
-            <w:tcW w:w="990" w:type="dxa"/>
+            <w:tcW w:w="992" w:type="dxa"/>
           </w:tcPr>
           <w:p>
             <w:pPr>
@@ -20249,7 +20386,7 @@
         </w:tc>
         <w:tc>
           <w:tcPr>
-            <w:tcW w:w="990" w:type="dxa"/>
+            <w:tcW w:w="1274" w:type="dxa"/>
           </w:tcPr>
           <w:p>
             <w:pPr>
@@ -20263,7 +20400,7 @@
         </w:tc>
         <w:tc>
           <w:tcPr>
-            <w:tcW w:w="990" w:type="dxa"/>
+            <w:tcW w:w="1318" w:type="dxa"/>
           </w:tcPr>
           <w:p>
             <w:pPr>
@@ -20277,7 +20414,7 @@
         </w:tc>
         <w:tc>
           <w:tcPr>
-            <w:tcW w:w="990" w:type="dxa"/>
+            <w:tcW w:w="1079" w:type="dxa"/>
           </w:tcPr>
           <w:p>
             <w:pPr>
@@ -20285,16 +20422,13 @@
               <w:jc w:val="both"/>
             </w:pPr>
             <w:r>
-              <w:t>−</w:t>
-            </w:r>
-            <w:r>
-              <w:t>0.5</w:t>
+              <w:t>−0.5</w:t>
             </w:r>
           </w:p>
         </w:tc>
         <w:tc>
           <w:tcPr>
-            <w:tcW w:w="990" w:type="dxa"/>
+            <w:tcW w:w="994" w:type="dxa"/>
           </w:tcPr>
           <w:p>
             <w:pPr>
@@ -20302,10 +20436,7 @@
               <w:jc w:val="both"/>
             </w:pPr>
             <w:r>
-              <w:t>−</w:t>
-            </w:r>
-            <w:r>
-              <w:t>0.2</w:t>
+              <w:t>−0.2</w:t>
             </w:r>
           </w:p>
         </w:tc>
@@ -20313,7 +20444,7 @@
       <w:tr>
         <w:tc>
           <w:tcPr>
-            <w:tcW w:w="990" w:type="dxa"/>
+            <w:tcW w:w="2380" w:type="dxa"/>
           </w:tcPr>
           <w:p>
             <w:pPr>
@@ -20321,11 +20452,7 @@
               <w:jc w:val="both"/>
             </w:pPr>
             <w:r>
-              <w:t xml:space="preserve">5. </w:t>
-            </w:r>
-            <w:r>
-              <w:lastRenderedPageBreak/>
-              <w:t xml:space="preserve">Теплообмен учитывается, </w:t>
+              <w:t xml:space="preserve">5. Теплообмен учитывается, </w:t>
             </w:r>
             <m:oMath>
               <m:sSub>
@@ -20373,7 +20500,7 @@
         </w:tc>
         <w:tc>
           <w:tcPr>
-            <w:tcW w:w="990" w:type="dxa"/>
+            <w:tcW w:w="850" w:type="dxa"/>
           </w:tcPr>
           <w:p>
             <w:pPr>
@@ -20381,14 +20508,13 @@
               <w:jc w:val="both"/>
             </w:pPr>
             <w:r>
-              <w:lastRenderedPageBreak/>
               <w:t>193</w:t>
             </w:r>
           </w:p>
         </w:tc>
         <w:tc>
           <w:tcPr>
-            <w:tcW w:w="990" w:type="dxa"/>
+            <w:tcW w:w="849" w:type="dxa"/>
           </w:tcPr>
           <w:p>
             <w:pPr>
@@ -20402,7 +20528,7 @@
         </w:tc>
         <w:tc>
           <w:tcPr>
-            <w:tcW w:w="990" w:type="dxa"/>
+            <w:tcW w:w="992" w:type="dxa"/>
           </w:tcPr>
           <w:p>
             <w:pPr>
@@ -20416,7 +20542,7 @@
         </w:tc>
         <w:tc>
           <w:tcPr>
-            <w:tcW w:w="990" w:type="dxa"/>
+            <w:tcW w:w="1274" w:type="dxa"/>
           </w:tcPr>
           <w:p>
             <w:pPr>
@@ -20430,7 +20556,7 @@
         </w:tc>
         <w:tc>
           <w:tcPr>
-            <w:tcW w:w="990" w:type="dxa"/>
+            <w:tcW w:w="1318" w:type="dxa"/>
           </w:tcPr>
           <w:p>
             <w:pPr>
@@ -20444,7 +20570,7 @@
         </w:tc>
         <w:tc>
           <w:tcPr>
-            <w:tcW w:w="990" w:type="dxa"/>
+            <w:tcW w:w="1079" w:type="dxa"/>
           </w:tcPr>
           <w:p>
             <w:pPr>
@@ -20452,16 +20578,13 @@
               <w:jc w:val="both"/>
             </w:pPr>
             <w:r>
-              <w:t>−</w:t>
-            </w:r>
-            <w:r>
-              <w:t>12.2</w:t>
+              <w:t>−12.2</w:t>
             </w:r>
           </w:p>
         </w:tc>
         <w:tc>
           <w:tcPr>
-            <w:tcW w:w="990" w:type="dxa"/>
+            <w:tcW w:w="994" w:type="dxa"/>
           </w:tcPr>
           <w:p>
             <w:pPr>
@@ -20469,10 +20592,7 @@
               <w:jc w:val="both"/>
             </w:pPr>
             <w:r>
-              <w:t>−</w:t>
-            </w:r>
-            <w:r>
-              <w:t>37.7</w:t>
+              <w:t>−37.7</w:t>
             </w:r>
           </w:p>
         </w:tc>
@@ -20507,13 +20627,7 @@
         <w:rPr>
           <w:lang w:val="ru-RU"/>
         </w:rPr>
-        <w:t>Сопоставление базового варианта с расчетом без теплообмена и без парафина (вариант 3) дает суммарное смещение: коэффициент извлечения занижается на 0.0832, или на 15.8%, а длительность разработки сокраща</w:t>
-      </w:r>
-      <w:r>
-        <w:rPr>
-          <w:lang w:val="ru-RU"/>
-        </w:rPr>
-        <w:t xml:space="preserve">ется на 1016 </w:t>
+        <w:t xml:space="preserve">Сопоставление базового варианта с расчетом без теплообмена и без парафина (вариант 3) дает суммарное смещение: коэффициент извлечения занижается на 0.0832, или на 15.8%, а длительность разработки сокращается на 1016 </w:t>
       </w:r>
       <w:proofErr w:type="spellStart"/>
       <w:r>
@@ -20527,13 +20641,7 @@
         <w:rPr>
           <w:lang w:val="ru-RU"/>
         </w:rPr>
-        <w:t>. Однако такое сопоставление не позволяет разделить вклады двух факторов, поскольку разность вариантов, различающихся сразу по двум признакам, допускает произвольное разложение. Для разделения вкладов рассчитан недостающий вариант полного ф</w:t>
-      </w:r>
-      <w:r>
-        <w:rPr>
-          <w:lang w:val="ru-RU"/>
-        </w:rPr>
-        <w:t>акторного плана — с учетом теплообмена, но без парафина (вариант 5). Результаты разложения приведены в табл. 4, динамика накопленной добычи по всем вариантам — на рис. 7.</w:t>
+        <w:t>. Однако такое сопоставление не позволяет разделить вклады двух факторов, поскольку разность вариантов, различающихся сразу по двум признакам, допускает произвольное разложение. Для разделения вкладов рассчитан недостающий вариант полного факторного плана — с учетом теплообмена, но без парафина (вариант 5). Результаты разложения приведены в табл. 4, динамика накопленной добычи по всем вариантам — на рис. 7.</w:t>
       </w:r>
     </w:p>
     <w:p>
@@ -20545,6 +20653,7 @@
         <w:rPr>
           <w:noProof/>
         </w:rPr>
+        <w:lastRenderedPageBreak/>
         <w:drawing>
           <wp:inline distT="0" distB="0" distL="0" distR="0" wp14:anchorId="484B6B0F" wp14:editId="1056ED5A">
             <wp:extent cx="5876972" cy="3694359"/>
@@ -20609,19 +20718,7 @@
         <w:rPr>
           <w:lang w:val="ru-RU"/>
         </w:rPr>
-        <w:t>ₚ</w:t>
-      </w:r>
-      <w:r>
-        <w:rPr>
-          <w:lang w:val="ru-RU"/>
-        </w:rPr>
-        <w:t xml:space="preserve"> = 0.05; 2 — теплоо</w:t>
-      </w:r>
-      <w:r>
-        <w:rPr>
-          <w:lang w:val="ru-RU"/>
-        </w:rPr>
-        <w:t xml:space="preserve">бмен не учитывается, </w:t>
+        <w:t xml:space="preserve">ₚ = 0.05; 2 — теплообмен не учитывается, </w:t>
       </w:r>
       <w:r>
         <w:t>w</w:t>
@@ -20630,13 +20727,7 @@
         <w:rPr>
           <w:lang w:val="ru-RU"/>
         </w:rPr>
-        <w:t>ₚ</w:t>
-      </w:r>
-      <w:r>
-        <w:rPr>
-          <w:lang w:val="ru-RU"/>
-        </w:rPr>
-        <w:t xml:space="preserve"> = 0.05; 3 — теплообмен не учитывается, </w:t>
+        <w:t xml:space="preserve">ₚ = 0.05; 3 — теплообмен не учитывается, </w:t>
       </w:r>
       <w:r>
         <w:t>w</w:t>
@@ -20645,13 +20736,7 @@
         <w:rPr>
           <w:lang w:val="ru-RU"/>
         </w:rPr>
-        <w:t>ₚ</w:t>
-      </w:r>
-      <w:r>
-        <w:rPr>
-          <w:lang w:val="ru-RU"/>
-        </w:rPr>
-        <w:t xml:space="preserve"> = 0; 4 — теплообмен по схеме </w:t>
+        <w:t xml:space="preserve">ₚ = 0; 4 — теплообмен по схеме </w:t>
       </w:r>
       <w:proofErr w:type="spellStart"/>
       <w:r>
@@ -20674,13 +20759,7 @@
         <w:rPr>
           <w:lang w:val="ru-RU"/>
         </w:rPr>
-        <w:t>ₚ</w:t>
-      </w:r>
-      <w:r>
-        <w:rPr>
-          <w:lang w:val="ru-RU"/>
-        </w:rPr>
-        <w:t xml:space="preserve"> = 0.05; 5 — теплообмен учитывается, </w:t>
+        <w:t xml:space="preserve">ₚ = 0.05; 5 — теплообмен учитывается, </w:t>
       </w:r>
       <w:r>
         <w:t>w</w:t>
@@ -20689,13 +20768,7 @@
         <w:rPr>
           <w:lang w:val="ru-RU"/>
         </w:rPr>
-        <w:t>ₚ</w:t>
-      </w:r>
-      <w:r>
-        <w:rPr>
-          <w:lang w:val="ru-RU"/>
-        </w:rPr>
-        <w:t xml:space="preserve"> = 0. Маркер отмечает момент достижения предельной обводненности.</w:t>
+        <w:t>ₚ = 0. Маркер отмечает момент достижения предельной обводненности.</w:t>
       </w:r>
     </w:p>
     <w:p>
@@ -20710,19 +20783,21 @@
         <w:rPr>
           <w:lang w:val="ru-RU"/>
         </w:rPr>
-        <w:t>Таблица 4. Разложение эффектов по полному фак</w:t>
-      </w:r>
-      <w:r>
-        <w:rPr>
-          <w:lang w:val="ru-RU"/>
-        </w:rPr>
-        <w:t>торному плану</w:t>
+        <w:t>Таблица 4. Разложение эффектов по полному факторному плану</w:t>
       </w:r>
     </w:p>
     <w:tbl>
       <w:tblPr>
         <w:tblStyle w:val="Table"/>
         <w:tblW w:w="5000" w:type="pct"/>
+        <w:tblBorders>
+          <w:top w:val="single" w:sz="4" w:space="0" w:color="auto"/>
+          <w:left w:val="single" w:sz="4" w:space="0" w:color="auto"/>
+          <w:bottom w:val="single" w:sz="4" w:space="0" w:color="auto"/>
+          <w:right w:val="single" w:sz="4" w:space="0" w:color="auto"/>
+          <w:insideH w:val="single" w:sz="4" w:space="0" w:color="auto"/>
+          <w:insideV w:val="single" w:sz="4" w:space="0" w:color="auto"/>
+        </w:tblBorders>
         <w:tblLayout w:type="fixed"/>
         <w:tblLook w:val="0020" w:firstRow="1" w:lastRow="0" w:firstColumn="0" w:lastColumn="0" w:noHBand="0" w:noVBand="0"/>
       </w:tblPr>
@@ -20742,6 +20817,9 @@
         <w:tc>
           <w:tcPr>
             <w:tcW w:w="1320" w:type="dxa"/>
+            <w:tcBorders>
+              <w:bottom w:val="none" w:sz="0" w:space="0" w:color="auto"/>
+            </w:tcBorders>
           </w:tcPr>
           <w:p>
             <w:pPr>
@@ -20758,6 +20836,9 @@
         <w:tc>
           <w:tcPr>
             <w:tcW w:w="1320" w:type="dxa"/>
+            <w:tcBorders>
+              <w:bottom w:val="none" w:sz="0" w:space="0" w:color="auto"/>
+            </w:tcBorders>
           </w:tcPr>
           <w:p>
             <w:pPr>
@@ -20778,6 +20859,9 @@
         <w:tc>
           <w:tcPr>
             <w:tcW w:w="1320" w:type="dxa"/>
+            <w:tcBorders>
+              <w:bottom w:val="none" w:sz="0" w:space="0" w:color="auto"/>
+            </w:tcBorders>
           </w:tcPr>
           <w:p>
             <w:pPr>
@@ -20818,6 +20902,9 @@
         <w:tc>
           <w:tcPr>
             <w:tcW w:w="1320" w:type="dxa"/>
+            <w:tcBorders>
+              <w:bottom w:val="none" w:sz="0" w:space="0" w:color="auto"/>
+            </w:tcBorders>
           </w:tcPr>
           <w:p>
             <w:pPr>
@@ -20838,6 +20925,9 @@
         <w:tc>
           <w:tcPr>
             <w:tcW w:w="1320" w:type="dxa"/>
+            <w:tcBorders>
+              <w:bottom w:val="none" w:sz="0" w:space="0" w:color="auto"/>
+            </w:tcBorders>
           </w:tcPr>
           <w:p>
             <w:pPr>
@@ -20858,6 +20948,9 @@
         <w:tc>
           <w:tcPr>
             <w:tcW w:w="1320" w:type="dxa"/>
+            <w:tcBorders>
+              <w:bottom w:val="none" w:sz="0" w:space="0" w:color="auto"/>
+            </w:tcBorders>
           </w:tcPr>
           <w:p>
             <w:pPr>
@@ -21010,10 +21103,7 @@
               <w:jc w:val="both"/>
             </w:pPr>
             <w:r>
-              <w:t>−</w:t>
-            </w:r>
-            <w:r>
-              <w:t>266</w:t>
+              <w:t>−266</w:t>
             </w:r>
           </w:p>
         </w:tc>
@@ -21069,10 +21159,7 @@
               <w:jc w:val="both"/>
             </w:pPr>
             <w:r>
-              <w:t>−</w:t>
-            </w:r>
-            <w:r>
-              <w:t>379</w:t>
+              <w:t>−379</w:t>
             </w:r>
           </w:p>
         </w:tc>
@@ -21090,13 +21177,7 @@
         <w:rPr>
           <w:lang w:val="ru-RU"/>
         </w:rPr>
-        <w:t>По коэффициенту извлечения эффекты близки к аддитивным: сумма главных эффектов составляет 0.0810 при суммарном изменении 0.0832, то есть на взаимодействие приходится 0.0022, или 2.7%. Содержание растворенного парафина влияет на коэффициент</w:t>
-      </w:r>
-      <w:r>
-        <w:rPr>
-          <w:lang w:val="ru-RU"/>
-        </w:rPr>
-        <w:t xml:space="preserve"> извлечения примерно втрое сильнее, чем теплообмен с вмещающими породами: 0.062–0.064 против 0.019–0.022.</w:t>
+        <w:t>По коэффициенту извлечения эффекты близки к аддитивным: сумма главных эффектов составляет 0.0810 при суммарном изменении 0.0832, то есть на взаимодействие приходится 0.0022, или 2.7%. Содержание растворенного парафина влияет на коэффициент извлечения примерно втрое сильнее, чем теплообмен с вмещающими породами: 0.062–0.064 против 0.019–0.022.</w:t>
       </w:r>
     </w:p>
     <w:p>
@@ -21161,13 +21242,7 @@
         <w:rPr>
           <w:lang w:val="ru-RU"/>
         </w:rPr>
-        <w:t xml:space="preserve"> учет теплообмен</w:t>
-      </w:r>
-      <w:r>
-        <w:rPr>
-          <w:lang w:val="ru-RU"/>
-        </w:rPr>
-        <w:t xml:space="preserve">а сокращает срок разработки на 266 </w:t>
+        <w:t xml:space="preserve"> учет теплообмена сокращает срок разработки на 266 </w:t>
       </w:r>
       <w:proofErr w:type="spellStart"/>
       <w:r>
@@ -21231,27 +21306,7 @@
         <w:rPr>
           <w:lang w:val="ru-RU"/>
         </w:rPr>
-        <w:t xml:space="preserve"> — удлиняет его на 113 сут; взаимодействие достигает 379 сут и превосходит по модулю оба главных эффекта. Это объясняется тем, что теплоприток из вмещающих пород действует по двум конкурирующим каналам. П</w:t>
-      </w:r>
-      <w:proofErr w:type="spellStart"/>
-      <w:r>
-        <w:rPr>
-          <w:lang w:val="ru-RU"/>
-        </w:rPr>
-        <w:t>ервый</w:t>
-      </w:r>
-      <w:proofErr w:type="spellEnd"/>
-      <w:r>
-        <w:rPr>
-          <w:lang w:val="ru-RU"/>
-        </w:rPr>
-        <w:t xml:space="preserve"> существует независимо от парафина: прогрев снижает отношение вязкостей, вытеснение становится более устойчивым, обводненность нарастает медленнее и предельное значение достигается позже. Второй возможен только при наличии парафина: прогрев уменьшает </w:t>
-      </w:r>
-      <w:r>
-        <w:rPr>
-          <w:lang w:val="ru-RU"/>
-        </w:rPr>
-        <w:t xml:space="preserve">долю выпавших кристаллов, ослабляет </w:t>
+        <w:t xml:space="preserve"> — удлиняет его на 113 сут; взаимодействие достигает 379 сут и превосходит по модулю оба главных эффекта. Это объясняется тем, что теплоприток из вмещающих пород действует по двум конкурирующим каналам. Первый существует независимо от парафина: прогрев снижает отношение вязкостей, вытеснение становится более устойчивым, обводненность нарастает медленнее и предельное значение достигается позже. Второй возможен только при наличии парафина: прогрев уменьшает долю выпавших кристаллов, ослабляет </w:t>
       </w:r>
       <w:proofErr w:type="spellStart"/>
       <w:r>
@@ -21280,13 +21335,8 @@
         <w:rPr>
           <w:lang w:val="ru-RU"/>
         </w:rPr>
-        <w:t>Отдельного пояснения требует направление влияния са</w:t>
-      </w:r>
-      <w:r>
-        <w:rPr>
-          <w:lang w:val="ru-RU"/>
-        </w:rPr>
-        <w:t xml:space="preserve">мого парафина. При фиксированной отсечке по обводненности наличие парафина повышает расчетный коэффициент извлечения: 0.5262 против 0.4623 при учете теплообмена. Это не свидетельствует о благоприятном влиянии </w:t>
+        <w:lastRenderedPageBreak/>
+        <w:t xml:space="preserve">Отдельного пояснения требует направление влияния самого парафина. При фиксированной отсечке по обводненности наличие парафина повышает расчетный коэффициент извлечения: 0.5262 против 0.4623 при учете теплообмена. Это не свидетельствует о благоприятном влиянии </w:t>
       </w:r>
       <w:proofErr w:type="spellStart"/>
       <w:r>
@@ -21300,13 +21350,7 @@
         <w:rPr>
           <w:lang w:val="ru-RU"/>
         </w:rPr>
-        <w:t>. Кольматация замедляет продвижени</w:t>
-      </w:r>
-      <w:r>
-        <w:rPr>
-          <w:lang w:val="ru-RU"/>
-        </w:rPr>
-        <w:t xml:space="preserve">е воды, и предельная обводненность достигается существенно позже — через 2394 </w:t>
+        <w:t xml:space="preserve">. Кольматация замедляет продвижение воды, и предельная обводненность достигается существенно позже — через 2394 </w:t>
       </w:r>
       <w:proofErr w:type="spellStart"/>
       <w:r>
@@ -21334,13 +21378,7 @@
         <w:rPr>
           <w:lang w:val="ru-RU"/>
         </w:rPr>
-        <w:t xml:space="preserve"> стадии, когда дебит по нефти падает до 4.5 м³</w:t>
-      </w:r>
-      <w:r>
-        <w:rPr>
-          <w:lang w:val="ru-RU"/>
-        </w:rPr>
-        <w:t>/</w:t>
+        <w:t xml:space="preserve"> стадии, когда дебит по нефти падает до 4.5 м³/</w:t>
       </w:r>
       <w:proofErr w:type="spellStart"/>
       <w:r>
@@ -21371,13 +21409,7 @@
         <w:rPr>
           <w:lang w:val="ru-RU"/>
         </w:rPr>
-        <w:t>Сопоставление моделей теплообмена с вмещающими по</w:t>
-      </w:r>
-      <w:r>
-        <w:rPr>
-          <w:lang w:val="ru-RU"/>
-        </w:rPr>
-        <w:t>родами</w:t>
+        <w:t>Сопоставление моделей теплообмена с вмещающими породами</w:t>
       </w:r>
     </w:p>
     <w:p>
@@ -21482,13 +21514,7 @@
         <w:rPr>
           <w:lang w:val="ru-RU"/>
         </w:rPr>
-        <w:t xml:space="preserve"> — на 2.3</w:t>
-      </w:r>
-      <w:r>
-        <w:rPr>
-          <w:lang w:val="ru-RU"/>
-        </w:rPr>
-        <w:t>°</w:t>
+        <w:t xml:space="preserve"> — на 2.3°</w:t>
       </w:r>
       <w:r>
         <w:t>C</w:t>
@@ -21511,13 +21537,7 @@
         <w:rPr>
           <w:lang w:val="ru-RU"/>
         </w:rPr>
-        <w:t xml:space="preserve"> систематически занижает теплоприток из вмещающих пород, поскольку отсчитывает время их прогрева от начала расчета, а не от момента прихода температурного фронта в данную ячейку; в результате расчетный пласт оказывается несколько холоднее,</w:t>
-      </w:r>
-      <w:r>
-        <w:rPr>
-          <w:lang w:val="ru-RU"/>
-        </w:rPr>
-        <w:t xml:space="preserve"> а показатели разработки — ниже.</w:t>
+        <w:t xml:space="preserve"> систематически занижает теплоприток из вмещающих пород, поскольку отсчитывает время их прогрева от начала расчета, а не от момента прихода температурного фронта в данную ячейку; в результате расчетный пласт оказывается несколько холоднее, а показатели разработки — ниже.</w:t>
       </w:r>
     </w:p>
     <w:p>
@@ -21532,13 +21552,7 @@
         <w:rPr>
           <w:lang w:val="ru-RU"/>
         </w:rPr>
-        <w:t>Существенно, что расхождение между двумя моделями теплообмена (0.5% по коэффициенту извлечения) на порядок меньше самого исследуемого эффекта учета теплообмена (4.1%). Следовательно, вывод о необходимости учитывать теплообмен с вмещающими породами не являе</w:t>
-      </w:r>
-      <w:r>
-        <w:rPr>
-          <w:lang w:val="ru-RU"/>
-        </w:rPr>
-        <w:t>тся следствием выбора конкретного приближения и сохраняется при любом из двух рассмотренных.</w:t>
+        <w:t>Существенно, что расхождение между двумя моделями теплообмена (0.5% по коэффициенту извлечения) на порядок меньше самого исследуемого эффекта учета теплообмена (4.1%). Следовательно, вывод о необходимости учитывать теплообмен с вмещающими породами не является следствием выбора конкретного приближения и сохраняется при любом из двух рассмотренных.</w:t>
       </w:r>
     </w:p>
     <w:p>
@@ -21585,14 +21599,7 @@
         <w:rPr>
           <w:lang w:val="ru-RU"/>
         </w:rPr>
-        <w:lastRenderedPageBreak/>
-        <w:t>Вклад кристаллов парафина в вязкость нефтяной фазы описан соотношением Криг</w:t>
-      </w:r>
-      <w:r>
-        <w:rPr>
-          <w:lang w:val="ru-RU"/>
-        </w:rPr>
-        <w:t>ера—</w:t>
+        <w:t>Вклад кристаллов парафина в вязкость нефтяной фазы описан соотношением Кригера—</w:t>
       </w:r>
       <w:proofErr w:type="spellStart"/>
       <w:r>
@@ -21606,13 +21613,7 @@
         <w:rPr>
           <w:lang w:val="ru-RU"/>
         </w:rPr>
-        <w:t xml:space="preserve"> для разбавленной суспензии. При содержании парафина 5% масс. объемная доля кристаллов не превышает 0.048 при предельной упаковке 0.6, поэтому соответствующий множитель не превосходит 1.13. Модель принципиально не воспроизводит гелеобразование, </w:t>
-      </w:r>
-      <w:r>
-        <w:rPr>
-          <w:lang w:val="ru-RU"/>
-        </w:rPr>
-        <w:t xml:space="preserve">наблюдаемое для </w:t>
+        <w:t xml:space="preserve"> для разбавленной суспензии. При содержании парафина 5% масс. объемная доля кристаллов не превышает 0.048 при предельной упаковке 0.6, поэтому соответствующий множитель не превосходит 1.13. Модель принципиально не воспроизводит гелеобразование, наблюдаемое для </w:t>
       </w:r>
       <w:proofErr w:type="spellStart"/>
       <w:r>
@@ -21654,13 +21655,7 @@
         <w:rPr>
           <w:lang w:val="ru-RU"/>
         </w:rPr>
-        <w:t xml:space="preserve"> с более высоким содержанием парафина и при температурах закачки, близких к температуре застывания, эффект парафина будет заметно сильнее получен</w:t>
-      </w:r>
-      <w:r>
-        <w:rPr>
-          <w:lang w:val="ru-RU"/>
-        </w:rPr>
-        <w:t>ного.</w:t>
+        <w:t xml:space="preserve"> с более высоким содержанием парафина и при температурах закачки, близких к температуре застывания, эффект парафина будет заметно сильнее полученного.</w:t>
       </w:r>
     </w:p>
     <w:p>
@@ -21703,13 +21698,7 @@
         <w:rPr>
           <w:lang w:val="ru-RU"/>
         </w:rPr>
-        <w:t xml:space="preserve"> диапазону. Поскольку именно она определяет чувствительность подвижности нефти к температуре, а значит и величину эффекта теплообмена, уточнение эт</w:t>
-      </w:r>
-      <w:r>
-        <w:rPr>
-          <w:lang w:val="ru-RU"/>
-        </w:rPr>
-        <w:t>ого параметра по замерам вязкости конкретной нефти изменит количественные оценки, оставляя качественные выводы в силе.</w:t>
+        <w:t xml:space="preserve"> диапазону. Поскольку именно она определяет чувствительность подвижности нефти к температуре, а значит и величину эффекта теплообмена, уточнение этого параметра по замерам вязкости конкретной нефти изменит количественные оценки, оставляя качественные выводы в силе.</w:t>
       </w:r>
     </w:p>
     <w:p>
@@ -21724,13 +21713,7 @@
         <w:rPr>
           <w:lang w:val="ru-RU"/>
         </w:rPr>
-        <w:t>Вынос осевших частиц потоком (суффозия) не учитывался ввиду недостатка экспериментальных данных о взаимодействии частиц парафина с поверх</w:t>
-      </w:r>
-      <w:r>
-        <w:rPr>
-          <w:lang w:val="ru-RU"/>
-        </w:rPr>
-        <w:t xml:space="preserve">ностью пор. Его учет ослабил бы </w:t>
+        <w:t xml:space="preserve">Вынос осевших частиц потоком (суффозия) не учитывался ввиду недостатка экспериментальных данных о взаимодействии частиц парафина с поверхностью пор. Его учет ослабил бы </w:t>
       </w:r>
       <w:proofErr w:type="spellStart"/>
       <w:r>
@@ -21773,13 +21756,7 @@
         <w:rPr>
           <w:lang w:val="ru-RU"/>
         </w:rPr>
-        <w:t xml:space="preserve"> эффект для нефти оценивается в 15–60% и, таким образом, сопоставим по величине с тем</w:t>
-      </w:r>
-      <w:r>
-        <w:rPr>
-          <w:lang w:val="ru-RU"/>
-        </w:rPr>
-        <w:t xml:space="preserve">пературным; его включение требует отдельного обоснования выбора коэффициента </w:t>
+        <w:t xml:space="preserve"> эффект для нефти оценивается в 15–60% и, таким образом, сопоставим по величине с температурным; его включение требует отдельного обоснования выбора коэффициента </w:t>
       </w:r>
       <w:proofErr w:type="spellStart"/>
       <w:r>
@@ -21805,6 +21782,7 @@
       <w:bookmarkEnd w:id="7"/>
       <w:bookmarkEnd w:id="12"/>
       <w:r>
+        <w:lastRenderedPageBreak/>
         <w:t>ЗАКЛЮЧЕНИЕ</w:t>
       </w:r>
     </w:p>
@@ -21823,13 +21801,7 @@
         <w:rPr>
           <w:lang w:val="ru-RU"/>
         </w:rPr>
-        <w:t>Численно исследовано влияние теплообмена через кровлю и подошву пласта и содержания растворенного парафина на показатели разработки при заводнении холодной водой. Показано, что при закачке воды с температурой ниже пластовой вмещающие породы служат для плас</w:t>
-      </w:r>
-      <w:r>
-        <w:rPr>
-          <w:lang w:val="ru-RU"/>
-        </w:rPr>
-        <w:t>та источником теплоты, а не стоком, вследствие чего пренебрежение теплообменом занижает расчетную температуру пласта — в рассмотренной постановке на 18.6°</w:t>
+        <w:t>Численно исследовано влияние теплообмена через кровлю и подошву пласта и содержания растворенного парафина на показатели разработки при заводнении холодной водой. Показано, что при закачке воды с температурой ниже пластовой вмещающие породы служат для пласта источником теплоты, а не стоком, вследствие чего пренебрежение теплообменом занижает расчетную температуру пласта — в рассмотренной постановке на 18.6°</w:t>
       </w:r>
       <w:r>
         <w:t>C</w:t>
@@ -21847,13 +21819,7 @@
         <w:rPr>
           <w:lang w:val="ru-RU"/>
         </w:rPr>
-        <w:t xml:space="preserve"> в середине </w:t>
-      </w:r>
-      <w:r>
-        <w:rPr>
-          <w:lang w:val="ru-RU"/>
-        </w:rPr>
-        <w:t>срока разработки.</w:t>
+        <w:t xml:space="preserve"> в середине срока разработки.</w:t>
       </w:r>
     </w:p>
     <w:p>
@@ -21871,13 +21837,7 @@
         <w:rPr>
           <w:lang w:val="ru-RU"/>
         </w:rPr>
-        <w:t xml:space="preserve">Занижение температуры завышает вязкость нефти и ухудшает отношение подвижностей фаз. В результате пренебрежение теплообменом с вмещающими породами занижает расчетный коэффициент извлечения нефти на 4.1% и завышает длительность разработки </w:t>
-      </w:r>
-      <w:r>
-        <w:rPr>
-          <w:lang w:val="ru-RU"/>
-        </w:rPr>
-        <w:t>на 11.1%. До прорыва воды оба варианта неразличимы; расхождение накапливается на поздней стадии.</w:t>
+        <w:t>Занижение температуры завышает вязкость нефти и ухудшает отношение подвижностей фаз. В результате пренебрежение теплообменом с вмещающими породами занижает расчетный коэффициент извлечения нефти на 4.1% и завышает длительность разработки на 11.1%. До прорыва воды оба варианта неразличимы; расхождение накапливается на поздней стадии.</w:t>
       </w:r>
     </w:p>
     <w:p>
@@ -21895,13 +21855,7 @@
         <w:rPr>
           <w:lang w:val="ru-RU"/>
         </w:rPr>
-        <w:t>Зона выпадения парафина не локализована у забоя нагнетательной скважины, а перемещается вслед за фронтом вытеснения, оставаясь в полосе между температурным и г</w:t>
-      </w:r>
-      <w:r>
-        <w:rPr>
-          <w:lang w:val="ru-RU"/>
-        </w:rPr>
-        <w:t>идродинамическим фронтами. К концу разработки область пониженной проницаемости охватывает почти весь пласт, а множитель проницаемости снижается до 0.712.</w:t>
+        <w:t>Зона выпадения парафина не локализована у забоя нагнетательной скважины, а перемещается вслед за фронтом вытеснения, оставаясь в полосе между температурным и гидродинамическим фронтами. К концу разработки область пониженной проницаемости охватывает почти весь пласт, а множитель проницаемости снижается до 0.712.</w:t>
       </w:r>
     </w:p>
     <w:p>
@@ -21919,13 +21873,7 @@
         <w:rPr>
           <w:lang w:val="ru-RU"/>
         </w:rPr>
-        <w:t>Содержание растворенного парафина влияет на коэффициент извлечения примерно втрое сильнее теплообмена.</w:t>
-      </w:r>
-      <w:r>
-        <w:rPr>
-          <w:lang w:val="ru-RU"/>
-        </w:rPr>
-        <w:t xml:space="preserve"> По коэффициенту извлечения вклады обоих факторов практически аддитивны — на взаимодействие приходится 2.7% суммарного изменения.</w:t>
+        <w:t>Содержание растворенного парафина влияет на коэффициент извлечения примерно втрое сильнее теплообмена. По коэффициенту извлечения вклады обоих факторов практически аддитивны — на взаимодействие приходится 2.7% суммарного изменения.</w:t>
       </w:r>
     </w:p>
     <w:p>
@@ -21957,13 +21905,7 @@
         <w:rPr>
           <w:lang w:val="ru-RU"/>
         </w:rPr>
-        <w:t>, причем эффект теплообмена меняет знак в зависимости от наличия пар</w:t>
-      </w:r>
-      <w:r>
-        <w:rPr>
-          <w:lang w:val="ru-RU"/>
-        </w:rPr>
-        <w:t xml:space="preserve">афина: при </w:t>
+        <w:t xml:space="preserve">, причем эффект теплообмена меняет знак в зависимости от наличия парафина: при </w:t>
       </w:r>
       <m:oMath>
         <m:sSub>
@@ -22063,14 +22005,7 @@
         <w:rPr>
           <w:lang w:val="ru-RU"/>
         </w:rPr>
-        <w:t xml:space="preserve"> — удлиняет на 113 </w:t>
-      </w:r>
-      <w:r>
-        <w:rPr>
-          <w:lang w:val="ru-RU"/>
-        </w:rPr>
-        <w:lastRenderedPageBreak/>
-        <w:t>сут. Причина — конкуренция двух каналов влияния температуры: улучшения отношения подвижностей и ослабления кольматации.</w:t>
+        <w:t xml:space="preserve"> — удлиняет на 113 сут. Причина — конкуренция двух каналов влияния температуры: улучшения отношения подвижностей и ослабления кольматации.</w:t>
       </w:r>
     </w:p>
     <w:p>
@@ -22102,13 +22037,7 @@
         <w:rPr>
           <w:lang w:val="ru-RU"/>
         </w:rPr>
-        <w:t xml:space="preserve"> и</w:t>
-      </w:r>
-      <w:r>
-        <w:rPr>
-          <w:lang w:val="ru-RU"/>
-        </w:rPr>
-        <w:t xml:space="preserve"> метода </w:t>
+        <w:t xml:space="preserve"> и метода </w:t>
       </w:r>
       <w:proofErr w:type="spellStart"/>
       <w:r>
@@ -22161,26 +22090,14 @@
         <w:rPr>
           <w:lang w:val="ru-RU"/>
         </w:rPr>
-        <w:t>пар</w:t>
-      </w:r>
-      <w:r>
-        <w:rPr>
-          <w:lang w:val="ru-RU"/>
-        </w:rPr>
-        <w:t>афинистых</w:t>
+        <w:t>парафинистых</w:t>
       </w:r>
       <w:proofErr w:type="spellEnd"/>
       <w:r>
         <w:rPr>
           <w:lang w:val="ru-RU"/>
         </w:rPr>
-        <w:t xml:space="preserve"> залежей маломощных пластов учет теплообмена через кровлю и подошву и содержания растворенного парафина необходим: без них прогноз коэффициента извлечения оказывается заниженным на 4% при пренебрежении теплообменом и на 16% при пренебрежении обоим</w:t>
-      </w:r>
-      <w:r>
-        <w:rPr>
-          <w:lang w:val="ru-RU"/>
-        </w:rPr>
-        <w:t>и факторами, а прогноз длительности разработки смещается на десятки процентов.</w:t>
+        <w:t xml:space="preserve"> залежей маломощных пластов учет теплообмена через кровлю и подошву и содержания растворенного парафина необходим: без них прогноз коэффициента извлечения оказывается заниженным на 4% при пренебрежении теплообменом и на 16% при пренебрежении обоими факторами, а прогноз длительности разработки смещается на десятки процентов.</w:t>
       </w:r>
     </w:p>
     <w:p>
@@ -22247,13 +22164,7 @@
         <w:rPr>
           <w:lang w:val="ru-RU"/>
         </w:rPr>
-        <w:t xml:space="preserve"> отложений и факторы интенсивности их формирования // Известия Томс</w:t>
-      </w:r>
-      <w:r>
-        <w:rPr>
-          <w:lang w:val="ru-RU"/>
-        </w:rPr>
-        <w:t xml:space="preserve">кого политехнического университета. </w:t>
+        <w:t xml:space="preserve"> отложений и факторы интенсивности их формирования // Известия Томского политехнического университета. </w:t>
       </w:r>
       <w:proofErr w:type="spellStart"/>
       <w:r>
@@ -22306,14 +22217,7 @@
           <w:i/>
           <w:iCs/>
         </w:rPr>
-        <w:t>Sandyga</w:t>
-      </w:r>
-      <w:r>
-        <w:rPr>
-          <w:i/>
-          <w:iCs/>
-        </w:rPr>
-        <w:t xml:space="preserve"> M.S., Struchkov I.A., Rogachev M.K.</w:t>
+        <w:t>Sandyga M.S., Struchkov I.A., Rogachev M.K.</w:t>
       </w:r>
       <w:r>
         <w:t xml:space="preserve"> Formation Damage Induced by Wax Deposition: Laboratory Investigations and Modeling // J. Petroleum Exploration and Production Technology. 2020. V. 10. P. 2541.</w:t>
@@ -22335,6 +22239,7 @@
         <w:rPr>
           <w:lang w:val="ru-RU"/>
         </w:rPr>
+        <w:lastRenderedPageBreak/>
         <w:t>[</w:t>
       </w:r>
       <w:r>
@@ -22344,13 +22249,7 @@
         <w:rPr>
           <w:lang w:val="ru-RU"/>
         </w:rPr>
-        <w:t>: источник — публикация в ТВТ по неизотермической филь</w:t>
-      </w:r>
-      <w:r>
-        <w:rPr>
-          <w:lang w:val="ru-RU"/>
-        </w:rPr>
-        <w:t xml:space="preserve">трации или тепломассопереносу в пористых средах; обязательна по правилам журнала, подобрать в архиве </w:t>
+        <w:t xml:space="preserve">: источник — публикация в ТВТ по неизотермической фильтрации или тепломассопереносу в пористых средах; обязательна по правилам журнала, подобрать в архиве </w:t>
       </w:r>
       <w:r>
         <w:t>http</w:t>
@@ -22421,10 +22320,7 @@
         <w:t>Lauwerier H.A.</w:t>
       </w:r>
       <w:r>
-        <w:t xml:space="preserve"> The Transport of Heat in an Oil Layer Caused by the Injection of Hot Fluid // Appl. Sci. Res. Sect. A. 1955. V. 5</w:t>
-      </w:r>
-      <w:r>
-        <w:t>. P. 145. [TODO: проверить выходные данные]</w:t>
+        <w:t xml:space="preserve"> The Transport of Heat in an Oil Layer Caused by the Injection of Hot Fluid // Appl. Sci. Res. Sect. A. 1955. V. 5. P. 145. [TODO: проверить выходные данные]</w:t>
       </w:r>
     </w:p>
     <w:p>
@@ -22495,10 +22391,7 @@
         <w:t>Vinsome P.K.W., Westerveld J.</w:t>
       </w:r>
       <w:r>
-        <w:t xml:space="preserve"> A Simple Method</w:t>
-      </w:r>
-      <w:r>
-        <w:t xml:space="preserve"> for Predicting Cap and Base Rock Heat Losses in Thermal Reservoir Simulators // J. Canadian Petroleum Technology. 1980. V. 19. № 3. P. 87. [TODO: проверить выходные данные]</w:t>
+        <w:t xml:space="preserve"> A Simple Method for Predicting Cap and Base Rock Heat Losses in Thermal Reservoir Simulators // J. Canadian Petroleum Technology. 1980. V. 19. № 3. P. 87. [TODO: проверить выходные данные]</w:t>
       </w:r>
     </w:p>
     <w:p>
@@ -22518,10 +22411,7 @@
         <w:t>Pruess K., Oldenburg C., Moridis G.</w:t>
       </w:r>
       <w:r>
-        <w:t xml:space="preserve"> TOUGH2 User’s Guide, Version 2. Report LBNL-43</w:t>
-      </w:r>
-      <w:r>
-        <w:t>134. Berkeley: Lawrence Berkeley National Laboratory, 1999.</w:t>
+        <w:t xml:space="preserve"> TOUGH2 User’s Guide, Version 2. Report LBNL-43134. Berkeley: Lawrence Berkeley National Laboratory, 1999.</w:t>
       </w:r>
     </w:p>
     <w:p>
@@ -22561,10 +22451,7 @@
         <w:t>Wang Sh., Civan F.</w:t>
       </w:r>
       <w:r>
-        <w:t xml:space="preserve"> Mode</w:t>
-      </w:r>
-      <w:r>
-        <w:t>ling Formation Damage by Asphaltene Deposition During Primary Oil Recovery // J. Energy Resour. Technol. 2005. V. 127. № 4. P. 310.</w:t>
+        <w:t xml:space="preserve"> Modeling Formation Damage by Asphaltene Deposition During Primary Oil Recovery // J. Energy Resour. Technol. 2005. V. 127. № 4. P. 310.</w:t>
       </w:r>
     </w:p>
     <w:p>
@@ -22584,10 +22471,7 @@
         <w:t>Wang Sh., Civan F.</w:t>
       </w:r>
       <w:r>
-        <w:t xml:space="preserve"> Model-Assisted Analysis of Simultaneous Paraffin and Asphaltene Deposition in Laboratory Core Tests // J.</w:t>
-      </w:r>
-      <w:r>
-        <w:t xml:space="preserve"> Energy Resour. Technol. 2005. V. 127. № 4. P. 318.</w:t>
+        <w:t xml:space="preserve"> Model-Assisted Analysis of Simultaneous Paraffin and Asphaltene Deposition in Laboratory Core Tests // J. Energy Resour. Technol. 2005. V. 127. № 4. P. 318.</w:t>
       </w:r>
     </w:p>
     <w:p>
@@ -22627,10 +22511,7 @@
         <w:t>Ring J.N., Wattenbarger R.A., Keating J.F., Peddibhotla S.</w:t>
       </w:r>
       <w:r>
-        <w:t xml:space="preserve"> Sim</w:t>
-      </w:r>
-      <w:r>
-        <w:t>ulation of Paraffin Deposition in Reservoirs // SPE Production &amp; Facilities. 1994. V. 9. № 1. P. 36.</w:t>
+        <w:t xml:space="preserve"> Simulation of Paraffin Deposition in Reservoirs // SPE Production &amp; Facilities. 1994. V. 9. № 1. P. 36.</w:t>
       </w:r>
     </w:p>
     <w:p>
@@ -22650,10 +22531,7 @@
         <w:t>Adeyanju O.A., Oyekunle L.O.</w:t>
       </w:r>
       <w:r>
-        <w:t xml:space="preserve"> Simulation of Paraffin Deposition in Petroleum Reservoirs // Advanced Studies in Petroleum Engineering Science. 2010. V. 2. № </w:t>
-      </w:r>
-      <w:r>
-        <w:t>3. P. 1.</w:t>
+        <w:t xml:space="preserve"> Simulation of Paraffin Deposition in Petroleum Reservoirs // Advanced Studies in Petroleum Engineering Science. 2010. V. 2. № 3. P. 1.</w:t>
       </w:r>
     </w:p>
     <w:p>
@@ -22690,14 +22568,10 @@
           <w:i/>
           <w:iCs/>
         </w:rPr>
-        <w:lastRenderedPageBreak/>
         <w:t>Nikiforov A.I., Zakirov T.R., Nikiforov G.A.</w:t>
       </w:r>
       <w:r>
-        <w:t xml:space="preserve"> Model for Treatment of Oil Reservoirs with Polymer-Dispersed Systems // Chem. Technol</w:t>
-      </w:r>
-      <w:r>
-        <w:t>. Fuels Oils. 2015. V. 51. № 1. P. 105.</w:t>
+        <w:t xml:space="preserve"> Model for Treatment of Oil Reservoirs with Polymer-Dispersed Systems // Chem. Technol. Fuels Oils. 2015. V. 51. № 1. P. 105.</w:t>
       </w:r>
     </w:p>
     <w:p>
@@ -22759,13 +22633,7 @@
         <w:rPr>
           <w:lang w:val="ru-RU"/>
         </w:rPr>
-        <w:t xml:space="preserve"> </w:t>
-      </w:r>
-      <w:r>
-        <w:rPr>
-          <w:lang w:val="ru-RU"/>
-        </w:rPr>
-        <w:t xml:space="preserve">Перенос частиц двухфазным фильтрационным потоком // Математическое моделирование. </w:t>
+        <w:t xml:space="preserve"> Перенос частиц двухфазным фильтрационным потоком // Математическое моделирование. </w:t>
       </w:r>
       <w:r>
         <w:t>1998. Т. 10. № 6. С. 42.</w:t>
@@ -22788,10 +22656,7 @@
         <w:t>Mousavi Dehghani S.A., Vafaie Sefti M., Mehdizadeh H., Shirkhanloo H.</w:t>
       </w:r>
       <w:r>
-        <w:t xml:space="preserve"> Solid Phase Equation of State Application for Wax Formation Prediction in Petro</w:t>
-      </w:r>
-      <w:r>
-        <w:t>leum Mixtures // Iranian J. Chem. Eng. 2008. V. 5. № 2. P. 3.</w:t>
+        <w:t xml:space="preserve"> Solid Phase Equation of State Application for Wax Formation Prediction in Petroleum Mixtures // Iranian J. Chem. Eng. 2008. V. 5. № 2. P. 3.</w:t>
       </w:r>
     </w:p>
     <w:p>
@@ -22875,13 +22740,7 @@
         <w:rPr>
           <w:lang w:val="ru-RU"/>
         </w:rPr>
-        <w:t xml:space="preserve"> Математическое моделирование гидродинамических процессов разработки м</w:t>
-      </w:r>
-      <w:r>
-        <w:rPr>
-          <w:lang w:val="ru-RU"/>
-        </w:rPr>
-        <w:t xml:space="preserve">есторождений углеводородов. </w:t>
+        <w:t xml:space="preserve"> Математическое моделирование гидродинамических процессов разработки месторождений углеводородов. </w:t>
       </w:r>
       <w:r>
         <w:t>М.–</w:t>
@@ -23049,13 +22908,7 @@
         <w:rPr>
           <w:lang w:val="ru-RU"/>
         </w:rPr>
-        <w:t>₂ = 12</w:t>
-      </w:r>
-      <w:r>
-        <w:rPr>
-          <w:lang w:val="ru-RU"/>
-        </w:rPr>
-        <w:t xml:space="preserve">95 </w:t>
+        <w:t xml:space="preserve">₂ = 1295 </w:t>
       </w:r>
       <w:proofErr w:type="spellStart"/>
       <w:r>
@@ -23160,13 +23013,7 @@
         <w:rPr>
           <w:lang w:val="ru-RU"/>
         </w:rPr>
-        <w:t xml:space="preserve">Рис. 2. Дебит добывающей скважины по нефти (черные </w:t>
-      </w:r>
-      <w:r>
-        <w:rPr>
-          <w:lang w:val="ru-RU"/>
-        </w:rPr>
-        <w:t xml:space="preserve">линии, левая ось) и обводненность (серые линии, правая ось): 1 — теплообмен учитывается, </w:t>
+        <w:t xml:space="preserve">Рис. 2. Дебит добывающей скважины по нефти (черные линии, левая ось) и обводненность (серые линии, правая ось): 1 — теплообмен учитывается, </w:t>
       </w:r>
       <w:r>
         <w:t>w</w:t>
@@ -23175,13 +23022,7 @@
         <w:rPr>
           <w:lang w:val="ru-RU"/>
         </w:rPr>
-        <w:t>ₚ</w:t>
-      </w:r>
-      <w:r>
-        <w:rPr>
-          <w:lang w:val="ru-RU"/>
-        </w:rPr>
-        <w:t xml:space="preserve"> = 0.05; 2 — теплообмен не учитывается, </w:t>
+        <w:t xml:space="preserve">ₚ = 0.05; 2 — теплообмен не учитывается, </w:t>
       </w:r>
       <w:r>
         <w:t>w</w:t>
@@ -23190,13 +23031,7 @@
         <w:rPr>
           <w:lang w:val="ru-RU"/>
         </w:rPr>
-        <w:t>ₚ</w:t>
-      </w:r>
-      <w:r>
-        <w:rPr>
-          <w:lang w:val="ru-RU"/>
-        </w:rPr>
-        <w:t xml:space="preserve"> = 0.05; 3 — теплообмен не учитывается, </w:t>
+        <w:t xml:space="preserve">ₚ = 0.05; 3 — теплообмен не учитывается, </w:t>
       </w:r>
       <w:r>
         <w:t>w</w:t>
@@ -23205,13 +23040,7 @@
         <w:rPr>
           <w:lang w:val="ru-RU"/>
         </w:rPr>
-        <w:t>ₚ</w:t>
-      </w:r>
-      <w:r>
-        <w:rPr>
-          <w:lang w:val="ru-RU"/>
-        </w:rPr>
-        <w:t xml:space="preserve"> = 0.</w:t>
+        <w:t>ₚ = 0.</w:t>
       </w:r>
     </w:p>
     <w:p>
@@ -23297,13 +23126,7 @@
         <w:rPr>
           <w:lang w:val="ru-RU"/>
         </w:rPr>
-        <w:t>₀</w:t>
-      </w:r>
-      <w:r>
-        <w:rPr>
-          <w:lang w:val="ru-RU"/>
-        </w:rPr>
-        <w:t xml:space="preserve"> (а, в, д) и пористости </w:t>
+        <w:t xml:space="preserve">₀ (а, в, д) и пористости </w:t>
       </w:r>
       <w:r>
         <w:t>m</w:t>
@@ -23321,19 +23144,7 @@
         <w:rPr>
           <w:lang w:val="ru-RU"/>
         </w:rPr>
-        <w:t>₀</w:t>
-      </w:r>
-      <w:r>
-        <w:rPr>
-          <w:lang w:val="ru-RU"/>
-        </w:rPr>
-        <w:t xml:space="preserve"> (б, г, е</w:t>
-      </w:r>
-      <w:r>
-        <w:rPr>
-          <w:lang w:val="ru-RU"/>
-        </w:rPr>
-        <w:t xml:space="preserve">) для варианта 1 на моменты времени </w:t>
+        <w:t xml:space="preserve">₀ (б, г, е) для варианта 1 на моменты времени </w:t>
       </w:r>
       <w:r>
         <w:t>t</w:t>
@@ -23502,13 +23313,7 @@
         <w:rPr>
           <w:lang w:val="ru-RU"/>
         </w:rPr>
-        <w:t>₃ =</w:t>
-      </w:r>
-      <w:r>
-        <w:rPr>
-          <w:lang w:val="ru-RU"/>
-        </w:rPr>
-        <w:t xml:space="preserve"> 2394 </w:t>
+        <w:t xml:space="preserve">₃ = 2394 </w:t>
       </w:r>
       <w:proofErr w:type="spellStart"/>
       <w:r>
@@ -23770,13 +23575,7 @@
         <w:rPr>
           <w:lang w:val="ru-RU"/>
         </w:rPr>
-        <w:t>водонасыщенно</w:t>
-      </w:r>
-      <w:r>
-        <w:rPr>
-          <w:lang w:val="ru-RU"/>
-        </w:rPr>
-        <w:t>сти</w:t>
+        <w:t>водонасыщенности</w:t>
       </w:r>
       <w:proofErr w:type="spellEnd"/>
       <w:r>
@@ -23856,13 +23655,7 @@
         <w:rPr>
           <w:lang w:val="ru-RU"/>
         </w:rPr>
-        <w:t>ₚ</w:t>
-      </w:r>
-      <w:r>
-        <w:rPr>
-          <w:lang w:val="ru-RU"/>
-        </w:rPr>
-        <w:t xml:space="preserve"> = 0.05; 2 — теплообмен не учитывается, </w:t>
+        <w:t xml:space="preserve">ₚ = 0.05; 2 — теплообмен не учитывается, </w:t>
       </w:r>
       <w:r>
         <w:t>w</w:t>
@@ -23871,13 +23664,7 @@
         <w:rPr>
           <w:lang w:val="ru-RU"/>
         </w:rPr>
-        <w:t>ₚ</w:t>
-      </w:r>
-      <w:r>
-        <w:rPr>
-          <w:lang w:val="ru-RU"/>
-        </w:rPr>
-        <w:t xml:space="preserve"> = 0.05; 3 — теплообмен не учитывается, </w:t>
+        <w:t xml:space="preserve">ₚ = 0.05; 3 — теплообмен не учитывается, </w:t>
       </w:r>
       <w:r>
         <w:t>w</w:t>
@@ -23886,19 +23673,7 @@
         <w:rPr>
           <w:lang w:val="ru-RU"/>
         </w:rPr>
-        <w:t>ₚ</w:t>
-      </w:r>
-      <w:r>
-        <w:rPr>
-          <w:lang w:val="ru-RU"/>
-        </w:rPr>
-        <w:t xml:space="preserve"> = 0; 4 </w:t>
-      </w:r>
-      <w:r>
-        <w:rPr>
-          <w:lang w:val="ru-RU"/>
-        </w:rPr>
-        <w:t xml:space="preserve">— теплообмен по схеме </w:t>
+        <w:t xml:space="preserve">ₚ = 0; 4 — теплообмен по схеме </w:t>
       </w:r>
       <w:proofErr w:type="spellStart"/>
       <w:r>
@@ -23922,13 +23697,7 @@
         <w:rPr>
           <w:lang w:val="ru-RU"/>
         </w:rPr>
-        <w:t>ₚ</w:t>
-      </w:r>
-      <w:r>
-        <w:rPr>
-          <w:lang w:val="ru-RU"/>
-        </w:rPr>
-        <w:t xml:space="preserve"> = 0.05; 5 — теплообмен учитывается, </w:t>
+        <w:t xml:space="preserve">ₚ = 0.05; 5 — теплообмен учитывается, </w:t>
       </w:r>
       <w:r>
         <w:t>w</w:t>
@@ -23937,13 +23706,7 @@
         <w:rPr>
           <w:lang w:val="ru-RU"/>
         </w:rPr>
-        <w:t>ₚ</w:t>
-      </w:r>
-      <w:r>
-        <w:rPr>
-          <w:lang w:val="ru-RU"/>
-        </w:rPr>
-        <w:t xml:space="preserve"> = 0. </w:t>
+        <w:t xml:space="preserve">ₚ = 0. </w:t>
       </w:r>
       <w:proofErr w:type="spellStart"/>
       <w:r>
@@ -24377,6 +24140,13 @@
     <w:lsdException w:name="Placeholder Text" w:semiHidden="1"/>
     <w:lsdException w:name="Light Shading"/>
     <w:lsdException w:name="Light List"/>
+    <w:lsdException w:name="Light Grid"/>
+    <w:lsdException w:name="Medium Shading 1"/>
+    <w:lsdException w:name="Medium Shading 2"/>
+    <w:lsdException w:name="Medium List 1"/>
+    <w:lsdException w:name="Medium List 2"/>
+    <w:lsdException w:name="Medium Grid 1"/>
+    <w:lsdException w:name="Medium Grid 2"/>
     <w:lsdException w:name="Medium Grid 3"/>
     <w:lsdException w:name="Dark List"/>
     <w:lsdException w:name="Colorful Shading"/>
